--- a/Output/Tables/table1_PP_QCEasytrial.docx
+++ b/Output/Tables/table1_PP_QCEasytrial.docx
@@ -286,7 +286,7 @@
           <w:tcPr>
             <w:tcBorders>
               <w:bottom w:val="none" w:sz="0" w:space="0" w:color="000000"/>
-              <w:top w:val="single" w:sz="12" w:space="0" w:color="666666"/>
+              <w:top w:val="none" w:sz="0" w:space="0" w:color="000000"/>
               <w:left w:val="none" w:sz="0" w:space="0" w:color="000000"/>
               <w:right w:val="none" w:sz="0" w:space="0" w:color="000000"/>
             </w:tcBorders>
@@ -330,7 +330,7 @@
           <w:tcPr>
             <w:tcBorders>
               <w:bottom w:val="none" w:sz="0" w:space="0" w:color="000000"/>
-              <w:top w:val="single" w:sz="12" w:space="0" w:color="666666"/>
+              <w:top w:val="none" w:sz="0" w:space="0" w:color="000000"/>
               <w:left w:val="none" w:sz="0" w:space="0" w:color="000000"/>
               <w:right w:val="none" w:sz="0" w:space="0" w:color="000000"/>
             </w:tcBorders>
@@ -374,7 +374,7 @@
           <w:tcPr>
             <w:tcBorders>
               <w:bottom w:val="none" w:sz="0" w:space="0" w:color="000000"/>
-              <w:top w:val="single" w:sz="12" w:space="0" w:color="666666"/>
+              <w:top w:val="none" w:sz="0" w:space="0" w:color="000000"/>
               <w:left w:val="none" w:sz="0" w:space="0" w:color="000000"/>
               <w:right w:val="none" w:sz="0" w:space="0" w:color="000000"/>
             </w:tcBorders>
@@ -418,7 +418,7 @@
           <w:tcPr>
             <w:tcBorders>
               <w:bottom w:val="none" w:sz="0" w:space="0" w:color="000000"/>
-              <w:top w:val="single" w:sz="12" w:space="0" w:color="666666"/>
+              <w:top w:val="none" w:sz="0" w:space="0" w:color="000000"/>
               <w:left w:val="none" w:sz="0" w:space="0" w:color="000000"/>
               <w:right w:val="none" w:sz="0" w:space="0" w:color="000000"/>
             </w:tcBorders>
@@ -3780,7 +3780,7 @@
                 <w:szCs w:val="22"/>
                 <w:color w:val="000000"/>
               </w:rPr>
-              <w:t xml:space="preserve">SLE Duration (Months)</w:t>
+              <w:t xml:space="preserve">Smoking status</w:t>
             </w:r>
           </w:p>
         </w:tc>
@@ -3919,7 +3919,7 @@
       </w:tr>
       <w:tr>
         <w:trPr>
-          <w:trHeight w:val="572" w:hRule="auto"/>
+          <w:trHeight w:val="617" w:hRule="auto"/>
         </w:trPr>
         body21
         <w:tc>
@@ -3962,146 +3962,146 @@
                 <w:szCs w:val="22"/>
                 <w:color w:val="000000"/>
               </w:rPr>
-              <w:t xml:space="preserve">  N</w:t>
-            </w:r>
-          </w:p>
-        </w:tc>
-        <w:tc>
-          <w:tcPr>
-            <w:tcBorders>
-              <w:bottom w:val="none" w:sz="0" w:space="0" w:color="000000"/>
-              <w:top w:val="none" w:sz="0" w:space="0" w:color="000000"/>
-              <w:left w:val="none" w:sz="0" w:space="0" w:color="000000"/>
-              <w:right w:val="none" w:sz="0" w:space="0" w:color="000000"/>
-            </w:tcBorders>
-            <w:shd w:val="clear" w:color="auto" w:fill="FFFFFF"/>
-            <w:tcMar>
-              <w:top w:w="0" w:type="dxa"/>
-              <w:bottom w:w="0" w:type="dxa"/>
-              <w:left w:w="0" w:type="dxa"/>
-              <w:right w:w="0" w:type="dxa"/>
-            </w:tcMar>
-            <w:vAlign w:val="center"/>
-          </w:tcPr>
-          <w:p>
-            <w:pPr>
-              <w:pStyle w:val="Normal"/>
-              <w:jc w:val="center"/>
-              <w:pBdr>
-                <w:bottom w:val="none" w:sz="0" w:space="0" w:color="000000"/>
-                <w:top w:val="none" w:sz="0" w:space="0" w:color="000000"/>
-                <w:left w:val="none" w:sz="0" w:space="0" w:color="000000"/>
-                <w:right w:val="none" w:sz="0" w:space="0" w:color="000000"/>
-              </w:pBdr>
-              <w:spacing w:after="100" w:before="100" w:line="240"/>
-              <w:ind w:left="100" w:right="100" w:firstLine="0" w:firstLineChars="0"/>
-            </w:pPr>
-            <w:r>
-              <w:rPr>
-                <w:rFonts w:ascii="Arial" w:hAnsi="Arial" w:eastAsia="Arial" w:cs="Arial"/>
-                <w:i w:val="false"/>
-                <w:b w:val="false"/>
-                <w:u w:val="none"/>
-                <w:sz w:val="22"/>
-                <w:szCs w:val="22"/>
-                <w:color w:val="000000"/>
-              </w:rPr>
-              <w:t xml:space="preserve">27</w:t>
-            </w:r>
-          </w:p>
-        </w:tc>
-        <w:tc>
-          <w:tcPr>
-            <w:tcBorders>
-              <w:bottom w:val="none" w:sz="0" w:space="0" w:color="000000"/>
-              <w:top w:val="none" w:sz="0" w:space="0" w:color="000000"/>
-              <w:left w:val="none" w:sz="0" w:space="0" w:color="000000"/>
-              <w:right w:val="none" w:sz="0" w:space="0" w:color="000000"/>
-            </w:tcBorders>
-            <w:shd w:val="clear" w:color="auto" w:fill="FFFFFF"/>
-            <w:tcMar>
-              <w:top w:w="0" w:type="dxa"/>
-              <w:bottom w:w="0" w:type="dxa"/>
-              <w:left w:w="0" w:type="dxa"/>
-              <w:right w:w="0" w:type="dxa"/>
-            </w:tcMar>
-            <w:vAlign w:val="center"/>
-          </w:tcPr>
-          <w:p>
-            <w:pPr>
-              <w:pStyle w:val="Normal"/>
-              <w:jc w:val="center"/>
-              <w:pBdr>
-                <w:bottom w:val="none" w:sz="0" w:space="0" w:color="000000"/>
-                <w:top w:val="none" w:sz="0" w:space="0" w:color="000000"/>
-                <w:left w:val="none" w:sz="0" w:space="0" w:color="000000"/>
-                <w:right w:val="none" w:sz="0" w:space="0" w:color="000000"/>
-              </w:pBdr>
-              <w:spacing w:after="100" w:before="100" w:line="240"/>
-              <w:ind w:left="100" w:right="100" w:firstLine="0" w:firstLineChars="0"/>
-            </w:pPr>
-            <w:r>
-              <w:rPr>
-                <w:rFonts w:ascii="Arial" w:hAnsi="Arial" w:eastAsia="Arial" w:cs="Arial"/>
-                <w:i w:val="false"/>
-                <w:b w:val="false"/>
-                <w:u w:val="none"/>
-                <w:sz w:val="22"/>
-                <w:szCs w:val="22"/>
-                <w:color w:val="000000"/>
-              </w:rPr>
-              <w:t xml:space="preserve">12</w:t>
-            </w:r>
-          </w:p>
-        </w:tc>
-        <w:tc>
-          <w:tcPr>
-            <w:tcBorders>
-              <w:bottom w:val="none" w:sz="0" w:space="0" w:color="000000"/>
-              <w:top w:val="none" w:sz="0" w:space="0" w:color="000000"/>
-              <w:left w:val="none" w:sz="0" w:space="0" w:color="000000"/>
-              <w:right w:val="none" w:sz="0" w:space="0" w:color="000000"/>
-            </w:tcBorders>
-            <w:shd w:val="clear" w:color="auto" w:fill="FFFFFF"/>
-            <w:tcMar>
-              <w:top w:w="0" w:type="dxa"/>
-              <w:bottom w:w="0" w:type="dxa"/>
-              <w:left w:w="0" w:type="dxa"/>
-              <w:right w:w="0" w:type="dxa"/>
-            </w:tcMar>
-            <w:vAlign w:val="center"/>
-          </w:tcPr>
-          <w:p>
-            <w:pPr>
-              <w:pStyle w:val="Normal"/>
-              <w:jc w:val="center"/>
-              <w:pBdr>
-                <w:bottom w:val="none" w:sz="0" w:space="0" w:color="000000"/>
-                <w:top w:val="none" w:sz="0" w:space="0" w:color="000000"/>
-                <w:left w:val="none" w:sz="0" w:space="0" w:color="000000"/>
-                <w:right w:val="none" w:sz="0" w:space="0" w:color="000000"/>
-              </w:pBdr>
-              <w:spacing w:after="100" w:before="100" w:line="240"/>
-              <w:ind w:left="100" w:right="100" w:firstLine="0" w:firstLineChars="0"/>
-            </w:pPr>
-            <w:r>
-              <w:rPr>
-                <w:rFonts w:ascii="Arial" w:hAnsi="Arial" w:eastAsia="Arial" w:cs="Arial"/>
-                <w:i w:val="false"/>
-                <w:b w:val="false"/>
-                <w:u w:val="none"/>
-                <w:sz w:val="22"/>
-                <w:szCs w:val="22"/>
-                <w:color w:val="000000"/>
-              </w:rPr>
-              <w:t xml:space="preserve">39</w:t>
+              <w:t xml:space="preserve">  Current Smoker</w:t>
+            </w:r>
+          </w:p>
+        </w:tc>
+        <w:tc>
+          <w:tcPr>
+            <w:tcBorders>
+              <w:bottom w:val="none" w:sz="0" w:space="0" w:color="000000"/>
+              <w:top w:val="none" w:sz="0" w:space="0" w:color="000000"/>
+              <w:left w:val="none" w:sz="0" w:space="0" w:color="000000"/>
+              <w:right w:val="none" w:sz="0" w:space="0" w:color="000000"/>
+            </w:tcBorders>
+            <w:shd w:val="clear" w:color="auto" w:fill="FFFFFF"/>
+            <w:tcMar>
+              <w:top w:w="0" w:type="dxa"/>
+              <w:bottom w:w="0" w:type="dxa"/>
+              <w:left w:w="0" w:type="dxa"/>
+              <w:right w:w="0" w:type="dxa"/>
+            </w:tcMar>
+            <w:vAlign w:val="center"/>
+          </w:tcPr>
+          <w:p>
+            <w:pPr>
+              <w:pStyle w:val="Normal"/>
+              <w:jc w:val="center"/>
+              <w:pBdr>
+                <w:bottom w:val="none" w:sz="0" w:space="0" w:color="000000"/>
+                <w:top w:val="none" w:sz="0" w:space="0" w:color="000000"/>
+                <w:left w:val="none" w:sz="0" w:space="0" w:color="000000"/>
+                <w:right w:val="none" w:sz="0" w:space="0" w:color="000000"/>
+              </w:pBdr>
+              <w:spacing w:after="100" w:before="100" w:line="240"/>
+              <w:ind w:left="100" w:right="100" w:firstLine="0" w:firstLineChars="0"/>
+            </w:pPr>
+            <w:r>
+              <w:rPr>
+                <w:rFonts w:ascii="Arial" w:hAnsi="Arial" w:eastAsia="Arial" w:cs="Arial"/>
+                <w:i w:val="false"/>
+                <w:b w:val="false"/>
+                <w:u w:val="none"/>
+                <w:sz w:val="22"/>
+                <w:szCs w:val="22"/>
+                <w:color w:val="000000"/>
+              </w:rPr>
+              <w:t xml:space="preserve">5 (18.5%)</w:t>
+            </w:r>
+          </w:p>
+        </w:tc>
+        <w:tc>
+          <w:tcPr>
+            <w:tcBorders>
+              <w:bottom w:val="none" w:sz="0" w:space="0" w:color="000000"/>
+              <w:top w:val="none" w:sz="0" w:space="0" w:color="000000"/>
+              <w:left w:val="none" w:sz="0" w:space="0" w:color="000000"/>
+              <w:right w:val="none" w:sz="0" w:space="0" w:color="000000"/>
+            </w:tcBorders>
+            <w:shd w:val="clear" w:color="auto" w:fill="FFFFFF"/>
+            <w:tcMar>
+              <w:top w:w="0" w:type="dxa"/>
+              <w:bottom w:w="0" w:type="dxa"/>
+              <w:left w:w="0" w:type="dxa"/>
+              <w:right w:w="0" w:type="dxa"/>
+            </w:tcMar>
+            <w:vAlign w:val="center"/>
+          </w:tcPr>
+          <w:p>
+            <w:pPr>
+              <w:pStyle w:val="Normal"/>
+              <w:jc w:val="center"/>
+              <w:pBdr>
+                <w:bottom w:val="none" w:sz="0" w:space="0" w:color="000000"/>
+                <w:top w:val="none" w:sz="0" w:space="0" w:color="000000"/>
+                <w:left w:val="none" w:sz="0" w:space="0" w:color="000000"/>
+                <w:right w:val="none" w:sz="0" w:space="0" w:color="000000"/>
+              </w:pBdr>
+              <w:spacing w:after="100" w:before="100" w:line="240"/>
+              <w:ind w:left="100" w:right="100" w:firstLine="0" w:firstLineChars="0"/>
+            </w:pPr>
+            <w:r>
+              <w:rPr>
+                <w:rFonts w:ascii="Arial" w:hAnsi="Arial" w:eastAsia="Arial" w:cs="Arial"/>
+                <w:i w:val="false"/>
+                <w:b w:val="false"/>
+                <w:u w:val="none"/>
+                <w:sz w:val="22"/>
+                <w:szCs w:val="22"/>
+                <w:color w:val="000000"/>
+              </w:rPr>
+              <w:t xml:space="preserve">3 (25.0%)</w:t>
+            </w:r>
+          </w:p>
+        </w:tc>
+        <w:tc>
+          <w:tcPr>
+            <w:tcBorders>
+              <w:bottom w:val="none" w:sz="0" w:space="0" w:color="000000"/>
+              <w:top w:val="none" w:sz="0" w:space="0" w:color="000000"/>
+              <w:left w:val="none" w:sz="0" w:space="0" w:color="000000"/>
+              <w:right w:val="none" w:sz="0" w:space="0" w:color="000000"/>
+            </w:tcBorders>
+            <w:shd w:val="clear" w:color="auto" w:fill="FFFFFF"/>
+            <w:tcMar>
+              <w:top w:w="0" w:type="dxa"/>
+              <w:bottom w:w="0" w:type="dxa"/>
+              <w:left w:w="0" w:type="dxa"/>
+              <w:right w:w="0" w:type="dxa"/>
+            </w:tcMar>
+            <w:vAlign w:val="center"/>
+          </w:tcPr>
+          <w:p>
+            <w:pPr>
+              <w:pStyle w:val="Normal"/>
+              <w:jc w:val="center"/>
+              <w:pBdr>
+                <w:bottom w:val="none" w:sz="0" w:space="0" w:color="000000"/>
+                <w:top w:val="none" w:sz="0" w:space="0" w:color="000000"/>
+                <w:left w:val="none" w:sz="0" w:space="0" w:color="000000"/>
+                <w:right w:val="none" w:sz="0" w:space="0" w:color="000000"/>
+              </w:pBdr>
+              <w:spacing w:after="100" w:before="100" w:line="240"/>
+              <w:ind w:left="100" w:right="100" w:firstLine="0" w:firstLineChars="0"/>
+            </w:pPr>
+            <w:r>
+              <w:rPr>
+                <w:rFonts w:ascii="Arial" w:hAnsi="Arial" w:eastAsia="Arial" w:cs="Arial"/>
+                <w:i w:val="false"/>
+                <w:b w:val="false"/>
+                <w:u w:val="none"/>
+                <w:sz w:val="22"/>
+                <w:szCs w:val="22"/>
+                <w:color w:val="000000"/>
+              </w:rPr>
+              <w:t xml:space="preserve">8 (20.5%)</w:t>
             </w:r>
           </w:p>
         </w:tc>
       </w:tr>
       <w:tr>
         <w:trPr>
-          <w:trHeight w:val="615" w:hRule="auto"/>
+          <w:trHeight w:val="617" w:hRule="auto"/>
         </w:trPr>
         body22
         <w:tc>
@@ -4144,146 +4144,146 @@
                 <w:szCs w:val="22"/>
                 <w:color w:val="000000"/>
               </w:rPr>
-              <w:t xml:space="preserve">  Median [Q1, Q3]</w:t>
-            </w:r>
-          </w:p>
-        </w:tc>
-        <w:tc>
-          <w:tcPr>
-            <w:tcBorders>
-              <w:bottom w:val="none" w:sz="0" w:space="0" w:color="000000"/>
-              <w:top w:val="none" w:sz="0" w:space="0" w:color="000000"/>
-              <w:left w:val="none" w:sz="0" w:space="0" w:color="000000"/>
-              <w:right w:val="none" w:sz="0" w:space="0" w:color="000000"/>
-            </w:tcBorders>
-            <w:shd w:val="clear" w:color="auto" w:fill="FFFFFF"/>
-            <w:tcMar>
-              <w:top w:w="0" w:type="dxa"/>
-              <w:bottom w:w="0" w:type="dxa"/>
-              <w:left w:w="0" w:type="dxa"/>
-              <w:right w:w="0" w:type="dxa"/>
-            </w:tcMar>
-            <w:vAlign w:val="center"/>
-          </w:tcPr>
-          <w:p>
-            <w:pPr>
-              <w:pStyle w:val="Normal"/>
-              <w:jc w:val="center"/>
-              <w:pBdr>
-                <w:bottom w:val="none" w:sz="0" w:space="0" w:color="000000"/>
-                <w:top w:val="none" w:sz="0" w:space="0" w:color="000000"/>
-                <w:left w:val="none" w:sz="0" w:space="0" w:color="000000"/>
-                <w:right w:val="none" w:sz="0" w:space="0" w:color="000000"/>
-              </w:pBdr>
-              <w:spacing w:after="100" w:before="100" w:line="240"/>
-              <w:ind w:left="100" w:right="100" w:firstLine="0" w:firstLineChars="0"/>
-            </w:pPr>
-            <w:r>
-              <w:rPr>
-                <w:rFonts w:ascii="Arial" w:hAnsi="Arial" w:eastAsia="Arial" w:cs="Arial"/>
-                <w:i w:val="false"/>
-                <w:b w:val="false"/>
-                <w:u w:val="none"/>
-                <w:sz w:val="22"/>
-                <w:szCs w:val="22"/>
-                <w:color w:val="000000"/>
-              </w:rPr>
-              <w:t xml:space="preserve">102 [46.0, 197]</w:t>
-            </w:r>
-          </w:p>
-        </w:tc>
-        <w:tc>
-          <w:tcPr>
-            <w:tcBorders>
-              <w:bottom w:val="none" w:sz="0" w:space="0" w:color="000000"/>
-              <w:top w:val="none" w:sz="0" w:space="0" w:color="000000"/>
-              <w:left w:val="none" w:sz="0" w:space="0" w:color="000000"/>
-              <w:right w:val="none" w:sz="0" w:space="0" w:color="000000"/>
-            </w:tcBorders>
-            <w:shd w:val="clear" w:color="auto" w:fill="FFFFFF"/>
-            <w:tcMar>
-              <w:top w:w="0" w:type="dxa"/>
-              <w:bottom w:w="0" w:type="dxa"/>
-              <w:left w:w="0" w:type="dxa"/>
-              <w:right w:w="0" w:type="dxa"/>
-            </w:tcMar>
-            <w:vAlign w:val="center"/>
-          </w:tcPr>
-          <w:p>
-            <w:pPr>
-              <w:pStyle w:val="Normal"/>
-              <w:jc w:val="center"/>
-              <w:pBdr>
-                <w:bottom w:val="none" w:sz="0" w:space="0" w:color="000000"/>
-                <w:top w:val="none" w:sz="0" w:space="0" w:color="000000"/>
-                <w:left w:val="none" w:sz="0" w:space="0" w:color="000000"/>
-                <w:right w:val="none" w:sz="0" w:space="0" w:color="000000"/>
-              </w:pBdr>
-              <w:spacing w:after="100" w:before="100" w:line="240"/>
-              <w:ind w:left="100" w:right="100" w:firstLine="0" w:firstLineChars="0"/>
-            </w:pPr>
-            <w:r>
-              <w:rPr>
-                <w:rFonts w:ascii="Arial" w:hAnsi="Arial" w:eastAsia="Arial" w:cs="Arial"/>
-                <w:i w:val="false"/>
-                <w:b w:val="false"/>
-                <w:u w:val="none"/>
-                <w:sz w:val="22"/>
-                <w:szCs w:val="22"/>
-                <w:color w:val="000000"/>
-              </w:rPr>
-              <w:t xml:space="preserve">101 [48.8, 247]</w:t>
-            </w:r>
-          </w:p>
-        </w:tc>
-        <w:tc>
-          <w:tcPr>
-            <w:tcBorders>
-              <w:bottom w:val="none" w:sz="0" w:space="0" w:color="000000"/>
-              <w:top w:val="none" w:sz="0" w:space="0" w:color="000000"/>
-              <w:left w:val="none" w:sz="0" w:space="0" w:color="000000"/>
-              <w:right w:val="none" w:sz="0" w:space="0" w:color="000000"/>
-            </w:tcBorders>
-            <w:shd w:val="clear" w:color="auto" w:fill="FFFFFF"/>
-            <w:tcMar>
-              <w:top w:w="0" w:type="dxa"/>
-              <w:bottom w:w="0" w:type="dxa"/>
-              <w:left w:w="0" w:type="dxa"/>
-              <w:right w:w="0" w:type="dxa"/>
-            </w:tcMar>
-            <w:vAlign w:val="center"/>
-          </w:tcPr>
-          <w:p>
-            <w:pPr>
-              <w:pStyle w:val="Normal"/>
-              <w:jc w:val="center"/>
-              <w:pBdr>
-                <w:bottom w:val="none" w:sz="0" w:space="0" w:color="000000"/>
-                <w:top w:val="none" w:sz="0" w:space="0" w:color="000000"/>
-                <w:left w:val="none" w:sz="0" w:space="0" w:color="000000"/>
-                <w:right w:val="none" w:sz="0" w:space="0" w:color="000000"/>
-              </w:pBdr>
-              <w:spacing w:after="100" w:before="100" w:line="240"/>
-              <w:ind w:left="100" w:right="100" w:firstLine="0" w:firstLineChars="0"/>
-            </w:pPr>
-            <w:r>
-              <w:rPr>
-                <w:rFonts w:ascii="Arial" w:hAnsi="Arial" w:eastAsia="Arial" w:cs="Arial"/>
-                <w:i w:val="false"/>
-                <w:b w:val="false"/>
-                <w:u w:val="none"/>
-                <w:sz w:val="22"/>
-                <w:szCs w:val="22"/>
-                <w:color w:val="000000"/>
-              </w:rPr>
-              <w:t xml:space="preserve">102 [47.0, 203]</w:t>
+              <w:t xml:space="preserve">  Former Smoker</w:t>
+            </w:r>
+          </w:p>
+        </w:tc>
+        <w:tc>
+          <w:tcPr>
+            <w:tcBorders>
+              <w:bottom w:val="none" w:sz="0" w:space="0" w:color="000000"/>
+              <w:top w:val="none" w:sz="0" w:space="0" w:color="000000"/>
+              <w:left w:val="none" w:sz="0" w:space="0" w:color="000000"/>
+              <w:right w:val="none" w:sz="0" w:space="0" w:color="000000"/>
+            </w:tcBorders>
+            <w:shd w:val="clear" w:color="auto" w:fill="FFFFFF"/>
+            <w:tcMar>
+              <w:top w:w="0" w:type="dxa"/>
+              <w:bottom w:w="0" w:type="dxa"/>
+              <w:left w:w="0" w:type="dxa"/>
+              <w:right w:w="0" w:type="dxa"/>
+            </w:tcMar>
+            <w:vAlign w:val="center"/>
+          </w:tcPr>
+          <w:p>
+            <w:pPr>
+              <w:pStyle w:val="Normal"/>
+              <w:jc w:val="center"/>
+              <w:pBdr>
+                <w:bottom w:val="none" w:sz="0" w:space="0" w:color="000000"/>
+                <w:top w:val="none" w:sz="0" w:space="0" w:color="000000"/>
+                <w:left w:val="none" w:sz="0" w:space="0" w:color="000000"/>
+                <w:right w:val="none" w:sz="0" w:space="0" w:color="000000"/>
+              </w:pBdr>
+              <w:spacing w:after="100" w:before="100" w:line="240"/>
+              <w:ind w:left="100" w:right="100" w:firstLine="0" w:firstLineChars="0"/>
+            </w:pPr>
+            <w:r>
+              <w:rPr>
+                <w:rFonts w:ascii="Arial" w:hAnsi="Arial" w:eastAsia="Arial" w:cs="Arial"/>
+                <w:i w:val="false"/>
+                <w:b w:val="false"/>
+                <w:u w:val="none"/>
+                <w:sz w:val="22"/>
+                <w:szCs w:val="22"/>
+                <w:color w:val="000000"/>
+              </w:rPr>
+              <w:t xml:space="preserve">7 (25.9%)</w:t>
+            </w:r>
+          </w:p>
+        </w:tc>
+        <w:tc>
+          <w:tcPr>
+            <w:tcBorders>
+              <w:bottom w:val="none" w:sz="0" w:space="0" w:color="000000"/>
+              <w:top w:val="none" w:sz="0" w:space="0" w:color="000000"/>
+              <w:left w:val="none" w:sz="0" w:space="0" w:color="000000"/>
+              <w:right w:val="none" w:sz="0" w:space="0" w:color="000000"/>
+            </w:tcBorders>
+            <w:shd w:val="clear" w:color="auto" w:fill="FFFFFF"/>
+            <w:tcMar>
+              <w:top w:w="0" w:type="dxa"/>
+              <w:bottom w:w="0" w:type="dxa"/>
+              <w:left w:w="0" w:type="dxa"/>
+              <w:right w:w="0" w:type="dxa"/>
+            </w:tcMar>
+            <w:vAlign w:val="center"/>
+          </w:tcPr>
+          <w:p>
+            <w:pPr>
+              <w:pStyle w:val="Normal"/>
+              <w:jc w:val="center"/>
+              <w:pBdr>
+                <w:bottom w:val="none" w:sz="0" w:space="0" w:color="000000"/>
+                <w:top w:val="none" w:sz="0" w:space="0" w:color="000000"/>
+                <w:left w:val="none" w:sz="0" w:space="0" w:color="000000"/>
+                <w:right w:val="none" w:sz="0" w:space="0" w:color="000000"/>
+              </w:pBdr>
+              <w:spacing w:after="100" w:before="100" w:line="240"/>
+              <w:ind w:left="100" w:right="100" w:firstLine="0" w:firstLineChars="0"/>
+            </w:pPr>
+            <w:r>
+              <w:rPr>
+                <w:rFonts w:ascii="Arial" w:hAnsi="Arial" w:eastAsia="Arial" w:cs="Arial"/>
+                <w:i w:val="false"/>
+                <w:b w:val="false"/>
+                <w:u w:val="none"/>
+                <w:sz w:val="22"/>
+                <w:szCs w:val="22"/>
+                <w:color w:val="000000"/>
+              </w:rPr>
+              <w:t xml:space="preserve">2 (16.7%)</w:t>
+            </w:r>
+          </w:p>
+        </w:tc>
+        <w:tc>
+          <w:tcPr>
+            <w:tcBorders>
+              <w:bottom w:val="none" w:sz="0" w:space="0" w:color="000000"/>
+              <w:top w:val="none" w:sz="0" w:space="0" w:color="000000"/>
+              <w:left w:val="none" w:sz="0" w:space="0" w:color="000000"/>
+              <w:right w:val="none" w:sz="0" w:space="0" w:color="000000"/>
+            </w:tcBorders>
+            <w:shd w:val="clear" w:color="auto" w:fill="FFFFFF"/>
+            <w:tcMar>
+              <w:top w:w="0" w:type="dxa"/>
+              <w:bottom w:w="0" w:type="dxa"/>
+              <w:left w:w="0" w:type="dxa"/>
+              <w:right w:w="0" w:type="dxa"/>
+            </w:tcMar>
+            <w:vAlign w:val="center"/>
+          </w:tcPr>
+          <w:p>
+            <w:pPr>
+              <w:pStyle w:val="Normal"/>
+              <w:jc w:val="center"/>
+              <w:pBdr>
+                <w:bottom w:val="none" w:sz="0" w:space="0" w:color="000000"/>
+                <w:top w:val="none" w:sz="0" w:space="0" w:color="000000"/>
+                <w:left w:val="none" w:sz="0" w:space="0" w:color="000000"/>
+                <w:right w:val="none" w:sz="0" w:space="0" w:color="000000"/>
+              </w:pBdr>
+              <w:spacing w:after="100" w:before="100" w:line="240"/>
+              <w:ind w:left="100" w:right="100" w:firstLine="0" w:firstLineChars="0"/>
+            </w:pPr>
+            <w:r>
+              <w:rPr>
+                <w:rFonts w:ascii="Arial" w:hAnsi="Arial" w:eastAsia="Arial" w:cs="Arial"/>
+                <w:i w:val="false"/>
+                <w:b w:val="false"/>
+                <w:u w:val="none"/>
+                <w:sz w:val="22"/>
+                <w:szCs w:val="22"/>
+                <w:color w:val="000000"/>
+              </w:rPr>
+              <w:t xml:space="preserve">9 (23.1%)</w:t>
             </w:r>
           </w:p>
         </w:tc>
       </w:tr>
       <w:tr>
         <w:trPr>
-          <w:trHeight w:val="574" w:hRule="auto"/>
+          <w:trHeight w:val="617" w:hRule="auto"/>
         </w:trPr>
         body23
         <w:tc>
@@ -4326,146 +4326,146 @@
                 <w:szCs w:val="22"/>
                 <w:color w:val="000000"/>
               </w:rPr>
-              <w:t xml:space="preserve">  NMISS</w:t>
-            </w:r>
-          </w:p>
-        </w:tc>
-        <w:tc>
-          <w:tcPr>
-            <w:tcBorders>
-              <w:bottom w:val="none" w:sz="0" w:space="0" w:color="000000"/>
-              <w:top w:val="none" w:sz="0" w:space="0" w:color="000000"/>
-              <w:left w:val="none" w:sz="0" w:space="0" w:color="000000"/>
-              <w:right w:val="none" w:sz="0" w:space="0" w:color="000000"/>
-            </w:tcBorders>
-            <w:shd w:val="clear" w:color="auto" w:fill="FFFFFF"/>
-            <w:tcMar>
-              <w:top w:w="0" w:type="dxa"/>
-              <w:bottom w:w="0" w:type="dxa"/>
-              <w:left w:w="0" w:type="dxa"/>
-              <w:right w:w="0" w:type="dxa"/>
-            </w:tcMar>
-            <w:vAlign w:val="center"/>
-          </w:tcPr>
-          <w:p>
-            <w:pPr>
-              <w:pStyle w:val="Normal"/>
-              <w:jc w:val="center"/>
-              <w:pBdr>
-                <w:bottom w:val="none" w:sz="0" w:space="0" w:color="000000"/>
-                <w:top w:val="none" w:sz="0" w:space="0" w:color="000000"/>
-                <w:left w:val="none" w:sz="0" w:space="0" w:color="000000"/>
-                <w:right w:val="none" w:sz="0" w:space="0" w:color="000000"/>
-              </w:pBdr>
-              <w:spacing w:after="100" w:before="100" w:line="240"/>
-              <w:ind w:left="100" w:right="100" w:firstLine="0" w:firstLineChars="0"/>
-            </w:pPr>
-            <w:r>
-              <w:rPr>
-                <w:rFonts w:ascii="Arial" w:hAnsi="Arial" w:eastAsia="Arial" w:cs="Arial"/>
-                <w:i w:val="false"/>
-                <w:b w:val="false"/>
-                <w:u w:val="none"/>
-                <w:sz w:val="22"/>
-                <w:szCs w:val="22"/>
-                <w:color w:val="000000"/>
-              </w:rPr>
-              <w:t xml:space="preserve">0</w:t>
-            </w:r>
-          </w:p>
-        </w:tc>
-        <w:tc>
-          <w:tcPr>
-            <w:tcBorders>
-              <w:bottom w:val="none" w:sz="0" w:space="0" w:color="000000"/>
-              <w:top w:val="none" w:sz="0" w:space="0" w:color="000000"/>
-              <w:left w:val="none" w:sz="0" w:space="0" w:color="000000"/>
-              <w:right w:val="none" w:sz="0" w:space="0" w:color="000000"/>
-            </w:tcBorders>
-            <w:shd w:val="clear" w:color="auto" w:fill="FFFFFF"/>
-            <w:tcMar>
-              <w:top w:w="0" w:type="dxa"/>
-              <w:bottom w:w="0" w:type="dxa"/>
-              <w:left w:w="0" w:type="dxa"/>
-              <w:right w:w="0" w:type="dxa"/>
-            </w:tcMar>
-            <w:vAlign w:val="center"/>
-          </w:tcPr>
-          <w:p>
-            <w:pPr>
-              <w:pStyle w:val="Normal"/>
-              <w:jc w:val="center"/>
-              <w:pBdr>
-                <w:bottom w:val="none" w:sz="0" w:space="0" w:color="000000"/>
-                <w:top w:val="none" w:sz="0" w:space="0" w:color="000000"/>
-                <w:left w:val="none" w:sz="0" w:space="0" w:color="000000"/>
-                <w:right w:val="none" w:sz="0" w:space="0" w:color="000000"/>
-              </w:pBdr>
-              <w:spacing w:after="100" w:before="100" w:line="240"/>
-              <w:ind w:left="100" w:right="100" w:firstLine="0" w:firstLineChars="0"/>
-            </w:pPr>
-            <w:r>
-              <w:rPr>
-                <w:rFonts w:ascii="Arial" w:hAnsi="Arial" w:eastAsia="Arial" w:cs="Arial"/>
-                <w:i w:val="false"/>
-                <w:b w:val="false"/>
-                <w:u w:val="none"/>
-                <w:sz w:val="22"/>
-                <w:szCs w:val="22"/>
-                <w:color w:val="000000"/>
-              </w:rPr>
-              <w:t xml:space="preserve">0</w:t>
-            </w:r>
-          </w:p>
-        </w:tc>
-        <w:tc>
-          <w:tcPr>
-            <w:tcBorders>
-              <w:bottom w:val="none" w:sz="0" w:space="0" w:color="000000"/>
-              <w:top w:val="none" w:sz="0" w:space="0" w:color="000000"/>
-              <w:left w:val="none" w:sz="0" w:space="0" w:color="000000"/>
-              <w:right w:val="none" w:sz="0" w:space="0" w:color="000000"/>
-            </w:tcBorders>
-            <w:shd w:val="clear" w:color="auto" w:fill="FFFFFF"/>
-            <w:tcMar>
-              <w:top w:w="0" w:type="dxa"/>
-              <w:bottom w:w="0" w:type="dxa"/>
-              <w:left w:w="0" w:type="dxa"/>
-              <w:right w:w="0" w:type="dxa"/>
-            </w:tcMar>
-            <w:vAlign w:val="center"/>
-          </w:tcPr>
-          <w:p>
-            <w:pPr>
-              <w:pStyle w:val="Normal"/>
-              <w:jc w:val="center"/>
-              <w:pBdr>
-                <w:bottom w:val="none" w:sz="0" w:space="0" w:color="000000"/>
-                <w:top w:val="none" w:sz="0" w:space="0" w:color="000000"/>
-                <w:left w:val="none" w:sz="0" w:space="0" w:color="000000"/>
-                <w:right w:val="none" w:sz="0" w:space="0" w:color="000000"/>
-              </w:pBdr>
-              <w:spacing w:after="100" w:before="100" w:line="240"/>
-              <w:ind w:left="100" w:right="100" w:firstLine="0" w:firstLineChars="0"/>
-            </w:pPr>
-            <w:r>
-              <w:rPr>
-                <w:rFonts w:ascii="Arial" w:hAnsi="Arial" w:eastAsia="Arial" w:cs="Arial"/>
-                <w:i w:val="false"/>
-                <w:b w:val="false"/>
-                <w:u w:val="none"/>
-                <w:sz w:val="22"/>
-                <w:szCs w:val="22"/>
-                <w:color w:val="000000"/>
-              </w:rPr>
-              <w:t xml:space="preserve">0</w:t>
+              <w:t xml:space="preserve">  Never Smoker</w:t>
+            </w:r>
+          </w:p>
+        </w:tc>
+        <w:tc>
+          <w:tcPr>
+            <w:tcBorders>
+              <w:bottom w:val="none" w:sz="0" w:space="0" w:color="000000"/>
+              <w:top w:val="none" w:sz="0" w:space="0" w:color="000000"/>
+              <w:left w:val="none" w:sz="0" w:space="0" w:color="000000"/>
+              <w:right w:val="none" w:sz="0" w:space="0" w:color="000000"/>
+            </w:tcBorders>
+            <w:shd w:val="clear" w:color="auto" w:fill="FFFFFF"/>
+            <w:tcMar>
+              <w:top w:w="0" w:type="dxa"/>
+              <w:bottom w:w="0" w:type="dxa"/>
+              <w:left w:w="0" w:type="dxa"/>
+              <w:right w:w="0" w:type="dxa"/>
+            </w:tcMar>
+            <w:vAlign w:val="center"/>
+          </w:tcPr>
+          <w:p>
+            <w:pPr>
+              <w:pStyle w:val="Normal"/>
+              <w:jc w:val="center"/>
+              <w:pBdr>
+                <w:bottom w:val="none" w:sz="0" w:space="0" w:color="000000"/>
+                <w:top w:val="none" w:sz="0" w:space="0" w:color="000000"/>
+                <w:left w:val="none" w:sz="0" w:space="0" w:color="000000"/>
+                <w:right w:val="none" w:sz="0" w:space="0" w:color="000000"/>
+              </w:pBdr>
+              <w:spacing w:after="100" w:before="100" w:line="240"/>
+              <w:ind w:left="100" w:right="100" w:firstLine="0" w:firstLineChars="0"/>
+            </w:pPr>
+            <w:r>
+              <w:rPr>
+                <w:rFonts w:ascii="Arial" w:hAnsi="Arial" w:eastAsia="Arial" w:cs="Arial"/>
+                <w:i w:val="false"/>
+                <w:b w:val="false"/>
+                <w:u w:val="none"/>
+                <w:sz w:val="22"/>
+                <w:szCs w:val="22"/>
+                <w:color w:val="000000"/>
+              </w:rPr>
+              <w:t xml:space="preserve">12 (44.4%)</w:t>
+            </w:r>
+          </w:p>
+        </w:tc>
+        <w:tc>
+          <w:tcPr>
+            <w:tcBorders>
+              <w:bottom w:val="none" w:sz="0" w:space="0" w:color="000000"/>
+              <w:top w:val="none" w:sz="0" w:space="0" w:color="000000"/>
+              <w:left w:val="none" w:sz="0" w:space="0" w:color="000000"/>
+              <w:right w:val="none" w:sz="0" w:space="0" w:color="000000"/>
+            </w:tcBorders>
+            <w:shd w:val="clear" w:color="auto" w:fill="FFFFFF"/>
+            <w:tcMar>
+              <w:top w:w="0" w:type="dxa"/>
+              <w:bottom w:w="0" w:type="dxa"/>
+              <w:left w:w="0" w:type="dxa"/>
+              <w:right w:w="0" w:type="dxa"/>
+            </w:tcMar>
+            <w:vAlign w:val="center"/>
+          </w:tcPr>
+          <w:p>
+            <w:pPr>
+              <w:pStyle w:val="Normal"/>
+              <w:jc w:val="center"/>
+              <w:pBdr>
+                <w:bottom w:val="none" w:sz="0" w:space="0" w:color="000000"/>
+                <w:top w:val="none" w:sz="0" w:space="0" w:color="000000"/>
+                <w:left w:val="none" w:sz="0" w:space="0" w:color="000000"/>
+                <w:right w:val="none" w:sz="0" w:space="0" w:color="000000"/>
+              </w:pBdr>
+              <w:spacing w:after="100" w:before="100" w:line="240"/>
+              <w:ind w:left="100" w:right="100" w:firstLine="0" w:firstLineChars="0"/>
+            </w:pPr>
+            <w:r>
+              <w:rPr>
+                <w:rFonts w:ascii="Arial" w:hAnsi="Arial" w:eastAsia="Arial" w:cs="Arial"/>
+                <w:i w:val="false"/>
+                <w:b w:val="false"/>
+                <w:u w:val="none"/>
+                <w:sz w:val="22"/>
+                <w:szCs w:val="22"/>
+                <w:color w:val="000000"/>
+              </w:rPr>
+              <w:t xml:space="preserve">7 (58.3%)</w:t>
+            </w:r>
+          </w:p>
+        </w:tc>
+        <w:tc>
+          <w:tcPr>
+            <w:tcBorders>
+              <w:bottom w:val="none" w:sz="0" w:space="0" w:color="000000"/>
+              <w:top w:val="none" w:sz="0" w:space="0" w:color="000000"/>
+              <w:left w:val="none" w:sz="0" w:space="0" w:color="000000"/>
+              <w:right w:val="none" w:sz="0" w:space="0" w:color="000000"/>
+            </w:tcBorders>
+            <w:shd w:val="clear" w:color="auto" w:fill="FFFFFF"/>
+            <w:tcMar>
+              <w:top w:w="0" w:type="dxa"/>
+              <w:bottom w:w="0" w:type="dxa"/>
+              <w:left w:w="0" w:type="dxa"/>
+              <w:right w:w="0" w:type="dxa"/>
+            </w:tcMar>
+            <w:vAlign w:val="center"/>
+          </w:tcPr>
+          <w:p>
+            <w:pPr>
+              <w:pStyle w:val="Normal"/>
+              <w:jc w:val="center"/>
+              <w:pBdr>
+                <w:bottom w:val="none" w:sz="0" w:space="0" w:color="000000"/>
+                <w:top w:val="none" w:sz="0" w:space="0" w:color="000000"/>
+                <w:left w:val="none" w:sz="0" w:space="0" w:color="000000"/>
+                <w:right w:val="none" w:sz="0" w:space="0" w:color="000000"/>
+              </w:pBdr>
+              <w:spacing w:after="100" w:before="100" w:line="240"/>
+              <w:ind w:left="100" w:right="100" w:firstLine="0" w:firstLineChars="0"/>
+            </w:pPr>
+            <w:r>
+              <w:rPr>
+                <w:rFonts w:ascii="Arial" w:hAnsi="Arial" w:eastAsia="Arial" w:cs="Arial"/>
+                <w:i w:val="false"/>
+                <w:b w:val="false"/>
+                <w:u w:val="none"/>
+                <w:sz w:val="22"/>
+                <w:szCs w:val="22"/>
+                <w:color w:val="000000"/>
+              </w:rPr>
+              <w:t xml:space="preserve">19 (48.7%)</w:t>
             </w:r>
           </w:p>
         </w:tc>
       </w:tr>
       <w:tr>
         <w:trPr>
-          <w:trHeight w:val="574" w:hRule="auto"/>
+          <w:trHeight w:val="617" w:hRule="auto"/>
         </w:trPr>
         body24
         <w:tc>
@@ -4508,7 +4508,7 @@
                 <w:szCs w:val="22"/>
                 <w:color w:val="000000"/>
               </w:rPr>
-              <w:t xml:space="preserve">SLEDAI</w:t>
+              <w:t xml:space="preserve">Smoking pack years (years)</w:t>
             </w:r>
           </w:p>
         </w:tc>
@@ -4647,7 +4647,7 @@
       </w:tr>
       <w:tr>
         <w:trPr>
-          <w:trHeight w:val="572" w:hRule="auto"/>
+          <w:trHeight w:val="571" w:hRule="auto"/>
         </w:trPr>
         body25
         <w:tc>
@@ -4734,50 +4734,6 @@
                 <w:szCs w:val="22"/>
                 <w:color w:val="000000"/>
               </w:rPr>
-              <w:t xml:space="preserve">25</w:t>
-            </w:r>
-          </w:p>
-        </w:tc>
-        <w:tc>
-          <w:tcPr>
-            <w:tcBorders>
-              <w:bottom w:val="none" w:sz="0" w:space="0" w:color="000000"/>
-              <w:top w:val="none" w:sz="0" w:space="0" w:color="000000"/>
-              <w:left w:val="none" w:sz="0" w:space="0" w:color="000000"/>
-              <w:right w:val="none" w:sz="0" w:space="0" w:color="000000"/>
-            </w:tcBorders>
-            <w:shd w:val="clear" w:color="auto" w:fill="FFFFFF"/>
-            <w:tcMar>
-              <w:top w:w="0" w:type="dxa"/>
-              <w:bottom w:w="0" w:type="dxa"/>
-              <w:left w:w="0" w:type="dxa"/>
-              <w:right w:w="0" w:type="dxa"/>
-            </w:tcMar>
-            <w:vAlign w:val="center"/>
-          </w:tcPr>
-          <w:p>
-            <w:pPr>
-              <w:pStyle w:val="Normal"/>
-              <w:jc w:val="center"/>
-              <w:pBdr>
-                <w:bottom w:val="none" w:sz="0" w:space="0" w:color="000000"/>
-                <w:top w:val="none" w:sz="0" w:space="0" w:color="000000"/>
-                <w:left w:val="none" w:sz="0" w:space="0" w:color="000000"/>
-                <w:right w:val="none" w:sz="0" w:space="0" w:color="000000"/>
-              </w:pBdr>
-              <w:spacing w:after="100" w:before="100" w:line="240"/>
-              <w:ind w:left="100" w:right="100" w:firstLine="0" w:firstLineChars="0"/>
-            </w:pPr>
-            <w:r>
-              <w:rPr>
-                <w:rFonts w:ascii="Arial" w:hAnsi="Arial" w:eastAsia="Arial" w:cs="Arial"/>
-                <w:i w:val="false"/>
-                <w:b w:val="false"/>
-                <w:u w:val="none"/>
-                <w:sz w:val="22"/>
-                <w:szCs w:val="22"/>
-                <w:color w:val="000000"/>
-              </w:rPr>
               <w:t xml:space="preserve">12</w:t>
             </w:r>
           </w:p>
@@ -4822,7 +4778,51 @@
                 <w:szCs w:val="22"/>
                 <w:color w:val="000000"/>
               </w:rPr>
-              <w:t xml:space="preserve">37</w:t>
+              <w:t xml:space="preserve">4</w:t>
+            </w:r>
+          </w:p>
+        </w:tc>
+        <w:tc>
+          <w:tcPr>
+            <w:tcBorders>
+              <w:bottom w:val="none" w:sz="0" w:space="0" w:color="000000"/>
+              <w:top w:val="none" w:sz="0" w:space="0" w:color="000000"/>
+              <w:left w:val="none" w:sz="0" w:space="0" w:color="000000"/>
+              <w:right w:val="none" w:sz="0" w:space="0" w:color="000000"/>
+            </w:tcBorders>
+            <w:shd w:val="clear" w:color="auto" w:fill="FFFFFF"/>
+            <w:tcMar>
+              <w:top w:w="0" w:type="dxa"/>
+              <w:bottom w:w="0" w:type="dxa"/>
+              <w:left w:w="0" w:type="dxa"/>
+              <w:right w:w="0" w:type="dxa"/>
+            </w:tcMar>
+            <w:vAlign w:val="center"/>
+          </w:tcPr>
+          <w:p>
+            <w:pPr>
+              <w:pStyle w:val="Normal"/>
+              <w:jc w:val="center"/>
+              <w:pBdr>
+                <w:bottom w:val="none" w:sz="0" w:space="0" w:color="000000"/>
+                <w:top w:val="none" w:sz="0" w:space="0" w:color="000000"/>
+                <w:left w:val="none" w:sz="0" w:space="0" w:color="000000"/>
+                <w:right w:val="none" w:sz="0" w:space="0" w:color="000000"/>
+              </w:pBdr>
+              <w:spacing w:after="100" w:before="100" w:line="240"/>
+              <w:ind w:left="100" w:right="100" w:firstLine="0" w:firstLineChars="0"/>
+            </w:pPr>
+            <w:r>
+              <w:rPr>
+                <w:rFonts w:ascii="Arial" w:hAnsi="Arial" w:eastAsia="Arial" w:cs="Arial"/>
+                <w:i w:val="false"/>
+                <w:b w:val="false"/>
+                <w:u w:val="none"/>
+                <w:sz w:val="22"/>
+                <w:szCs w:val="22"/>
+                <w:color w:val="000000"/>
+              </w:rPr>
+              <w:t xml:space="preserve">16</w:t>
             </w:r>
           </w:p>
         </w:tc>
@@ -4916,95 +4916,95 @@
                 <w:szCs w:val="22"/>
                 <w:color w:val="000000"/>
               </w:rPr>
-              <w:t xml:space="preserve">6.00 [2.00, 8.00]</w:t>
-            </w:r>
-          </w:p>
-        </w:tc>
-        <w:tc>
-          <w:tcPr>
-            <w:tcBorders>
-              <w:bottom w:val="none" w:sz="0" w:space="0" w:color="000000"/>
-              <w:top w:val="none" w:sz="0" w:space="0" w:color="000000"/>
-              <w:left w:val="none" w:sz="0" w:space="0" w:color="000000"/>
-              <w:right w:val="none" w:sz="0" w:space="0" w:color="000000"/>
-            </w:tcBorders>
-            <w:shd w:val="clear" w:color="auto" w:fill="FFFFFF"/>
-            <w:tcMar>
-              <w:top w:w="0" w:type="dxa"/>
-              <w:bottom w:w="0" w:type="dxa"/>
-              <w:left w:w="0" w:type="dxa"/>
-              <w:right w:w="0" w:type="dxa"/>
-            </w:tcMar>
-            <w:vAlign w:val="center"/>
-          </w:tcPr>
-          <w:p>
-            <w:pPr>
-              <w:pStyle w:val="Normal"/>
-              <w:jc w:val="center"/>
-              <w:pBdr>
-                <w:bottom w:val="none" w:sz="0" w:space="0" w:color="000000"/>
-                <w:top w:val="none" w:sz="0" w:space="0" w:color="000000"/>
-                <w:left w:val="none" w:sz="0" w:space="0" w:color="000000"/>
-                <w:right w:val="none" w:sz="0" w:space="0" w:color="000000"/>
-              </w:pBdr>
-              <w:spacing w:after="100" w:before="100" w:line="240"/>
-              <w:ind w:left="100" w:right="100" w:firstLine="0" w:firstLineChars="0"/>
-            </w:pPr>
-            <w:r>
-              <w:rPr>
-                <w:rFonts w:ascii="Arial" w:hAnsi="Arial" w:eastAsia="Arial" w:cs="Arial"/>
-                <w:i w:val="false"/>
-                <w:b w:val="false"/>
-                <w:u w:val="none"/>
-                <w:sz w:val="22"/>
-                <w:szCs w:val="22"/>
-                <w:color w:val="000000"/>
-              </w:rPr>
-              <w:t xml:space="preserve">6.00 [4.00, 8.50]</w:t>
-            </w:r>
-          </w:p>
-        </w:tc>
-        <w:tc>
-          <w:tcPr>
-            <w:tcBorders>
-              <w:bottom w:val="none" w:sz="0" w:space="0" w:color="000000"/>
-              <w:top w:val="none" w:sz="0" w:space="0" w:color="000000"/>
-              <w:left w:val="none" w:sz="0" w:space="0" w:color="000000"/>
-              <w:right w:val="none" w:sz="0" w:space="0" w:color="000000"/>
-            </w:tcBorders>
-            <w:shd w:val="clear" w:color="auto" w:fill="FFFFFF"/>
-            <w:tcMar>
-              <w:top w:w="0" w:type="dxa"/>
-              <w:bottom w:w="0" w:type="dxa"/>
-              <w:left w:w="0" w:type="dxa"/>
-              <w:right w:w="0" w:type="dxa"/>
-            </w:tcMar>
-            <w:vAlign w:val="center"/>
-          </w:tcPr>
-          <w:p>
-            <w:pPr>
-              <w:pStyle w:val="Normal"/>
-              <w:jc w:val="center"/>
-              <w:pBdr>
-                <w:bottom w:val="none" w:sz="0" w:space="0" w:color="000000"/>
-                <w:top w:val="none" w:sz="0" w:space="0" w:color="000000"/>
-                <w:left w:val="none" w:sz="0" w:space="0" w:color="000000"/>
-                <w:right w:val="none" w:sz="0" w:space="0" w:color="000000"/>
-              </w:pBdr>
-              <w:spacing w:after="100" w:before="100" w:line="240"/>
-              <w:ind w:left="100" w:right="100" w:firstLine="0" w:firstLineChars="0"/>
-            </w:pPr>
-            <w:r>
-              <w:rPr>
-                <w:rFonts w:ascii="Arial" w:hAnsi="Arial" w:eastAsia="Arial" w:cs="Arial"/>
-                <w:i w:val="false"/>
-                <w:b w:val="false"/>
-                <w:u w:val="none"/>
-                <w:sz w:val="22"/>
-                <w:szCs w:val="22"/>
-                <w:color w:val="000000"/>
-              </w:rPr>
-              <w:t xml:space="preserve">6.00 [3.00, 8.00]</w:t>
+              <w:t xml:space="preserve">3.50 [1.00, 10.0]</w:t>
+            </w:r>
+          </w:p>
+        </w:tc>
+        <w:tc>
+          <w:tcPr>
+            <w:tcBorders>
+              <w:bottom w:val="none" w:sz="0" w:space="0" w:color="000000"/>
+              <w:top w:val="none" w:sz="0" w:space="0" w:color="000000"/>
+              <w:left w:val="none" w:sz="0" w:space="0" w:color="000000"/>
+              <w:right w:val="none" w:sz="0" w:space="0" w:color="000000"/>
+            </w:tcBorders>
+            <w:shd w:val="clear" w:color="auto" w:fill="FFFFFF"/>
+            <w:tcMar>
+              <w:top w:w="0" w:type="dxa"/>
+              <w:bottom w:w="0" w:type="dxa"/>
+              <w:left w:w="0" w:type="dxa"/>
+              <w:right w:w="0" w:type="dxa"/>
+            </w:tcMar>
+            <w:vAlign w:val="center"/>
+          </w:tcPr>
+          <w:p>
+            <w:pPr>
+              <w:pStyle w:val="Normal"/>
+              <w:jc w:val="center"/>
+              <w:pBdr>
+                <w:bottom w:val="none" w:sz="0" w:space="0" w:color="000000"/>
+                <w:top w:val="none" w:sz="0" w:space="0" w:color="000000"/>
+                <w:left w:val="none" w:sz="0" w:space="0" w:color="000000"/>
+                <w:right w:val="none" w:sz="0" w:space="0" w:color="000000"/>
+              </w:pBdr>
+              <w:spacing w:after="100" w:before="100" w:line="240"/>
+              <w:ind w:left="100" w:right="100" w:firstLine="0" w:firstLineChars="0"/>
+            </w:pPr>
+            <w:r>
+              <w:rPr>
+                <w:rFonts w:ascii="Arial" w:hAnsi="Arial" w:eastAsia="Arial" w:cs="Arial"/>
+                <w:i w:val="false"/>
+                <w:b w:val="false"/>
+                <w:u w:val="none"/>
+                <w:sz w:val="22"/>
+                <w:szCs w:val="22"/>
+                <w:color w:val="000000"/>
+              </w:rPr>
+              <w:t xml:space="preserve">9.00 [4.00, 14.8]</w:t>
+            </w:r>
+          </w:p>
+        </w:tc>
+        <w:tc>
+          <w:tcPr>
+            <w:tcBorders>
+              <w:bottom w:val="none" w:sz="0" w:space="0" w:color="000000"/>
+              <w:top w:val="none" w:sz="0" w:space="0" w:color="000000"/>
+              <w:left w:val="none" w:sz="0" w:space="0" w:color="000000"/>
+              <w:right w:val="none" w:sz="0" w:space="0" w:color="000000"/>
+            </w:tcBorders>
+            <w:shd w:val="clear" w:color="auto" w:fill="FFFFFF"/>
+            <w:tcMar>
+              <w:top w:w="0" w:type="dxa"/>
+              <w:bottom w:w="0" w:type="dxa"/>
+              <w:left w:w="0" w:type="dxa"/>
+              <w:right w:w="0" w:type="dxa"/>
+            </w:tcMar>
+            <w:vAlign w:val="center"/>
+          </w:tcPr>
+          <w:p>
+            <w:pPr>
+              <w:pStyle w:val="Normal"/>
+              <w:jc w:val="center"/>
+              <w:pBdr>
+                <w:bottom w:val="none" w:sz="0" w:space="0" w:color="000000"/>
+                <w:top w:val="none" w:sz="0" w:space="0" w:color="000000"/>
+                <w:left w:val="none" w:sz="0" w:space="0" w:color="000000"/>
+                <w:right w:val="none" w:sz="0" w:space="0" w:color="000000"/>
+              </w:pBdr>
+              <w:spacing w:after="100" w:before="100" w:line="240"/>
+              <w:ind w:left="100" w:right="100" w:firstLine="0" w:firstLineChars="0"/>
+            </w:pPr>
+            <w:r>
+              <w:rPr>
+                <w:rFonts w:ascii="Arial" w:hAnsi="Arial" w:eastAsia="Arial" w:cs="Arial"/>
+                <w:i w:val="false"/>
+                <w:b w:val="false"/>
+                <w:u w:val="none"/>
+                <w:sz w:val="22"/>
+                <w:szCs w:val="22"/>
+                <w:color w:val="000000"/>
+              </w:rPr>
+              <w:t xml:space="preserve">4.50 [1.00, 10.8]</w:t>
             </w:r>
           </w:p>
         </w:tc>
@@ -5098,102 +5098,102 @@
                 <w:szCs w:val="22"/>
                 <w:color w:val="000000"/>
               </w:rPr>
-              <w:t xml:space="preserve">2</w:t>
-            </w:r>
-          </w:p>
-        </w:tc>
-        <w:tc>
-          <w:tcPr>
-            <w:tcBorders>
-              <w:bottom w:val="none" w:sz="0" w:space="0" w:color="000000"/>
-              <w:top w:val="none" w:sz="0" w:space="0" w:color="000000"/>
-              <w:left w:val="none" w:sz="0" w:space="0" w:color="000000"/>
-              <w:right w:val="none" w:sz="0" w:space="0" w:color="000000"/>
-            </w:tcBorders>
-            <w:shd w:val="clear" w:color="auto" w:fill="FFFFFF"/>
-            <w:tcMar>
-              <w:top w:w="0" w:type="dxa"/>
-              <w:bottom w:w="0" w:type="dxa"/>
-              <w:left w:w="0" w:type="dxa"/>
-              <w:right w:w="0" w:type="dxa"/>
-            </w:tcMar>
-            <w:vAlign w:val="center"/>
-          </w:tcPr>
-          <w:p>
-            <w:pPr>
-              <w:pStyle w:val="Normal"/>
-              <w:jc w:val="center"/>
-              <w:pBdr>
-                <w:bottom w:val="none" w:sz="0" w:space="0" w:color="000000"/>
-                <w:top w:val="none" w:sz="0" w:space="0" w:color="000000"/>
-                <w:left w:val="none" w:sz="0" w:space="0" w:color="000000"/>
-                <w:right w:val="none" w:sz="0" w:space="0" w:color="000000"/>
-              </w:pBdr>
-              <w:spacing w:after="100" w:before="100" w:line="240"/>
-              <w:ind w:left="100" w:right="100" w:firstLine="0" w:firstLineChars="0"/>
-            </w:pPr>
-            <w:r>
-              <w:rPr>
-                <w:rFonts w:ascii="Arial" w:hAnsi="Arial" w:eastAsia="Arial" w:cs="Arial"/>
-                <w:i w:val="false"/>
-                <w:b w:val="false"/>
-                <w:u w:val="none"/>
-                <w:sz w:val="22"/>
-                <w:szCs w:val="22"/>
-                <w:color w:val="000000"/>
-              </w:rPr>
-              <w:t xml:space="preserve">0</w:t>
-            </w:r>
-          </w:p>
-        </w:tc>
-        <w:tc>
-          <w:tcPr>
-            <w:tcBorders>
-              <w:bottom w:val="none" w:sz="0" w:space="0" w:color="000000"/>
-              <w:top w:val="none" w:sz="0" w:space="0" w:color="000000"/>
-              <w:left w:val="none" w:sz="0" w:space="0" w:color="000000"/>
-              <w:right w:val="none" w:sz="0" w:space="0" w:color="000000"/>
-            </w:tcBorders>
-            <w:shd w:val="clear" w:color="auto" w:fill="FFFFFF"/>
-            <w:tcMar>
-              <w:top w:w="0" w:type="dxa"/>
-              <w:bottom w:w="0" w:type="dxa"/>
-              <w:left w:w="0" w:type="dxa"/>
-              <w:right w:w="0" w:type="dxa"/>
-            </w:tcMar>
-            <w:vAlign w:val="center"/>
-          </w:tcPr>
-          <w:p>
-            <w:pPr>
-              <w:pStyle w:val="Normal"/>
-              <w:jc w:val="center"/>
-              <w:pBdr>
-                <w:bottom w:val="none" w:sz="0" w:space="0" w:color="000000"/>
-                <w:top w:val="none" w:sz="0" w:space="0" w:color="000000"/>
-                <w:left w:val="none" w:sz="0" w:space="0" w:color="000000"/>
-                <w:right w:val="none" w:sz="0" w:space="0" w:color="000000"/>
-              </w:pBdr>
-              <w:spacing w:after="100" w:before="100" w:line="240"/>
-              <w:ind w:left="100" w:right="100" w:firstLine="0" w:firstLineChars="0"/>
-            </w:pPr>
-            <w:r>
-              <w:rPr>
-                <w:rFonts w:ascii="Arial" w:hAnsi="Arial" w:eastAsia="Arial" w:cs="Arial"/>
-                <w:i w:val="false"/>
-                <w:b w:val="false"/>
-                <w:u w:val="none"/>
-                <w:sz w:val="22"/>
-                <w:szCs w:val="22"/>
-                <w:color w:val="000000"/>
-              </w:rPr>
-              <w:t xml:space="preserve">2</w:t>
+              <w:t xml:space="preserve">15</w:t>
+            </w:r>
+          </w:p>
+        </w:tc>
+        <w:tc>
+          <w:tcPr>
+            <w:tcBorders>
+              <w:bottom w:val="none" w:sz="0" w:space="0" w:color="000000"/>
+              <w:top w:val="none" w:sz="0" w:space="0" w:color="000000"/>
+              <w:left w:val="none" w:sz="0" w:space="0" w:color="000000"/>
+              <w:right w:val="none" w:sz="0" w:space="0" w:color="000000"/>
+            </w:tcBorders>
+            <w:shd w:val="clear" w:color="auto" w:fill="FFFFFF"/>
+            <w:tcMar>
+              <w:top w:w="0" w:type="dxa"/>
+              <w:bottom w:w="0" w:type="dxa"/>
+              <w:left w:w="0" w:type="dxa"/>
+              <w:right w:w="0" w:type="dxa"/>
+            </w:tcMar>
+            <w:vAlign w:val="center"/>
+          </w:tcPr>
+          <w:p>
+            <w:pPr>
+              <w:pStyle w:val="Normal"/>
+              <w:jc w:val="center"/>
+              <w:pBdr>
+                <w:bottom w:val="none" w:sz="0" w:space="0" w:color="000000"/>
+                <w:top w:val="none" w:sz="0" w:space="0" w:color="000000"/>
+                <w:left w:val="none" w:sz="0" w:space="0" w:color="000000"/>
+                <w:right w:val="none" w:sz="0" w:space="0" w:color="000000"/>
+              </w:pBdr>
+              <w:spacing w:after="100" w:before="100" w:line="240"/>
+              <w:ind w:left="100" w:right="100" w:firstLine="0" w:firstLineChars="0"/>
+            </w:pPr>
+            <w:r>
+              <w:rPr>
+                <w:rFonts w:ascii="Arial" w:hAnsi="Arial" w:eastAsia="Arial" w:cs="Arial"/>
+                <w:i w:val="false"/>
+                <w:b w:val="false"/>
+                <w:u w:val="none"/>
+                <w:sz w:val="22"/>
+                <w:szCs w:val="22"/>
+                <w:color w:val="000000"/>
+              </w:rPr>
+              <w:t xml:space="preserve">8</w:t>
+            </w:r>
+          </w:p>
+        </w:tc>
+        <w:tc>
+          <w:tcPr>
+            <w:tcBorders>
+              <w:bottom w:val="none" w:sz="0" w:space="0" w:color="000000"/>
+              <w:top w:val="none" w:sz="0" w:space="0" w:color="000000"/>
+              <w:left w:val="none" w:sz="0" w:space="0" w:color="000000"/>
+              <w:right w:val="none" w:sz="0" w:space="0" w:color="000000"/>
+            </w:tcBorders>
+            <w:shd w:val="clear" w:color="auto" w:fill="FFFFFF"/>
+            <w:tcMar>
+              <w:top w:w="0" w:type="dxa"/>
+              <w:bottom w:w="0" w:type="dxa"/>
+              <w:left w:w="0" w:type="dxa"/>
+              <w:right w:w="0" w:type="dxa"/>
+            </w:tcMar>
+            <w:vAlign w:val="center"/>
+          </w:tcPr>
+          <w:p>
+            <w:pPr>
+              <w:pStyle w:val="Normal"/>
+              <w:jc w:val="center"/>
+              <w:pBdr>
+                <w:bottom w:val="none" w:sz="0" w:space="0" w:color="000000"/>
+                <w:top w:val="none" w:sz="0" w:space="0" w:color="000000"/>
+                <w:left w:val="none" w:sz="0" w:space="0" w:color="000000"/>
+                <w:right w:val="none" w:sz="0" w:space="0" w:color="000000"/>
+              </w:pBdr>
+              <w:spacing w:after="100" w:before="100" w:line="240"/>
+              <w:ind w:left="100" w:right="100" w:firstLine="0" w:firstLineChars="0"/>
+            </w:pPr>
+            <w:r>
+              <w:rPr>
+                <w:rFonts w:ascii="Arial" w:hAnsi="Arial" w:eastAsia="Arial" w:cs="Arial"/>
+                <w:i w:val="false"/>
+                <w:b w:val="false"/>
+                <w:u w:val="none"/>
+                <w:sz w:val="22"/>
+                <w:szCs w:val="22"/>
+                <w:color w:val="000000"/>
+              </w:rPr>
+              <w:t xml:space="preserve">23</w:t>
             </w:r>
           </w:p>
         </w:tc>
       </w:tr>
       <w:tr>
         <w:trPr>
-          <w:trHeight w:val="574" w:hRule="auto"/>
+          <w:trHeight w:val="617" w:hRule="auto"/>
         </w:trPr>
         body28
         <w:tc>
@@ -5236,7 +5236,7 @@
                 <w:szCs w:val="22"/>
                 <w:color w:val="000000"/>
               </w:rPr>
-              <w:t xml:space="preserve">SLICC-Eular/ACR-2019</w:t>
+              <w:t xml:space="preserve">SLE Duration (Months)</w:t>
             </w:r>
           </w:p>
         </w:tc>
@@ -5644,95 +5644,95 @@
                 <w:szCs w:val="22"/>
                 <w:color w:val="000000"/>
               </w:rPr>
-              <w:t xml:space="preserve">30.0 [20.5, 35.0]</w:t>
-            </w:r>
-          </w:p>
-        </w:tc>
-        <w:tc>
-          <w:tcPr>
-            <w:tcBorders>
-              <w:bottom w:val="none" w:sz="0" w:space="0" w:color="000000"/>
-              <w:top w:val="none" w:sz="0" w:space="0" w:color="000000"/>
-              <w:left w:val="none" w:sz="0" w:space="0" w:color="000000"/>
-              <w:right w:val="none" w:sz="0" w:space="0" w:color="000000"/>
-            </w:tcBorders>
-            <w:shd w:val="clear" w:color="auto" w:fill="FFFFFF"/>
-            <w:tcMar>
-              <w:top w:w="0" w:type="dxa"/>
-              <w:bottom w:w="0" w:type="dxa"/>
-              <w:left w:w="0" w:type="dxa"/>
-              <w:right w:w="0" w:type="dxa"/>
-            </w:tcMar>
-            <w:vAlign w:val="center"/>
-          </w:tcPr>
-          <w:p>
-            <w:pPr>
-              <w:pStyle w:val="Normal"/>
-              <w:jc w:val="center"/>
-              <w:pBdr>
-                <w:bottom w:val="none" w:sz="0" w:space="0" w:color="000000"/>
-                <w:top w:val="none" w:sz="0" w:space="0" w:color="000000"/>
-                <w:left w:val="none" w:sz="0" w:space="0" w:color="000000"/>
-                <w:right w:val="none" w:sz="0" w:space="0" w:color="000000"/>
-              </w:pBdr>
-              <w:spacing w:after="100" w:before="100" w:line="240"/>
-              <w:ind w:left="100" w:right="100" w:firstLine="0" w:firstLineChars="0"/>
-            </w:pPr>
-            <w:r>
-              <w:rPr>
-                <w:rFonts w:ascii="Arial" w:hAnsi="Arial" w:eastAsia="Arial" w:cs="Arial"/>
-                <w:i w:val="false"/>
-                <w:b w:val="false"/>
-                <w:u w:val="none"/>
-                <w:sz w:val="22"/>
-                <w:szCs w:val="22"/>
-                <w:color w:val="000000"/>
-              </w:rPr>
-              <w:t xml:space="preserve">24.0 [17.0, 29.5]</w:t>
-            </w:r>
-          </w:p>
-        </w:tc>
-        <w:tc>
-          <w:tcPr>
-            <w:tcBorders>
-              <w:bottom w:val="none" w:sz="0" w:space="0" w:color="000000"/>
-              <w:top w:val="none" w:sz="0" w:space="0" w:color="000000"/>
-              <w:left w:val="none" w:sz="0" w:space="0" w:color="000000"/>
-              <w:right w:val="none" w:sz="0" w:space="0" w:color="000000"/>
-            </w:tcBorders>
-            <w:shd w:val="clear" w:color="auto" w:fill="FFFFFF"/>
-            <w:tcMar>
-              <w:top w:w="0" w:type="dxa"/>
-              <w:bottom w:w="0" w:type="dxa"/>
-              <w:left w:w="0" w:type="dxa"/>
-              <w:right w:w="0" w:type="dxa"/>
-            </w:tcMar>
-            <w:vAlign w:val="center"/>
-          </w:tcPr>
-          <w:p>
-            <w:pPr>
-              <w:pStyle w:val="Normal"/>
-              <w:jc w:val="center"/>
-              <w:pBdr>
-                <w:bottom w:val="none" w:sz="0" w:space="0" w:color="000000"/>
-                <w:top w:val="none" w:sz="0" w:space="0" w:color="000000"/>
-                <w:left w:val="none" w:sz="0" w:space="0" w:color="000000"/>
-                <w:right w:val="none" w:sz="0" w:space="0" w:color="000000"/>
-              </w:pBdr>
-              <w:spacing w:after="100" w:before="100" w:line="240"/>
-              <w:ind w:left="100" w:right="100" w:firstLine="0" w:firstLineChars="0"/>
-            </w:pPr>
-            <w:r>
-              <w:rPr>
-                <w:rFonts w:ascii="Arial" w:hAnsi="Arial" w:eastAsia="Arial" w:cs="Arial"/>
-                <w:i w:val="false"/>
-                <w:b w:val="false"/>
-                <w:u w:val="none"/>
-                <w:sz w:val="22"/>
-                <w:szCs w:val="22"/>
-                <w:color w:val="000000"/>
-              </w:rPr>
-              <w:t xml:space="preserve">27.0 [19.5, 34.5]</w:t>
+              <w:t xml:space="preserve">102 [46.0, 197]</w:t>
+            </w:r>
+          </w:p>
+        </w:tc>
+        <w:tc>
+          <w:tcPr>
+            <w:tcBorders>
+              <w:bottom w:val="none" w:sz="0" w:space="0" w:color="000000"/>
+              <w:top w:val="none" w:sz="0" w:space="0" w:color="000000"/>
+              <w:left w:val="none" w:sz="0" w:space="0" w:color="000000"/>
+              <w:right w:val="none" w:sz="0" w:space="0" w:color="000000"/>
+            </w:tcBorders>
+            <w:shd w:val="clear" w:color="auto" w:fill="FFFFFF"/>
+            <w:tcMar>
+              <w:top w:w="0" w:type="dxa"/>
+              <w:bottom w:w="0" w:type="dxa"/>
+              <w:left w:w="0" w:type="dxa"/>
+              <w:right w:w="0" w:type="dxa"/>
+            </w:tcMar>
+            <w:vAlign w:val="center"/>
+          </w:tcPr>
+          <w:p>
+            <w:pPr>
+              <w:pStyle w:val="Normal"/>
+              <w:jc w:val="center"/>
+              <w:pBdr>
+                <w:bottom w:val="none" w:sz="0" w:space="0" w:color="000000"/>
+                <w:top w:val="none" w:sz="0" w:space="0" w:color="000000"/>
+                <w:left w:val="none" w:sz="0" w:space="0" w:color="000000"/>
+                <w:right w:val="none" w:sz="0" w:space="0" w:color="000000"/>
+              </w:pBdr>
+              <w:spacing w:after="100" w:before="100" w:line="240"/>
+              <w:ind w:left="100" w:right="100" w:firstLine="0" w:firstLineChars="0"/>
+            </w:pPr>
+            <w:r>
+              <w:rPr>
+                <w:rFonts w:ascii="Arial" w:hAnsi="Arial" w:eastAsia="Arial" w:cs="Arial"/>
+                <w:i w:val="false"/>
+                <w:b w:val="false"/>
+                <w:u w:val="none"/>
+                <w:sz w:val="22"/>
+                <w:szCs w:val="22"/>
+                <w:color w:val="000000"/>
+              </w:rPr>
+              <w:t xml:space="preserve">101 [48.8, 247]</w:t>
+            </w:r>
+          </w:p>
+        </w:tc>
+        <w:tc>
+          <w:tcPr>
+            <w:tcBorders>
+              <w:bottom w:val="none" w:sz="0" w:space="0" w:color="000000"/>
+              <w:top w:val="none" w:sz="0" w:space="0" w:color="000000"/>
+              <w:left w:val="none" w:sz="0" w:space="0" w:color="000000"/>
+              <w:right w:val="none" w:sz="0" w:space="0" w:color="000000"/>
+            </w:tcBorders>
+            <w:shd w:val="clear" w:color="auto" w:fill="FFFFFF"/>
+            <w:tcMar>
+              <w:top w:w="0" w:type="dxa"/>
+              <w:bottom w:w="0" w:type="dxa"/>
+              <w:left w:w="0" w:type="dxa"/>
+              <w:right w:w="0" w:type="dxa"/>
+            </w:tcMar>
+            <w:vAlign w:val="center"/>
+          </w:tcPr>
+          <w:p>
+            <w:pPr>
+              <w:pStyle w:val="Normal"/>
+              <w:jc w:val="center"/>
+              <w:pBdr>
+                <w:bottom w:val="none" w:sz="0" w:space="0" w:color="000000"/>
+                <w:top w:val="none" w:sz="0" w:space="0" w:color="000000"/>
+                <w:left w:val="none" w:sz="0" w:space="0" w:color="000000"/>
+                <w:right w:val="none" w:sz="0" w:space="0" w:color="000000"/>
+              </w:pBdr>
+              <w:spacing w:after="100" w:before="100" w:line="240"/>
+              <w:ind w:left="100" w:right="100" w:firstLine="0" w:firstLineChars="0"/>
+            </w:pPr>
+            <w:r>
+              <w:rPr>
+                <w:rFonts w:ascii="Arial" w:hAnsi="Arial" w:eastAsia="Arial" w:cs="Arial"/>
+                <w:i w:val="false"/>
+                <w:b w:val="false"/>
+                <w:u w:val="none"/>
+                <w:sz w:val="22"/>
+                <w:szCs w:val="22"/>
+                <w:color w:val="000000"/>
+              </w:rPr>
+              <w:t xml:space="preserve">102 [47.0, 203]</w:t>
             </w:r>
           </w:p>
         </w:tc>
@@ -5964,7 +5964,7 @@
                 <w:szCs w:val="22"/>
                 <w:color w:val="000000"/>
               </w:rPr>
-              <w:t xml:space="preserve">FSS</w:t>
+              <w:t xml:space="preserve">SLEDAI</w:t>
             </w:r>
           </w:p>
         </w:tc>
@@ -6190,7 +6190,7 @@
                 <w:szCs w:val="22"/>
                 <w:color w:val="000000"/>
               </w:rPr>
-              <w:t xml:space="preserve">27</w:t>
+              <w:t xml:space="preserve">25</w:t>
             </w:r>
           </w:p>
         </w:tc>
@@ -6278,7 +6278,7 @@
                 <w:szCs w:val="22"/>
                 <w:color w:val="000000"/>
               </w:rPr>
-              <w:t xml:space="preserve">39</w:t>
+              <w:t xml:space="preserve">37</w:t>
             </w:r>
           </w:p>
         </w:tc>
@@ -6372,95 +6372,95 @@
                 <w:szCs w:val="22"/>
                 <w:color w:val="000000"/>
               </w:rPr>
-              <w:t xml:space="preserve">5.22 [3.78, 5.83]</w:t>
-            </w:r>
-          </w:p>
-        </w:tc>
-        <w:tc>
-          <w:tcPr>
-            <w:tcBorders>
-              <w:bottom w:val="none" w:sz="0" w:space="0" w:color="000000"/>
-              <w:top w:val="none" w:sz="0" w:space="0" w:color="000000"/>
-              <w:left w:val="none" w:sz="0" w:space="0" w:color="000000"/>
-              <w:right w:val="none" w:sz="0" w:space="0" w:color="000000"/>
-            </w:tcBorders>
-            <w:shd w:val="clear" w:color="auto" w:fill="FFFFFF"/>
-            <w:tcMar>
-              <w:top w:w="0" w:type="dxa"/>
-              <w:bottom w:w="0" w:type="dxa"/>
-              <w:left w:w="0" w:type="dxa"/>
-              <w:right w:w="0" w:type="dxa"/>
-            </w:tcMar>
-            <w:vAlign w:val="center"/>
-          </w:tcPr>
-          <w:p>
-            <w:pPr>
-              <w:pStyle w:val="Normal"/>
-              <w:jc w:val="center"/>
-              <w:pBdr>
-                <w:bottom w:val="none" w:sz="0" w:space="0" w:color="000000"/>
-                <w:top w:val="none" w:sz="0" w:space="0" w:color="000000"/>
-                <w:left w:val="none" w:sz="0" w:space="0" w:color="000000"/>
-                <w:right w:val="none" w:sz="0" w:space="0" w:color="000000"/>
-              </w:pBdr>
-              <w:spacing w:after="100" w:before="100" w:line="240"/>
-              <w:ind w:left="100" w:right="100" w:firstLine="0" w:firstLineChars="0"/>
-            </w:pPr>
-            <w:r>
-              <w:rPr>
-                <w:rFonts w:ascii="Arial" w:hAnsi="Arial" w:eastAsia="Arial" w:cs="Arial"/>
-                <w:i w:val="false"/>
-                <w:b w:val="false"/>
-                <w:u w:val="none"/>
-                <w:sz w:val="22"/>
-                <w:szCs w:val="22"/>
-                <w:color w:val="000000"/>
-              </w:rPr>
-              <w:t xml:space="preserve">5.22 [4.31, 6.08]</w:t>
-            </w:r>
-          </w:p>
-        </w:tc>
-        <w:tc>
-          <w:tcPr>
-            <w:tcBorders>
-              <w:bottom w:val="none" w:sz="0" w:space="0" w:color="000000"/>
-              <w:top w:val="none" w:sz="0" w:space="0" w:color="000000"/>
-              <w:left w:val="none" w:sz="0" w:space="0" w:color="000000"/>
-              <w:right w:val="none" w:sz="0" w:space="0" w:color="000000"/>
-            </w:tcBorders>
-            <w:shd w:val="clear" w:color="auto" w:fill="FFFFFF"/>
-            <w:tcMar>
-              <w:top w:w="0" w:type="dxa"/>
-              <w:bottom w:w="0" w:type="dxa"/>
-              <w:left w:w="0" w:type="dxa"/>
-              <w:right w:w="0" w:type="dxa"/>
-            </w:tcMar>
-            <w:vAlign w:val="center"/>
-          </w:tcPr>
-          <w:p>
-            <w:pPr>
-              <w:pStyle w:val="Normal"/>
-              <w:jc w:val="center"/>
-              <w:pBdr>
-                <w:bottom w:val="none" w:sz="0" w:space="0" w:color="000000"/>
-                <w:top w:val="none" w:sz="0" w:space="0" w:color="000000"/>
-                <w:left w:val="none" w:sz="0" w:space="0" w:color="000000"/>
-                <w:right w:val="none" w:sz="0" w:space="0" w:color="000000"/>
-              </w:pBdr>
-              <w:spacing w:after="100" w:before="100" w:line="240"/>
-              <w:ind w:left="100" w:right="100" w:firstLine="0" w:firstLineChars="0"/>
-            </w:pPr>
-            <w:r>
-              <w:rPr>
-                <w:rFonts w:ascii="Arial" w:hAnsi="Arial" w:eastAsia="Arial" w:cs="Arial"/>
-                <w:i w:val="false"/>
-                <w:b w:val="false"/>
-                <w:u w:val="none"/>
-                <w:sz w:val="22"/>
-                <w:szCs w:val="22"/>
-                <w:color w:val="000000"/>
-              </w:rPr>
-              <w:t xml:space="preserve">5.22 [3.94, 5.94]</w:t>
+              <w:t xml:space="preserve">6.00 [2.00, 8.00]</w:t>
+            </w:r>
+          </w:p>
+        </w:tc>
+        <w:tc>
+          <w:tcPr>
+            <w:tcBorders>
+              <w:bottom w:val="none" w:sz="0" w:space="0" w:color="000000"/>
+              <w:top w:val="none" w:sz="0" w:space="0" w:color="000000"/>
+              <w:left w:val="none" w:sz="0" w:space="0" w:color="000000"/>
+              <w:right w:val="none" w:sz="0" w:space="0" w:color="000000"/>
+            </w:tcBorders>
+            <w:shd w:val="clear" w:color="auto" w:fill="FFFFFF"/>
+            <w:tcMar>
+              <w:top w:w="0" w:type="dxa"/>
+              <w:bottom w:w="0" w:type="dxa"/>
+              <w:left w:w="0" w:type="dxa"/>
+              <w:right w:w="0" w:type="dxa"/>
+            </w:tcMar>
+            <w:vAlign w:val="center"/>
+          </w:tcPr>
+          <w:p>
+            <w:pPr>
+              <w:pStyle w:val="Normal"/>
+              <w:jc w:val="center"/>
+              <w:pBdr>
+                <w:bottom w:val="none" w:sz="0" w:space="0" w:color="000000"/>
+                <w:top w:val="none" w:sz="0" w:space="0" w:color="000000"/>
+                <w:left w:val="none" w:sz="0" w:space="0" w:color="000000"/>
+                <w:right w:val="none" w:sz="0" w:space="0" w:color="000000"/>
+              </w:pBdr>
+              <w:spacing w:after="100" w:before="100" w:line="240"/>
+              <w:ind w:left="100" w:right="100" w:firstLine="0" w:firstLineChars="0"/>
+            </w:pPr>
+            <w:r>
+              <w:rPr>
+                <w:rFonts w:ascii="Arial" w:hAnsi="Arial" w:eastAsia="Arial" w:cs="Arial"/>
+                <w:i w:val="false"/>
+                <w:b w:val="false"/>
+                <w:u w:val="none"/>
+                <w:sz w:val="22"/>
+                <w:szCs w:val="22"/>
+                <w:color w:val="000000"/>
+              </w:rPr>
+              <w:t xml:space="preserve">6.00 [4.00, 8.50]</w:t>
+            </w:r>
+          </w:p>
+        </w:tc>
+        <w:tc>
+          <w:tcPr>
+            <w:tcBorders>
+              <w:bottom w:val="none" w:sz="0" w:space="0" w:color="000000"/>
+              <w:top w:val="none" w:sz="0" w:space="0" w:color="000000"/>
+              <w:left w:val="none" w:sz="0" w:space="0" w:color="000000"/>
+              <w:right w:val="none" w:sz="0" w:space="0" w:color="000000"/>
+            </w:tcBorders>
+            <w:shd w:val="clear" w:color="auto" w:fill="FFFFFF"/>
+            <w:tcMar>
+              <w:top w:w="0" w:type="dxa"/>
+              <w:bottom w:w="0" w:type="dxa"/>
+              <w:left w:w="0" w:type="dxa"/>
+              <w:right w:w="0" w:type="dxa"/>
+            </w:tcMar>
+            <w:vAlign w:val="center"/>
+          </w:tcPr>
+          <w:p>
+            <w:pPr>
+              <w:pStyle w:val="Normal"/>
+              <w:jc w:val="center"/>
+              <w:pBdr>
+                <w:bottom w:val="none" w:sz="0" w:space="0" w:color="000000"/>
+                <w:top w:val="none" w:sz="0" w:space="0" w:color="000000"/>
+                <w:left w:val="none" w:sz="0" w:space="0" w:color="000000"/>
+                <w:right w:val="none" w:sz="0" w:space="0" w:color="000000"/>
+              </w:pBdr>
+              <w:spacing w:after="100" w:before="100" w:line="240"/>
+              <w:ind w:left="100" w:right="100" w:firstLine="0" w:firstLineChars="0"/>
+            </w:pPr>
+            <w:r>
+              <w:rPr>
+                <w:rFonts w:ascii="Arial" w:hAnsi="Arial" w:eastAsia="Arial" w:cs="Arial"/>
+                <w:i w:val="false"/>
+                <w:b w:val="false"/>
+                <w:u w:val="none"/>
+                <w:sz w:val="22"/>
+                <w:szCs w:val="22"/>
+                <w:color w:val="000000"/>
+              </w:rPr>
+              <w:t xml:space="preserve">6.00 [3.00, 8.00]</w:t>
             </w:r>
           </w:p>
         </w:tc>
@@ -6554,6 +6554,50 @@
                 <w:szCs w:val="22"/>
                 <w:color w:val="000000"/>
               </w:rPr>
+              <w:t xml:space="preserve">2</w:t>
+            </w:r>
+          </w:p>
+        </w:tc>
+        <w:tc>
+          <w:tcPr>
+            <w:tcBorders>
+              <w:bottom w:val="none" w:sz="0" w:space="0" w:color="000000"/>
+              <w:top w:val="none" w:sz="0" w:space="0" w:color="000000"/>
+              <w:left w:val="none" w:sz="0" w:space="0" w:color="000000"/>
+              <w:right w:val="none" w:sz="0" w:space="0" w:color="000000"/>
+            </w:tcBorders>
+            <w:shd w:val="clear" w:color="auto" w:fill="FFFFFF"/>
+            <w:tcMar>
+              <w:top w:w="0" w:type="dxa"/>
+              <w:bottom w:w="0" w:type="dxa"/>
+              <w:left w:w="0" w:type="dxa"/>
+              <w:right w:w="0" w:type="dxa"/>
+            </w:tcMar>
+            <w:vAlign w:val="center"/>
+          </w:tcPr>
+          <w:p>
+            <w:pPr>
+              <w:pStyle w:val="Normal"/>
+              <w:jc w:val="center"/>
+              <w:pBdr>
+                <w:bottom w:val="none" w:sz="0" w:space="0" w:color="000000"/>
+                <w:top w:val="none" w:sz="0" w:space="0" w:color="000000"/>
+                <w:left w:val="none" w:sz="0" w:space="0" w:color="000000"/>
+                <w:right w:val="none" w:sz="0" w:space="0" w:color="000000"/>
+              </w:pBdr>
+              <w:spacing w:after="100" w:before="100" w:line="240"/>
+              <w:ind w:left="100" w:right="100" w:firstLine="0" w:firstLineChars="0"/>
+            </w:pPr>
+            <w:r>
+              <w:rPr>
+                <w:rFonts w:ascii="Arial" w:hAnsi="Arial" w:eastAsia="Arial" w:cs="Arial"/>
+                <w:i w:val="false"/>
+                <w:b w:val="false"/>
+                <w:u w:val="none"/>
+                <w:sz w:val="22"/>
+                <w:szCs w:val="22"/>
+                <w:color w:val="000000"/>
+              </w:rPr>
               <w:t xml:space="preserve">0</w:t>
             </w:r>
           </w:p>
@@ -6598,58 +6642,14 @@
                 <w:szCs w:val="22"/>
                 <w:color w:val="000000"/>
               </w:rPr>
-              <w:t xml:space="preserve">0</w:t>
-            </w:r>
-          </w:p>
-        </w:tc>
-        <w:tc>
-          <w:tcPr>
-            <w:tcBorders>
-              <w:bottom w:val="none" w:sz="0" w:space="0" w:color="000000"/>
-              <w:top w:val="none" w:sz="0" w:space="0" w:color="000000"/>
-              <w:left w:val="none" w:sz="0" w:space="0" w:color="000000"/>
-              <w:right w:val="none" w:sz="0" w:space="0" w:color="000000"/>
-            </w:tcBorders>
-            <w:shd w:val="clear" w:color="auto" w:fill="FFFFFF"/>
-            <w:tcMar>
-              <w:top w:w="0" w:type="dxa"/>
-              <w:bottom w:w="0" w:type="dxa"/>
-              <w:left w:w="0" w:type="dxa"/>
-              <w:right w:w="0" w:type="dxa"/>
-            </w:tcMar>
-            <w:vAlign w:val="center"/>
-          </w:tcPr>
-          <w:p>
-            <w:pPr>
-              <w:pStyle w:val="Normal"/>
-              <w:jc w:val="center"/>
-              <w:pBdr>
-                <w:bottom w:val="none" w:sz="0" w:space="0" w:color="000000"/>
-                <w:top w:val="none" w:sz="0" w:space="0" w:color="000000"/>
-                <w:left w:val="none" w:sz="0" w:space="0" w:color="000000"/>
-                <w:right w:val="none" w:sz="0" w:space="0" w:color="000000"/>
-              </w:pBdr>
-              <w:spacing w:after="100" w:before="100" w:line="240"/>
-              <w:ind w:left="100" w:right="100" w:firstLine="0" w:firstLineChars="0"/>
-            </w:pPr>
-            <w:r>
-              <w:rPr>
-                <w:rFonts w:ascii="Arial" w:hAnsi="Arial" w:eastAsia="Arial" w:cs="Arial"/>
-                <w:i w:val="false"/>
-                <w:b w:val="false"/>
-                <w:u w:val="none"/>
-                <w:sz w:val="22"/>
-                <w:szCs w:val="22"/>
-                <w:color w:val="000000"/>
-              </w:rPr>
-              <w:t xml:space="preserve">0</w:t>
+              <w:t xml:space="preserve">2</w:t>
             </w:r>
           </w:p>
         </w:tc>
       </w:tr>
       <w:tr>
         <w:trPr>
-          <w:trHeight w:val="617" w:hRule="auto"/>
+          <w:trHeight w:val="574" w:hRule="auto"/>
         </w:trPr>
         body36
         <w:tc>
@@ -6692,7 +6692,7 @@
                 <w:szCs w:val="22"/>
                 <w:color w:val="000000"/>
               </w:rPr>
-              <w:t xml:space="preserve">Aerobic Capacity - Baseline</w:t>
+              <w:t xml:space="preserve">SLICC-Eular/ACR-2019</w:t>
             </w:r>
           </w:p>
         </w:tc>
@@ -6918,7 +6918,7 @@
                 <w:szCs w:val="22"/>
                 <w:color w:val="000000"/>
               </w:rPr>
-              <w:t xml:space="preserve">25</w:t>
+              <w:t xml:space="preserve">27</w:t>
             </w:r>
           </w:p>
         </w:tc>
@@ -7006,14 +7006,14 @@
                 <w:szCs w:val="22"/>
                 <w:color w:val="000000"/>
               </w:rPr>
-              <w:t xml:space="preserve">37</w:t>
+              <w:t xml:space="preserve">39</w:t>
             </w:r>
           </w:p>
         </w:tc>
       </w:tr>
       <w:tr>
         <w:trPr>
-          <w:trHeight w:val="617" w:hRule="auto"/>
+          <w:trHeight w:val="615" w:hRule="auto"/>
         </w:trPr>
         body38
         <w:tc>
@@ -7056,139 +7056,139 @@
                 <w:szCs w:val="22"/>
                 <w:color w:val="000000"/>
               </w:rPr>
-              <w:t xml:space="preserve">  Mean (SD)</w:t>
-            </w:r>
-          </w:p>
-        </w:tc>
-        <w:tc>
-          <w:tcPr>
-            <w:tcBorders>
-              <w:bottom w:val="none" w:sz="0" w:space="0" w:color="000000"/>
-              <w:top w:val="none" w:sz="0" w:space="0" w:color="000000"/>
-              <w:left w:val="none" w:sz="0" w:space="0" w:color="000000"/>
-              <w:right w:val="none" w:sz="0" w:space="0" w:color="000000"/>
-            </w:tcBorders>
-            <w:shd w:val="clear" w:color="auto" w:fill="FFFFFF"/>
-            <w:tcMar>
-              <w:top w:w="0" w:type="dxa"/>
-              <w:bottom w:w="0" w:type="dxa"/>
-              <w:left w:w="0" w:type="dxa"/>
-              <w:right w:w="0" w:type="dxa"/>
-            </w:tcMar>
-            <w:vAlign w:val="center"/>
-          </w:tcPr>
-          <w:p>
-            <w:pPr>
-              <w:pStyle w:val="Normal"/>
-              <w:jc w:val="center"/>
-              <w:pBdr>
-                <w:bottom w:val="none" w:sz="0" w:space="0" w:color="000000"/>
-                <w:top w:val="none" w:sz="0" w:space="0" w:color="000000"/>
-                <w:left w:val="none" w:sz="0" w:space="0" w:color="000000"/>
-                <w:right w:val="none" w:sz="0" w:space="0" w:color="000000"/>
-              </w:pBdr>
-              <w:spacing w:after="100" w:before="100" w:line="240"/>
-              <w:ind w:left="100" w:right="100" w:firstLine="0" w:firstLineChars="0"/>
-            </w:pPr>
-            <w:r>
-              <w:rPr>
-                <w:rFonts w:ascii="Arial" w:hAnsi="Arial" w:eastAsia="Arial" w:cs="Arial"/>
-                <w:i w:val="false"/>
-                <w:b w:val="false"/>
-                <w:u w:val="none"/>
-                <w:sz w:val="22"/>
-                <w:szCs w:val="22"/>
-                <w:color w:val="000000"/>
-              </w:rPr>
-              <w:t xml:space="preserve">27.2 (5.35)</w:t>
-            </w:r>
-          </w:p>
-        </w:tc>
-        <w:tc>
-          <w:tcPr>
-            <w:tcBorders>
-              <w:bottom w:val="none" w:sz="0" w:space="0" w:color="000000"/>
-              <w:top w:val="none" w:sz="0" w:space="0" w:color="000000"/>
-              <w:left w:val="none" w:sz="0" w:space="0" w:color="000000"/>
-              <w:right w:val="none" w:sz="0" w:space="0" w:color="000000"/>
-            </w:tcBorders>
-            <w:shd w:val="clear" w:color="auto" w:fill="FFFFFF"/>
-            <w:tcMar>
-              <w:top w:w="0" w:type="dxa"/>
-              <w:bottom w:w="0" w:type="dxa"/>
-              <w:left w:w="0" w:type="dxa"/>
-              <w:right w:w="0" w:type="dxa"/>
-            </w:tcMar>
-            <w:vAlign w:val="center"/>
-          </w:tcPr>
-          <w:p>
-            <w:pPr>
-              <w:pStyle w:val="Normal"/>
-              <w:jc w:val="center"/>
-              <w:pBdr>
-                <w:bottom w:val="none" w:sz="0" w:space="0" w:color="000000"/>
-                <w:top w:val="none" w:sz="0" w:space="0" w:color="000000"/>
-                <w:left w:val="none" w:sz="0" w:space="0" w:color="000000"/>
-                <w:right w:val="none" w:sz="0" w:space="0" w:color="000000"/>
-              </w:pBdr>
-              <w:spacing w:after="100" w:before="100" w:line="240"/>
-              <w:ind w:left="100" w:right="100" w:firstLine="0" w:firstLineChars="0"/>
-            </w:pPr>
-            <w:r>
-              <w:rPr>
-                <w:rFonts w:ascii="Arial" w:hAnsi="Arial" w:eastAsia="Arial" w:cs="Arial"/>
-                <w:i w:val="false"/>
-                <w:b w:val="false"/>
-                <w:u w:val="none"/>
-                <w:sz w:val="22"/>
-                <w:szCs w:val="22"/>
-                <w:color w:val="000000"/>
-              </w:rPr>
-              <w:t xml:space="preserve">28.8 (7.98)</w:t>
-            </w:r>
-          </w:p>
-        </w:tc>
-        <w:tc>
-          <w:tcPr>
-            <w:tcBorders>
-              <w:bottom w:val="none" w:sz="0" w:space="0" w:color="000000"/>
-              <w:top w:val="none" w:sz="0" w:space="0" w:color="000000"/>
-              <w:left w:val="none" w:sz="0" w:space="0" w:color="000000"/>
-              <w:right w:val="none" w:sz="0" w:space="0" w:color="000000"/>
-            </w:tcBorders>
-            <w:shd w:val="clear" w:color="auto" w:fill="FFFFFF"/>
-            <w:tcMar>
-              <w:top w:w="0" w:type="dxa"/>
-              <w:bottom w:w="0" w:type="dxa"/>
-              <w:left w:w="0" w:type="dxa"/>
-              <w:right w:w="0" w:type="dxa"/>
-            </w:tcMar>
-            <w:vAlign w:val="center"/>
-          </w:tcPr>
-          <w:p>
-            <w:pPr>
-              <w:pStyle w:val="Normal"/>
-              <w:jc w:val="center"/>
-              <w:pBdr>
-                <w:bottom w:val="none" w:sz="0" w:space="0" w:color="000000"/>
-                <w:top w:val="none" w:sz="0" w:space="0" w:color="000000"/>
-                <w:left w:val="none" w:sz="0" w:space="0" w:color="000000"/>
-                <w:right w:val="none" w:sz="0" w:space="0" w:color="000000"/>
-              </w:pBdr>
-              <w:spacing w:after="100" w:before="100" w:line="240"/>
-              <w:ind w:left="100" w:right="100" w:firstLine="0" w:firstLineChars="0"/>
-            </w:pPr>
-            <w:r>
-              <w:rPr>
-                <w:rFonts w:ascii="Arial" w:hAnsi="Arial" w:eastAsia="Arial" w:cs="Arial"/>
-                <w:i w:val="false"/>
-                <w:b w:val="false"/>
-                <w:u w:val="none"/>
-                <w:sz w:val="22"/>
-                <w:szCs w:val="22"/>
-                <w:color w:val="000000"/>
-              </w:rPr>
-              <w:t xml:space="preserve">27.7 (6.26)</w:t>
+              <w:t xml:space="preserve">  Median [Q1, Q3]</w:t>
+            </w:r>
+          </w:p>
+        </w:tc>
+        <w:tc>
+          <w:tcPr>
+            <w:tcBorders>
+              <w:bottom w:val="none" w:sz="0" w:space="0" w:color="000000"/>
+              <w:top w:val="none" w:sz="0" w:space="0" w:color="000000"/>
+              <w:left w:val="none" w:sz="0" w:space="0" w:color="000000"/>
+              <w:right w:val="none" w:sz="0" w:space="0" w:color="000000"/>
+            </w:tcBorders>
+            <w:shd w:val="clear" w:color="auto" w:fill="FFFFFF"/>
+            <w:tcMar>
+              <w:top w:w="0" w:type="dxa"/>
+              <w:bottom w:w="0" w:type="dxa"/>
+              <w:left w:w="0" w:type="dxa"/>
+              <w:right w:w="0" w:type="dxa"/>
+            </w:tcMar>
+            <w:vAlign w:val="center"/>
+          </w:tcPr>
+          <w:p>
+            <w:pPr>
+              <w:pStyle w:val="Normal"/>
+              <w:jc w:val="center"/>
+              <w:pBdr>
+                <w:bottom w:val="none" w:sz="0" w:space="0" w:color="000000"/>
+                <w:top w:val="none" w:sz="0" w:space="0" w:color="000000"/>
+                <w:left w:val="none" w:sz="0" w:space="0" w:color="000000"/>
+                <w:right w:val="none" w:sz="0" w:space="0" w:color="000000"/>
+              </w:pBdr>
+              <w:spacing w:after="100" w:before="100" w:line="240"/>
+              <w:ind w:left="100" w:right="100" w:firstLine="0" w:firstLineChars="0"/>
+            </w:pPr>
+            <w:r>
+              <w:rPr>
+                <w:rFonts w:ascii="Arial" w:hAnsi="Arial" w:eastAsia="Arial" w:cs="Arial"/>
+                <w:i w:val="false"/>
+                <w:b w:val="false"/>
+                <w:u w:val="none"/>
+                <w:sz w:val="22"/>
+                <w:szCs w:val="22"/>
+                <w:color w:val="000000"/>
+              </w:rPr>
+              <w:t xml:space="preserve">30.0 [20.5, 35.0]</w:t>
+            </w:r>
+          </w:p>
+        </w:tc>
+        <w:tc>
+          <w:tcPr>
+            <w:tcBorders>
+              <w:bottom w:val="none" w:sz="0" w:space="0" w:color="000000"/>
+              <w:top w:val="none" w:sz="0" w:space="0" w:color="000000"/>
+              <w:left w:val="none" w:sz="0" w:space="0" w:color="000000"/>
+              <w:right w:val="none" w:sz="0" w:space="0" w:color="000000"/>
+            </w:tcBorders>
+            <w:shd w:val="clear" w:color="auto" w:fill="FFFFFF"/>
+            <w:tcMar>
+              <w:top w:w="0" w:type="dxa"/>
+              <w:bottom w:w="0" w:type="dxa"/>
+              <w:left w:w="0" w:type="dxa"/>
+              <w:right w:w="0" w:type="dxa"/>
+            </w:tcMar>
+            <w:vAlign w:val="center"/>
+          </w:tcPr>
+          <w:p>
+            <w:pPr>
+              <w:pStyle w:val="Normal"/>
+              <w:jc w:val="center"/>
+              <w:pBdr>
+                <w:bottom w:val="none" w:sz="0" w:space="0" w:color="000000"/>
+                <w:top w:val="none" w:sz="0" w:space="0" w:color="000000"/>
+                <w:left w:val="none" w:sz="0" w:space="0" w:color="000000"/>
+                <w:right w:val="none" w:sz="0" w:space="0" w:color="000000"/>
+              </w:pBdr>
+              <w:spacing w:after="100" w:before="100" w:line="240"/>
+              <w:ind w:left="100" w:right="100" w:firstLine="0" w:firstLineChars="0"/>
+            </w:pPr>
+            <w:r>
+              <w:rPr>
+                <w:rFonts w:ascii="Arial" w:hAnsi="Arial" w:eastAsia="Arial" w:cs="Arial"/>
+                <w:i w:val="false"/>
+                <w:b w:val="false"/>
+                <w:u w:val="none"/>
+                <w:sz w:val="22"/>
+                <w:szCs w:val="22"/>
+                <w:color w:val="000000"/>
+              </w:rPr>
+              <w:t xml:space="preserve">24.0 [17.0, 29.5]</w:t>
+            </w:r>
+          </w:p>
+        </w:tc>
+        <w:tc>
+          <w:tcPr>
+            <w:tcBorders>
+              <w:bottom w:val="none" w:sz="0" w:space="0" w:color="000000"/>
+              <w:top w:val="none" w:sz="0" w:space="0" w:color="000000"/>
+              <w:left w:val="none" w:sz="0" w:space="0" w:color="000000"/>
+              <w:right w:val="none" w:sz="0" w:space="0" w:color="000000"/>
+            </w:tcBorders>
+            <w:shd w:val="clear" w:color="auto" w:fill="FFFFFF"/>
+            <w:tcMar>
+              <w:top w:w="0" w:type="dxa"/>
+              <w:bottom w:w="0" w:type="dxa"/>
+              <w:left w:w="0" w:type="dxa"/>
+              <w:right w:w="0" w:type="dxa"/>
+            </w:tcMar>
+            <w:vAlign w:val="center"/>
+          </w:tcPr>
+          <w:p>
+            <w:pPr>
+              <w:pStyle w:val="Normal"/>
+              <w:jc w:val="center"/>
+              <w:pBdr>
+                <w:bottom w:val="none" w:sz="0" w:space="0" w:color="000000"/>
+                <w:top w:val="none" w:sz="0" w:space="0" w:color="000000"/>
+                <w:left w:val="none" w:sz="0" w:space="0" w:color="000000"/>
+                <w:right w:val="none" w:sz="0" w:space="0" w:color="000000"/>
+              </w:pBdr>
+              <w:spacing w:after="100" w:before="100" w:line="240"/>
+              <w:ind w:left="100" w:right="100" w:firstLine="0" w:firstLineChars="0"/>
+            </w:pPr>
+            <w:r>
+              <w:rPr>
+                <w:rFonts w:ascii="Arial" w:hAnsi="Arial" w:eastAsia="Arial" w:cs="Arial"/>
+                <w:i w:val="false"/>
+                <w:b w:val="false"/>
+                <w:u w:val="none"/>
+                <w:sz w:val="22"/>
+                <w:szCs w:val="22"/>
+                <w:color w:val="000000"/>
+              </w:rPr>
+              <w:t xml:space="preserve">27.0 [19.5, 34.5]</w:t>
             </w:r>
           </w:p>
         </w:tc>
@@ -7282,50 +7282,6 @@
                 <w:szCs w:val="22"/>
                 <w:color w:val="000000"/>
               </w:rPr>
-              <w:t xml:space="preserve">2</w:t>
-            </w:r>
-          </w:p>
-        </w:tc>
-        <w:tc>
-          <w:tcPr>
-            <w:tcBorders>
-              <w:bottom w:val="none" w:sz="0" w:space="0" w:color="000000"/>
-              <w:top w:val="none" w:sz="0" w:space="0" w:color="000000"/>
-              <w:left w:val="none" w:sz="0" w:space="0" w:color="000000"/>
-              <w:right w:val="none" w:sz="0" w:space="0" w:color="000000"/>
-            </w:tcBorders>
-            <w:shd w:val="clear" w:color="auto" w:fill="FFFFFF"/>
-            <w:tcMar>
-              <w:top w:w="0" w:type="dxa"/>
-              <w:bottom w:w="0" w:type="dxa"/>
-              <w:left w:w="0" w:type="dxa"/>
-              <w:right w:w="0" w:type="dxa"/>
-            </w:tcMar>
-            <w:vAlign w:val="center"/>
-          </w:tcPr>
-          <w:p>
-            <w:pPr>
-              <w:pStyle w:val="Normal"/>
-              <w:jc w:val="center"/>
-              <w:pBdr>
-                <w:bottom w:val="none" w:sz="0" w:space="0" w:color="000000"/>
-                <w:top w:val="none" w:sz="0" w:space="0" w:color="000000"/>
-                <w:left w:val="none" w:sz="0" w:space="0" w:color="000000"/>
-                <w:right w:val="none" w:sz="0" w:space="0" w:color="000000"/>
-              </w:pBdr>
-              <w:spacing w:after="100" w:before="100" w:line="240"/>
-              <w:ind w:left="100" w:right="100" w:firstLine="0" w:firstLineChars="0"/>
-            </w:pPr>
-            <w:r>
-              <w:rPr>
-                <w:rFonts w:ascii="Arial" w:hAnsi="Arial" w:eastAsia="Arial" w:cs="Arial"/>
-                <w:i w:val="false"/>
-                <w:b w:val="false"/>
-                <w:u w:val="none"/>
-                <w:sz w:val="22"/>
-                <w:szCs w:val="22"/>
-                <w:color w:val="000000"/>
-              </w:rPr>
               <w:t xml:space="preserve">0</w:t>
             </w:r>
           </w:p>
@@ -7370,14 +7326,58 @@
                 <w:szCs w:val="22"/>
                 <w:color w:val="000000"/>
               </w:rPr>
-              <w:t xml:space="preserve">2</w:t>
+              <w:t xml:space="preserve">0</w:t>
+            </w:r>
+          </w:p>
+        </w:tc>
+        <w:tc>
+          <w:tcPr>
+            <w:tcBorders>
+              <w:bottom w:val="none" w:sz="0" w:space="0" w:color="000000"/>
+              <w:top w:val="none" w:sz="0" w:space="0" w:color="000000"/>
+              <w:left w:val="none" w:sz="0" w:space="0" w:color="000000"/>
+              <w:right w:val="none" w:sz="0" w:space="0" w:color="000000"/>
+            </w:tcBorders>
+            <w:shd w:val="clear" w:color="auto" w:fill="FFFFFF"/>
+            <w:tcMar>
+              <w:top w:w="0" w:type="dxa"/>
+              <w:bottom w:w="0" w:type="dxa"/>
+              <w:left w:w="0" w:type="dxa"/>
+              <w:right w:w="0" w:type="dxa"/>
+            </w:tcMar>
+            <w:vAlign w:val="center"/>
+          </w:tcPr>
+          <w:p>
+            <w:pPr>
+              <w:pStyle w:val="Normal"/>
+              <w:jc w:val="center"/>
+              <w:pBdr>
+                <w:bottom w:val="none" w:sz="0" w:space="0" w:color="000000"/>
+                <w:top w:val="none" w:sz="0" w:space="0" w:color="000000"/>
+                <w:left w:val="none" w:sz="0" w:space="0" w:color="000000"/>
+                <w:right w:val="none" w:sz="0" w:space="0" w:color="000000"/>
+              </w:pBdr>
+              <w:spacing w:after="100" w:before="100" w:line="240"/>
+              <w:ind w:left="100" w:right="100" w:firstLine="0" w:firstLineChars="0"/>
+            </w:pPr>
+            <w:r>
+              <w:rPr>
+                <w:rFonts w:ascii="Arial" w:hAnsi="Arial" w:eastAsia="Arial" w:cs="Arial"/>
+                <w:i w:val="false"/>
+                <w:b w:val="false"/>
+                <w:u w:val="none"/>
+                <w:sz w:val="22"/>
+                <w:szCs w:val="22"/>
+                <w:color w:val="000000"/>
+              </w:rPr>
+              <w:t xml:space="preserve">0</w:t>
             </w:r>
           </w:p>
         </w:tc>
       </w:tr>
       <w:tr>
         <w:trPr>
-          <w:trHeight w:val="617" w:hRule="auto"/>
+          <w:trHeight w:val="574" w:hRule="auto"/>
         </w:trPr>
         body40
         <w:tc>
@@ -7420,7 +7420,7 @@
                 <w:szCs w:val="22"/>
                 <w:color w:val="000000"/>
               </w:rPr>
-              <w:t xml:space="preserve">Aerobic Capacity - Screening</w:t>
+              <w:t xml:space="preserve">FSS</w:t>
             </w:r>
           </w:p>
         </w:tc>
@@ -7646,7 +7646,7 @@
                 <w:szCs w:val="22"/>
                 <w:color w:val="000000"/>
               </w:rPr>
-              <w:t xml:space="preserve">26</w:t>
+              <w:t xml:space="preserve">27</w:t>
             </w:r>
           </w:p>
         </w:tc>
@@ -7734,14 +7734,14 @@
                 <w:szCs w:val="22"/>
                 <w:color w:val="000000"/>
               </w:rPr>
-              <w:t xml:space="preserve">38</w:t>
+              <w:t xml:space="preserve">39</w:t>
             </w:r>
           </w:p>
         </w:tc>
       </w:tr>
       <w:tr>
         <w:trPr>
-          <w:trHeight w:val="617" w:hRule="auto"/>
+          <w:trHeight w:val="615" w:hRule="auto"/>
         </w:trPr>
         body42
         <w:tc>
@@ -7784,139 +7784,139 @@
                 <w:szCs w:val="22"/>
                 <w:color w:val="000000"/>
               </w:rPr>
-              <w:t xml:space="preserve">  Mean (SD)</w:t>
-            </w:r>
-          </w:p>
-        </w:tc>
-        <w:tc>
-          <w:tcPr>
-            <w:tcBorders>
-              <w:bottom w:val="none" w:sz="0" w:space="0" w:color="000000"/>
-              <w:top w:val="none" w:sz="0" w:space="0" w:color="000000"/>
-              <w:left w:val="none" w:sz="0" w:space="0" w:color="000000"/>
-              <w:right w:val="none" w:sz="0" w:space="0" w:color="000000"/>
-            </w:tcBorders>
-            <w:shd w:val="clear" w:color="auto" w:fill="FFFFFF"/>
-            <w:tcMar>
-              <w:top w:w="0" w:type="dxa"/>
-              <w:bottom w:w="0" w:type="dxa"/>
-              <w:left w:w="0" w:type="dxa"/>
-              <w:right w:w="0" w:type="dxa"/>
-            </w:tcMar>
-            <w:vAlign w:val="center"/>
-          </w:tcPr>
-          <w:p>
-            <w:pPr>
-              <w:pStyle w:val="Normal"/>
-              <w:jc w:val="center"/>
-              <w:pBdr>
-                <w:bottom w:val="none" w:sz="0" w:space="0" w:color="000000"/>
-                <w:top w:val="none" w:sz="0" w:space="0" w:color="000000"/>
-                <w:left w:val="none" w:sz="0" w:space="0" w:color="000000"/>
-                <w:right w:val="none" w:sz="0" w:space="0" w:color="000000"/>
-              </w:pBdr>
-              <w:spacing w:after="100" w:before="100" w:line="240"/>
-              <w:ind w:left="100" w:right="100" w:firstLine="0" w:firstLineChars="0"/>
-            </w:pPr>
-            <w:r>
-              <w:rPr>
-                <w:rFonts w:ascii="Arial" w:hAnsi="Arial" w:eastAsia="Arial" w:cs="Arial"/>
-                <w:i w:val="false"/>
-                <w:b w:val="false"/>
-                <w:u w:val="none"/>
-                <w:sz w:val="22"/>
-                <w:szCs w:val="22"/>
-                <w:color w:val="000000"/>
-              </w:rPr>
-              <w:t xml:space="preserve">29.0 (5.57)</w:t>
-            </w:r>
-          </w:p>
-        </w:tc>
-        <w:tc>
-          <w:tcPr>
-            <w:tcBorders>
-              <w:bottom w:val="none" w:sz="0" w:space="0" w:color="000000"/>
-              <w:top w:val="none" w:sz="0" w:space="0" w:color="000000"/>
-              <w:left w:val="none" w:sz="0" w:space="0" w:color="000000"/>
-              <w:right w:val="none" w:sz="0" w:space="0" w:color="000000"/>
-            </w:tcBorders>
-            <w:shd w:val="clear" w:color="auto" w:fill="FFFFFF"/>
-            <w:tcMar>
-              <w:top w:w="0" w:type="dxa"/>
-              <w:bottom w:w="0" w:type="dxa"/>
-              <w:left w:w="0" w:type="dxa"/>
-              <w:right w:w="0" w:type="dxa"/>
-            </w:tcMar>
-            <w:vAlign w:val="center"/>
-          </w:tcPr>
-          <w:p>
-            <w:pPr>
-              <w:pStyle w:val="Normal"/>
-              <w:jc w:val="center"/>
-              <w:pBdr>
-                <w:bottom w:val="none" w:sz="0" w:space="0" w:color="000000"/>
-                <w:top w:val="none" w:sz="0" w:space="0" w:color="000000"/>
-                <w:left w:val="none" w:sz="0" w:space="0" w:color="000000"/>
-                <w:right w:val="none" w:sz="0" w:space="0" w:color="000000"/>
-              </w:pBdr>
-              <w:spacing w:after="100" w:before="100" w:line="240"/>
-              <w:ind w:left="100" w:right="100" w:firstLine="0" w:firstLineChars="0"/>
-            </w:pPr>
-            <w:r>
-              <w:rPr>
-                <w:rFonts w:ascii="Arial" w:hAnsi="Arial" w:eastAsia="Arial" w:cs="Arial"/>
-                <w:i w:val="false"/>
-                <w:b w:val="false"/>
-                <w:u w:val="none"/>
-                <w:sz w:val="22"/>
-                <w:szCs w:val="22"/>
-                <w:color w:val="000000"/>
-              </w:rPr>
-              <w:t xml:space="preserve">30.6 (9.61)</w:t>
-            </w:r>
-          </w:p>
-        </w:tc>
-        <w:tc>
-          <w:tcPr>
-            <w:tcBorders>
-              <w:bottom w:val="none" w:sz="0" w:space="0" w:color="000000"/>
-              <w:top w:val="none" w:sz="0" w:space="0" w:color="000000"/>
-              <w:left w:val="none" w:sz="0" w:space="0" w:color="000000"/>
-              <w:right w:val="none" w:sz="0" w:space="0" w:color="000000"/>
-            </w:tcBorders>
-            <w:shd w:val="clear" w:color="auto" w:fill="FFFFFF"/>
-            <w:tcMar>
-              <w:top w:w="0" w:type="dxa"/>
-              <w:bottom w:w="0" w:type="dxa"/>
-              <w:left w:w="0" w:type="dxa"/>
-              <w:right w:w="0" w:type="dxa"/>
-            </w:tcMar>
-            <w:vAlign w:val="center"/>
-          </w:tcPr>
-          <w:p>
-            <w:pPr>
-              <w:pStyle w:val="Normal"/>
-              <w:jc w:val="center"/>
-              <w:pBdr>
-                <w:bottom w:val="none" w:sz="0" w:space="0" w:color="000000"/>
-                <w:top w:val="none" w:sz="0" w:space="0" w:color="000000"/>
-                <w:left w:val="none" w:sz="0" w:space="0" w:color="000000"/>
-                <w:right w:val="none" w:sz="0" w:space="0" w:color="000000"/>
-              </w:pBdr>
-              <w:spacing w:after="100" w:before="100" w:line="240"/>
-              <w:ind w:left="100" w:right="100" w:firstLine="0" w:firstLineChars="0"/>
-            </w:pPr>
-            <w:r>
-              <w:rPr>
-                <w:rFonts w:ascii="Arial" w:hAnsi="Arial" w:eastAsia="Arial" w:cs="Arial"/>
-                <w:i w:val="false"/>
-                <w:b w:val="false"/>
-                <w:u w:val="none"/>
-                <w:sz w:val="22"/>
-                <w:szCs w:val="22"/>
-                <w:color w:val="000000"/>
-              </w:rPr>
-              <w:t xml:space="preserve">29.5 (7.00)</w:t>
+              <w:t xml:space="preserve">  Median [Q1, Q3]</w:t>
+            </w:r>
+          </w:p>
+        </w:tc>
+        <w:tc>
+          <w:tcPr>
+            <w:tcBorders>
+              <w:bottom w:val="none" w:sz="0" w:space="0" w:color="000000"/>
+              <w:top w:val="none" w:sz="0" w:space="0" w:color="000000"/>
+              <w:left w:val="none" w:sz="0" w:space="0" w:color="000000"/>
+              <w:right w:val="none" w:sz="0" w:space="0" w:color="000000"/>
+            </w:tcBorders>
+            <w:shd w:val="clear" w:color="auto" w:fill="FFFFFF"/>
+            <w:tcMar>
+              <w:top w:w="0" w:type="dxa"/>
+              <w:bottom w:w="0" w:type="dxa"/>
+              <w:left w:w="0" w:type="dxa"/>
+              <w:right w:w="0" w:type="dxa"/>
+            </w:tcMar>
+            <w:vAlign w:val="center"/>
+          </w:tcPr>
+          <w:p>
+            <w:pPr>
+              <w:pStyle w:val="Normal"/>
+              <w:jc w:val="center"/>
+              <w:pBdr>
+                <w:bottom w:val="none" w:sz="0" w:space="0" w:color="000000"/>
+                <w:top w:val="none" w:sz="0" w:space="0" w:color="000000"/>
+                <w:left w:val="none" w:sz="0" w:space="0" w:color="000000"/>
+                <w:right w:val="none" w:sz="0" w:space="0" w:color="000000"/>
+              </w:pBdr>
+              <w:spacing w:after="100" w:before="100" w:line="240"/>
+              <w:ind w:left="100" w:right="100" w:firstLine="0" w:firstLineChars="0"/>
+            </w:pPr>
+            <w:r>
+              <w:rPr>
+                <w:rFonts w:ascii="Arial" w:hAnsi="Arial" w:eastAsia="Arial" w:cs="Arial"/>
+                <w:i w:val="false"/>
+                <w:b w:val="false"/>
+                <w:u w:val="none"/>
+                <w:sz w:val="22"/>
+                <w:szCs w:val="22"/>
+                <w:color w:val="000000"/>
+              </w:rPr>
+              <w:t xml:space="preserve">5.22 [3.78, 5.83]</w:t>
+            </w:r>
+          </w:p>
+        </w:tc>
+        <w:tc>
+          <w:tcPr>
+            <w:tcBorders>
+              <w:bottom w:val="none" w:sz="0" w:space="0" w:color="000000"/>
+              <w:top w:val="none" w:sz="0" w:space="0" w:color="000000"/>
+              <w:left w:val="none" w:sz="0" w:space="0" w:color="000000"/>
+              <w:right w:val="none" w:sz="0" w:space="0" w:color="000000"/>
+            </w:tcBorders>
+            <w:shd w:val="clear" w:color="auto" w:fill="FFFFFF"/>
+            <w:tcMar>
+              <w:top w:w="0" w:type="dxa"/>
+              <w:bottom w:w="0" w:type="dxa"/>
+              <w:left w:w="0" w:type="dxa"/>
+              <w:right w:w="0" w:type="dxa"/>
+            </w:tcMar>
+            <w:vAlign w:val="center"/>
+          </w:tcPr>
+          <w:p>
+            <w:pPr>
+              <w:pStyle w:val="Normal"/>
+              <w:jc w:val="center"/>
+              <w:pBdr>
+                <w:bottom w:val="none" w:sz="0" w:space="0" w:color="000000"/>
+                <w:top w:val="none" w:sz="0" w:space="0" w:color="000000"/>
+                <w:left w:val="none" w:sz="0" w:space="0" w:color="000000"/>
+                <w:right w:val="none" w:sz="0" w:space="0" w:color="000000"/>
+              </w:pBdr>
+              <w:spacing w:after="100" w:before="100" w:line="240"/>
+              <w:ind w:left="100" w:right="100" w:firstLine="0" w:firstLineChars="0"/>
+            </w:pPr>
+            <w:r>
+              <w:rPr>
+                <w:rFonts w:ascii="Arial" w:hAnsi="Arial" w:eastAsia="Arial" w:cs="Arial"/>
+                <w:i w:val="false"/>
+                <w:b w:val="false"/>
+                <w:u w:val="none"/>
+                <w:sz w:val="22"/>
+                <w:szCs w:val="22"/>
+                <w:color w:val="000000"/>
+              </w:rPr>
+              <w:t xml:space="preserve">5.22 [4.31, 6.08]</w:t>
+            </w:r>
+          </w:p>
+        </w:tc>
+        <w:tc>
+          <w:tcPr>
+            <w:tcBorders>
+              <w:bottom w:val="none" w:sz="0" w:space="0" w:color="000000"/>
+              <w:top w:val="none" w:sz="0" w:space="0" w:color="000000"/>
+              <w:left w:val="none" w:sz="0" w:space="0" w:color="000000"/>
+              <w:right w:val="none" w:sz="0" w:space="0" w:color="000000"/>
+            </w:tcBorders>
+            <w:shd w:val="clear" w:color="auto" w:fill="FFFFFF"/>
+            <w:tcMar>
+              <w:top w:w="0" w:type="dxa"/>
+              <w:bottom w:w="0" w:type="dxa"/>
+              <w:left w:w="0" w:type="dxa"/>
+              <w:right w:w="0" w:type="dxa"/>
+            </w:tcMar>
+            <w:vAlign w:val="center"/>
+          </w:tcPr>
+          <w:p>
+            <w:pPr>
+              <w:pStyle w:val="Normal"/>
+              <w:jc w:val="center"/>
+              <w:pBdr>
+                <w:bottom w:val="none" w:sz="0" w:space="0" w:color="000000"/>
+                <w:top w:val="none" w:sz="0" w:space="0" w:color="000000"/>
+                <w:left w:val="none" w:sz="0" w:space="0" w:color="000000"/>
+                <w:right w:val="none" w:sz="0" w:space="0" w:color="000000"/>
+              </w:pBdr>
+              <w:spacing w:after="100" w:before="100" w:line="240"/>
+              <w:ind w:left="100" w:right="100" w:firstLine="0" w:firstLineChars="0"/>
+            </w:pPr>
+            <w:r>
+              <w:rPr>
+                <w:rFonts w:ascii="Arial" w:hAnsi="Arial" w:eastAsia="Arial" w:cs="Arial"/>
+                <w:i w:val="false"/>
+                <w:b w:val="false"/>
+                <w:u w:val="none"/>
+                <w:sz w:val="22"/>
+                <w:szCs w:val="22"/>
+                <w:color w:val="000000"/>
+              </w:rPr>
+              <w:t xml:space="preserve">5.22 [3.94, 5.94]</w:t>
             </w:r>
           </w:p>
         </w:tc>
@@ -8010,50 +8010,6 @@
                 <w:szCs w:val="22"/>
                 <w:color w:val="000000"/>
               </w:rPr>
-              <w:t xml:space="preserve">1</w:t>
-            </w:r>
-          </w:p>
-        </w:tc>
-        <w:tc>
-          <w:tcPr>
-            <w:tcBorders>
-              <w:bottom w:val="none" w:sz="0" w:space="0" w:color="000000"/>
-              <w:top w:val="none" w:sz="0" w:space="0" w:color="000000"/>
-              <w:left w:val="none" w:sz="0" w:space="0" w:color="000000"/>
-              <w:right w:val="none" w:sz="0" w:space="0" w:color="000000"/>
-            </w:tcBorders>
-            <w:shd w:val="clear" w:color="auto" w:fill="FFFFFF"/>
-            <w:tcMar>
-              <w:top w:w="0" w:type="dxa"/>
-              <w:bottom w:w="0" w:type="dxa"/>
-              <w:left w:w="0" w:type="dxa"/>
-              <w:right w:w="0" w:type="dxa"/>
-            </w:tcMar>
-            <w:vAlign w:val="center"/>
-          </w:tcPr>
-          <w:p>
-            <w:pPr>
-              <w:pStyle w:val="Normal"/>
-              <w:jc w:val="center"/>
-              <w:pBdr>
-                <w:bottom w:val="none" w:sz="0" w:space="0" w:color="000000"/>
-                <w:top w:val="none" w:sz="0" w:space="0" w:color="000000"/>
-                <w:left w:val="none" w:sz="0" w:space="0" w:color="000000"/>
-                <w:right w:val="none" w:sz="0" w:space="0" w:color="000000"/>
-              </w:pBdr>
-              <w:spacing w:after="100" w:before="100" w:line="240"/>
-              <w:ind w:left="100" w:right="100" w:firstLine="0" w:firstLineChars="0"/>
-            </w:pPr>
-            <w:r>
-              <w:rPr>
-                <w:rFonts w:ascii="Arial" w:hAnsi="Arial" w:eastAsia="Arial" w:cs="Arial"/>
-                <w:i w:val="false"/>
-                <w:b w:val="false"/>
-                <w:u w:val="none"/>
-                <w:sz w:val="22"/>
-                <w:szCs w:val="22"/>
-                <w:color w:val="000000"/>
-              </w:rPr>
               <w:t xml:space="preserve">0</w:t>
             </w:r>
           </w:p>
@@ -8098,14 +8054,58 @@
                 <w:szCs w:val="22"/>
                 <w:color w:val="000000"/>
               </w:rPr>
-              <w:t xml:space="preserve">1</w:t>
+              <w:t xml:space="preserve">0</w:t>
+            </w:r>
+          </w:p>
+        </w:tc>
+        <w:tc>
+          <w:tcPr>
+            <w:tcBorders>
+              <w:bottom w:val="none" w:sz="0" w:space="0" w:color="000000"/>
+              <w:top w:val="none" w:sz="0" w:space="0" w:color="000000"/>
+              <w:left w:val="none" w:sz="0" w:space="0" w:color="000000"/>
+              <w:right w:val="none" w:sz="0" w:space="0" w:color="000000"/>
+            </w:tcBorders>
+            <w:shd w:val="clear" w:color="auto" w:fill="FFFFFF"/>
+            <w:tcMar>
+              <w:top w:w="0" w:type="dxa"/>
+              <w:bottom w:w="0" w:type="dxa"/>
+              <w:left w:w="0" w:type="dxa"/>
+              <w:right w:w="0" w:type="dxa"/>
+            </w:tcMar>
+            <w:vAlign w:val="center"/>
+          </w:tcPr>
+          <w:p>
+            <w:pPr>
+              <w:pStyle w:val="Normal"/>
+              <w:jc w:val="center"/>
+              <w:pBdr>
+                <w:bottom w:val="none" w:sz="0" w:space="0" w:color="000000"/>
+                <w:top w:val="none" w:sz="0" w:space="0" w:color="000000"/>
+                <w:left w:val="none" w:sz="0" w:space="0" w:color="000000"/>
+                <w:right w:val="none" w:sz="0" w:space="0" w:color="000000"/>
+              </w:pBdr>
+              <w:spacing w:after="100" w:before="100" w:line="240"/>
+              <w:ind w:left="100" w:right="100" w:firstLine="0" w:firstLineChars="0"/>
+            </w:pPr>
+            <w:r>
+              <w:rPr>
+                <w:rFonts w:ascii="Arial" w:hAnsi="Arial" w:eastAsia="Arial" w:cs="Arial"/>
+                <w:i w:val="false"/>
+                <w:b w:val="false"/>
+                <w:u w:val="none"/>
+                <w:sz w:val="22"/>
+                <w:szCs w:val="22"/>
+                <w:color w:val="000000"/>
+              </w:rPr>
+              <w:t xml:space="preserve">0</w:t>
             </w:r>
           </w:p>
         </w:tc>
       </w:tr>
       <w:tr>
         <w:trPr>
-          <w:trHeight w:val="574" w:hRule="auto"/>
+          <w:trHeight w:val="617" w:hRule="auto"/>
         </w:trPr>
         body44
         <w:tc>
@@ -8148,7 +8148,7 @@
                 <w:szCs w:val="22"/>
                 <w:color w:val="000000"/>
               </w:rPr>
-              <w:t xml:space="preserve">VO₂max - Baseline</w:t>
+              <w:t xml:space="preserve">Aerobic Capacity - Baseline</w:t>
             </w:r>
           </w:p>
         </w:tc>
@@ -8556,95 +8556,95 @@
                 <w:szCs w:val="22"/>
                 <w:color w:val="000000"/>
               </w:rPr>
-              <w:t xml:space="preserve">1890 (416)</w:t>
-            </w:r>
-          </w:p>
-        </w:tc>
-        <w:tc>
-          <w:tcPr>
-            <w:tcBorders>
-              <w:bottom w:val="none" w:sz="0" w:space="0" w:color="000000"/>
-              <w:top w:val="none" w:sz="0" w:space="0" w:color="000000"/>
-              <w:left w:val="none" w:sz="0" w:space="0" w:color="000000"/>
-              <w:right w:val="none" w:sz="0" w:space="0" w:color="000000"/>
-            </w:tcBorders>
-            <w:shd w:val="clear" w:color="auto" w:fill="FFFFFF"/>
-            <w:tcMar>
-              <w:top w:w="0" w:type="dxa"/>
-              <w:bottom w:w="0" w:type="dxa"/>
-              <w:left w:w="0" w:type="dxa"/>
-              <w:right w:w="0" w:type="dxa"/>
-            </w:tcMar>
-            <w:vAlign w:val="center"/>
-          </w:tcPr>
-          <w:p>
-            <w:pPr>
-              <w:pStyle w:val="Normal"/>
-              <w:jc w:val="center"/>
-              <w:pBdr>
-                <w:bottom w:val="none" w:sz="0" w:space="0" w:color="000000"/>
-                <w:top w:val="none" w:sz="0" w:space="0" w:color="000000"/>
-                <w:left w:val="none" w:sz="0" w:space="0" w:color="000000"/>
-                <w:right w:val="none" w:sz="0" w:space="0" w:color="000000"/>
-              </w:pBdr>
-              <w:spacing w:after="100" w:before="100" w:line="240"/>
-              <w:ind w:left="100" w:right="100" w:firstLine="0" w:firstLineChars="0"/>
-            </w:pPr>
-            <w:r>
-              <w:rPr>
-                <w:rFonts w:ascii="Arial" w:hAnsi="Arial" w:eastAsia="Arial" w:cs="Arial"/>
-                <w:i w:val="false"/>
-                <w:b w:val="false"/>
-                <w:u w:val="none"/>
-                <w:sz w:val="22"/>
-                <w:szCs w:val="22"/>
-                <w:color w:val="000000"/>
-              </w:rPr>
-              <w:t xml:space="preserve">2030 (580)</w:t>
-            </w:r>
-          </w:p>
-        </w:tc>
-        <w:tc>
-          <w:tcPr>
-            <w:tcBorders>
-              <w:bottom w:val="none" w:sz="0" w:space="0" w:color="000000"/>
-              <w:top w:val="none" w:sz="0" w:space="0" w:color="000000"/>
-              <w:left w:val="none" w:sz="0" w:space="0" w:color="000000"/>
-              <w:right w:val="none" w:sz="0" w:space="0" w:color="000000"/>
-            </w:tcBorders>
-            <w:shd w:val="clear" w:color="auto" w:fill="FFFFFF"/>
-            <w:tcMar>
-              <w:top w:w="0" w:type="dxa"/>
-              <w:bottom w:w="0" w:type="dxa"/>
-              <w:left w:w="0" w:type="dxa"/>
-              <w:right w:w="0" w:type="dxa"/>
-            </w:tcMar>
-            <w:vAlign w:val="center"/>
-          </w:tcPr>
-          <w:p>
-            <w:pPr>
-              <w:pStyle w:val="Normal"/>
-              <w:jc w:val="center"/>
-              <w:pBdr>
-                <w:bottom w:val="none" w:sz="0" w:space="0" w:color="000000"/>
-                <w:top w:val="none" w:sz="0" w:space="0" w:color="000000"/>
-                <w:left w:val="none" w:sz="0" w:space="0" w:color="000000"/>
-                <w:right w:val="none" w:sz="0" w:space="0" w:color="000000"/>
-              </w:pBdr>
-              <w:spacing w:after="100" w:before="100" w:line="240"/>
-              <w:ind w:left="100" w:right="100" w:firstLine="0" w:firstLineChars="0"/>
-            </w:pPr>
-            <w:r>
-              <w:rPr>
-                <w:rFonts w:ascii="Arial" w:hAnsi="Arial" w:eastAsia="Arial" w:cs="Arial"/>
-                <w:i w:val="false"/>
-                <w:b w:val="false"/>
-                <w:u w:val="none"/>
-                <w:sz w:val="22"/>
-                <w:szCs w:val="22"/>
-                <w:color w:val="000000"/>
-              </w:rPr>
-              <w:t xml:space="preserve">1930 (472)</w:t>
+              <w:t xml:space="preserve">27.2 (5.35)</w:t>
+            </w:r>
+          </w:p>
+        </w:tc>
+        <w:tc>
+          <w:tcPr>
+            <w:tcBorders>
+              <w:bottom w:val="none" w:sz="0" w:space="0" w:color="000000"/>
+              <w:top w:val="none" w:sz="0" w:space="0" w:color="000000"/>
+              <w:left w:val="none" w:sz="0" w:space="0" w:color="000000"/>
+              <w:right w:val="none" w:sz="0" w:space="0" w:color="000000"/>
+            </w:tcBorders>
+            <w:shd w:val="clear" w:color="auto" w:fill="FFFFFF"/>
+            <w:tcMar>
+              <w:top w:w="0" w:type="dxa"/>
+              <w:bottom w:w="0" w:type="dxa"/>
+              <w:left w:w="0" w:type="dxa"/>
+              <w:right w:w="0" w:type="dxa"/>
+            </w:tcMar>
+            <w:vAlign w:val="center"/>
+          </w:tcPr>
+          <w:p>
+            <w:pPr>
+              <w:pStyle w:val="Normal"/>
+              <w:jc w:val="center"/>
+              <w:pBdr>
+                <w:bottom w:val="none" w:sz="0" w:space="0" w:color="000000"/>
+                <w:top w:val="none" w:sz="0" w:space="0" w:color="000000"/>
+                <w:left w:val="none" w:sz="0" w:space="0" w:color="000000"/>
+                <w:right w:val="none" w:sz="0" w:space="0" w:color="000000"/>
+              </w:pBdr>
+              <w:spacing w:after="100" w:before="100" w:line="240"/>
+              <w:ind w:left="100" w:right="100" w:firstLine="0" w:firstLineChars="0"/>
+            </w:pPr>
+            <w:r>
+              <w:rPr>
+                <w:rFonts w:ascii="Arial" w:hAnsi="Arial" w:eastAsia="Arial" w:cs="Arial"/>
+                <w:i w:val="false"/>
+                <w:b w:val="false"/>
+                <w:u w:val="none"/>
+                <w:sz w:val="22"/>
+                <w:szCs w:val="22"/>
+                <w:color w:val="000000"/>
+              </w:rPr>
+              <w:t xml:space="preserve">28.8 (7.98)</w:t>
+            </w:r>
+          </w:p>
+        </w:tc>
+        <w:tc>
+          <w:tcPr>
+            <w:tcBorders>
+              <w:bottom w:val="none" w:sz="0" w:space="0" w:color="000000"/>
+              <w:top w:val="none" w:sz="0" w:space="0" w:color="000000"/>
+              <w:left w:val="none" w:sz="0" w:space="0" w:color="000000"/>
+              <w:right w:val="none" w:sz="0" w:space="0" w:color="000000"/>
+            </w:tcBorders>
+            <w:shd w:val="clear" w:color="auto" w:fill="FFFFFF"/>
+            <w:tcMar>
+              <w:top w:w="0" w:type="dxa"/>
+              <w:bottom w:w="0" w:type="dxa"/>
+              <w:left w:w="0" w:type="dxa"/>
+              <w:right w:w="0" w:type="dxa"/>
+            </w:tcMar>
+            <w:vAlign w:val="center"/>
+          </w:tcPr>
+          <w:p>
+            <w:pPr>
+              <w:pStyle w:val="Normal"/>
+              <w:jc w:val="center"/>
+              <w:pBdr>
+                <w:bottom w:val="none" w:sz="0" w:space="0" w:color="000000"/>
+                <w:top w:val="none" w:sz="0" w:space="0" w:color="000000"/>
+                <w:left w:val="none" w:sz="0" w:space="0" w:color="000000"/>
+                <w:right w:val="none" w:sz="0" w:space="0" w:color="000000"/>
+              </w:pBdr>
+              <w:spacing w:after="100" w:before="100" w:line="240"/>
+              <w:ind w:left="100" w:right="100" w:firstLine="0" w:firstLineChars="0"/>
+            </w:pPr>
+            <w:r>
+              <w:rPr>
+                <w:rFonts w:ascii="Arial" w:hAnsi="Arial" w:eastAsia="Arial" w:cs="Arial"/>
+                <w:i w:val="false"/>
+                <w:b w:val="false"/>
+                <w:u w:val="none"/>
+                <w:sz w:val="22"/>
+                <w:szCs w:val="22"/>
+                <w:color w:val="000000"/>
+              </w:rPr>
+              <w:t xml:space="preserve">27.7 (6.26)</w:t>
             </w:r>
           </w:p>
         </w:tc>
@@ -8876,7 +8876,7 @@
                 <w:szCs w:val="22"/>
                 <w:color w:val="000000"/>
               </w:rPr>
-              <w:t xml:space="preserve">VO₂max - Screening</w:t>
+              <w:t xml:space="preserve">Aerobic Capacity - Screening</w:t>
             </w:r>
           </w:p>
         </w:tc>
@@ -9284,95 +9284,95 @@
                 <w:szCs w:val="22"/>
                 <w:color w:val="000000"/>
               </w:rPr>
-              <w:t xml:space="preserve">2020 (513)</w:t>
-            </w:r>
-          </w:p>
-        </w:tc>
-        <w:tc>
-          <w:tcPr>
-            <w:tcBorders>
-              <w:bottom w:val="none" w:sz="0" w:space="0" w:color="000000"/>
-              <w:top w:val="none" w:sz="0" w:space="0" w:color="000000"/>
-              <w:left w:val="none" w:sz="0" w:space="0" w:color="000000"/>
-              <w:right w:val="none" w:sz="0" w:space="0" w:color="000000"/>
-            </w:tcBorders>
-            <w:shd w:val="clear" w:color="auto" w:fill="FFFFFF"/>
-            <w:tcMar>
-              <w:top w:w="0" w:type="dxa"/>
-              <w:bottom w:w="0" w:type="dxa"/>
-              <w:left w:w="0" w:type="dxa"/>
-              <w:right w:w="0" w:type="dxa"/>
-            </w:tcMar>
-            <w:vAlign w:val="center"/>
-          </w:tcPr>
-          <w:p>
-            <w:pPr>
-              <w:pStyle w:val="Normal"/>
-              <w:jc w:val="center"/>
-              <w:pBdr>
-                <w:bottom w:val="none" w:sz="0" w:space="0" w:color="000000"/>
-                <w:top w:val="none" w:sz="0" w:space="0" w:color="000000"/>
-                <w:left w:val="none" w:sz="0" w:space="0" w:color="000000"/>
-                <w:right w:val="none" w:sz="0" w:space="0" w:color="000000"/>
-              </w:pBdr>
-              <w:spacing w:after="100" w:before="100" w:line="240"/>
-              <w:ind w:left="100" w:right="100" w:firstLine="0" w:firstLineChars="0"/>
-            </w:pPr>
-            <w:r>
-              <w:rPr>
-                <w:rFonts w:ascii="Arial" w:hAnsi="Arial" w:eastAsia="Arial" w:cs="Arial"/>
-                <w:i w:val="false"/>
-                <w:b w:val="false"/>
-                <w:u w:val="none"/>
-                <w:sz w:val="22"/>
-                <w:szCs w:val="22"/>
-                <w:color w:val="000000"/>
-              </w:rPr>
-              <w:t xml:space="preserve">2130 (631)</w:t>
-            </w:r>
-          </w:p>
-        </w:tc>
-        <w:tc>
-          <w:tcPr>
-            <w:tcBorders>
-              <w:bottom w:val="none" w:sz="0" w:space="0" w:color="000000"/>
-              <w:top w:val="none" w:sz="0" w:space="0" w:color="000000"/>
-              <w:left w:val="none" w:sz="0" w:space="0" w:color="000000"/>
-              <w:right w:val="none" w:sz="0" w:space="0" w:color="000000"/>
-            </w:tcBorders>
-            <w:shd w:val="clear" w:color="auto" w:fill="FFFFFF"/>
-            <w:tcMar>
-              <w:top w:w="0" w:type="dxa"/>
-              <w:bottom w:w="0" w:type="dxa"/>
-              <w:left w:w="0" w:type="dxa"/>
-              <w:right w:w="0" w:type="dxa"/>
-            </w:tcMar>
-            <w:vAlign w:val="center"/>
-          </w:tcPr>
-          <w:p>
-            <w:pPr>
-              <w:pStyle w:val="Normal"/>
-              <w:jc w:val="center"/>
-              <w:pBdr>
-                <w:bottom w:val="none" w:sz="0" w:space="0" w:color="000000"/>
-                <w:top w:val="none" w:sz="0" w:space="0" w:color="000000"/>
-                <w:left w:val="none" w:sz="0" w:space="0" w:color="000000"/>
-                <w:right w:val="none" w:sz="0" w:space="0" w:color="000000"/>
-              </w:pBdr>
-              <w:spacing w:after="100" w:before="100" w:line="240"/>
-              <w:ind w:left="100" w:right="100" w:firstLine="0" w:firstLineChars="0"/>
-            </w:pPr>
-            <w:r>
-              <w:rPr>
-                <w:rFonts w:ascii="Arial" w:hAnsi="Arial" w:eastAsia="Arial" w:cs="Arial"/>
-                <w:i w:val="false"/>
-                <w:b w:val="false"/>
-                <w:u w:val="none"/>
-                <w:sz w:val="22"/>
-                <w:szCs w:val="22"/>
-                <w:color w:val="000000"/>
-              </w:rPr>
-              <w:t xml:space="preserve">2050 (546)</w:t>
+              <w:t xml:space="preserve">29.0 (5.57)</w:t>
+            </w:r>
+          </w:p>
+        </w:tc>
+        <w:tc>
+          <w:tcPr>
+            <w:tcBorders>
+              <w:bottom w:val="none" w:sz="0" w:space="0" w:color="000000"/>
+              <w:top w:val="none" w:sz="0" w:space="0" w:color="000000"/>
+              <w:left w:val="none" w:sz="0" w:space="0" w:color="000000"/>
+              <w:right w:val="none" w:sz="0" w:space="0" w:color="000000"/>
+            </w:tcBorders>
+            <w:shd w:val="clear" w:color="auto" w:fill="FFFFFF"/>
+            <w:tcMar>
+              <w:top w:w="0" w:type="dxa"/>
+              <w:bottom w:w="0" w:type="dxa"/>
+              <w:left w:w="0" w:type="dxa"/>
+              <w:right w:w="0" w:type="dxa"/>
+            </w:tcMar>
+            <w:vAlign w:val="center"/>
+          </w:tcPr>
+          <w:p>
+            <w:pPr>
+              <w:pStyle w:val="Normal"/>
+              <w:jc w:val="center"/>
+              <w:pBdr>
+                <w:bottom w:val="none" w:sz="0" w:space="0" w:color="000000"/>
+                <w:top w:val="none" w:sz="0" w:space="0" w:color="000000"/>
+                <w:left w:val="none" w:sz="0" w:space="0" w:color="000000"/>
+                <w:right w:val="none" w:sz="0" w:space="0" w:color="000000"/>
+              </w:pBdr>
+              <w:spacing w:after="100" w:before="100" w:line="240"/>
+              <w:ind w:left="100" w:right="100" w:firstLine="0" w:firstLineChars="0"/>
+            </w:pPr>
+            <w:r>
+              <w:rPr>
+                <w:rFonts w:ascii="Arial" w:hAnsi="Arial" w:eastAsia="Arial" w:cs="Arial"/>
+                <w:i w:val="false"/>
+                <w:b w:val="false"/>
+                <w:u w:val="none"/>
+                <w:sz w:val="22"/>
+                <w:szCs w:val="22"/>
+                <w:color w:val="000000"/>
+              </w:rPr>
+              <w:t xml:space="preserve">30.6 (9.61)</w:t>
+            </w:r>
+          </w:p>
+        </w:tc>
+        <w:tc>
+          <w:tcPr>
+            <w:tcBorders>
+              <w:bottom w:val="none" w:sz="0" w:space="0" w:color="000000"/>
+              <w:top w:val="none" w:sz="0" w:space="0" w:color="000000"/>
+              <w:left w:val="none" w:sz="0" w:space="0" w:color="000000"/>
+              <w:right w:val="none" w:sz="0" w:space="0" w:color="000000"/>
+            </w:tcBorders>
+            <w:shd w:val="clear" w:color="auto" w:fill="FFFFFF"/>
+            <w:tcMar>
+              <w:top w:w="0" w:type="dxa"/>
+              <w:bottom w:w="0" w:type="dxa"/>
+              <w:left w:w="0" w:type="dxa"/>
+              <w:right w:w="0" w:type="dxa"/>
+            </w:tcMar>
+            <w:vAlign w:val="center"/>
+          </w:tcPr>
+          <w:p>
+            <w:pPr>
+              <w:pStyle w:val="Normal"/>
+              <w:jc w:val="center"/>
+              <w:pBdr>
+                <w:bottom w:val="none" w:sz="0" w:space="0" w:color="000000"/>
+                <w:top w:val="none" w:sz="0" w:space="0" w:color="000000"/>
+                <w:left w:val="none" w:sz="0" w:space="0" w:color="000000"/>
+                <w:right w:val="none" w:sz="0" w:space="0" w:color="000000"/>
+              </w:pBdr>
+              <w:spacing w:after="100" w:before="100" w:line="240"/>
+              <w:ind w:left="100" w:right="100" w:firstLine="0" w:firstLineChars="0"/>
+            </w:pPr>
+            <w:r>
+              <w:rPr>
+                <w:rFonts w:ascii="Arial" w:hAnsi="Arial" w:eastAsia="Arial" w:cs="Arial"/>
+                <w:i w:val="false"/>
+                <w:b w:val="false"/>
+                <w:u w:val="none"/>
+                <w:sz w:val="22"/>
+                <w:szCs w:val="22"/>
+                <w:color w:val="000000"/>
+              </w:rPr>
+              <w:t xml:space="preserve">29.5 (7.00)</w:t>
             </w:r>
           </w:p>
         </w:tc>
@@ -9561,13 +9561,13 @@
       </w:tr>
       <w:tr>
         <w:trPr>
-          <w:trHeight w:val="617" w:hRule="auto"/>
+          <w:trHeight w:val="574" w:hRule="auto"/>
         </w:trPr>
         body52
         <w:tc>
           <w:tcPr>
             <w:tcBorders>
-              <w:bottom w:val="none" w:sz="0" w:space="0" w:color="000000"/>
+              <w:bottom w:val="single" w:sz="12" w:space="0" w:color="666666"/>
               <w:top w:val="none" w:sz="0" w:space="0" w:color="000000"/>
               <w:left w:val="none" w:sz="0" w:space="0" w:color="000000"/>
               <w:right w:val="none" w:sz="0" w:space="0" w:color="000000"/>
@@ -9604,14 +9604,14 @@
                 <w:szCs w:val="22"/>
                 <w:color w:val="000000"/>
               </w:rPr>
-              <w:t xml:space="preserve">Daily time in MVPA (Minutes)</w:t>
-            </w:r>
-          </w:p>
-        </w:tc>
-        <w:tc>
-          <w:tcPr>
-            <w:tcBorders>
-              <w:bottom w:val="none" w:sz="0" w:space="0" w:color="000000"/>
+              <w:t xml:space="preserve">VO₂max - Baseline</w:t>
+            </w:r>
+          </w:p>
+        </w:tc>
+        <w:tc>
+          <w:tcPr>
+            <w:tcBorders>
+              <w:bottom w:val="single" w:sz="12" w:space="0" w:color="666666"/>
               <w:top w:val="none" w:sz="0" w:space="0" w:color="000000"/>
               <w:left w:val="none" w:sz="0" w:space="0" w:color="000000"/>
               <w:right w:val="none" w:sz="0" w:space="0" w:color="000000"/>
@@ -9655,7 +9655,7 @@
         <w:tc>
           <w:tcPr>
             <w:tcBorders>
-              <w:bottom w:val="none" w:sz="0" w:space="0" w:color="000000"/>
+              <w:bottom w:val="single" w:sz="12" w:space="0" w:color="666666"/>
               <w:top w:val="none" w:sz="0" w:space="0" w:color="000000"/>
               <w:left w:val="none" w:sz="0" w:space="0" w:color="000000"/>
               <w:right w:val="none" w:sz="0" w:space="0" w:color="000000"/>
@@ -9699,7 +9699,7 @@
         <w:tc>
           <w:tcPr>
             <w:tcBorders>
-              <w:bottom w:val="none" w:sz="0" w:space="0" w:color="000000"/>
+              <w:bottom w:val="single" w:sz="12" w:space="0" w:color="666666"/>
               <w:top w:val="none" w:sz="0" w:space="0" w:color="000000"/>
               <w:left w:val="none" w:sz="0" w:space="0" w:color="000000"/>
               <w:right w:val="none" w:sz="0" w:space="0" w:color="000000"/>
@@ -10012,95 +10012,95 @@
                 <w:szCs w:val="22"/>
                 <w:color w:val="000000"/>
               </w:rPr>
-              <w:t xml:space="preserve">37.7 (26.1)</w:t>
-            </w:r>
-          </w:p>
-        </w:tc>
-        <w:tc>
-          <w:tcPr>
-            <w:tcBorders>
-              <w:bottom w:val="none" w:sz="0" w:space="0" w:color="000000"/>
-              <w:top w:val="none" w:sz="0" w:space="0" w:color="000000"/>
-              <w:left w:val="none" w:sz="0" w:space="0" w:color="000000"/>
-              <w:right w:val="none" w:sz="0" w:space="0" w:color="000000"/>
-            </w:tcBorders>
-            <w:shd w:val="clear" w:color="auto" w:fill="FFFFFF"/>
-            <w:tcMar>
-              <w:top w:w="0" w:type="dxa"/>
-              <w:bottom w:w="0" w:type="dxa"/>
-              <w:left w:w="0" w:type="dxa"/>
-              <w:right w:w="0" w:type="dxa"/>
-            </w:tcMar>
-            <w:vAlign w:val="center"/>
-          </w:tcPr>
-          <w:p>
-            <w:pPr>
-              <w:pStyle w:val="Normal"/>
-              <w:jc w:val="center"/>
-              <w:pBdr>
-                <w:bottom w:val="none" w:sz="0" w:space="0" w:color="000000"/>
-                <w:top w:val="none" w:sz="0" w:space="0" w:color="000000"/>
-                <w:left w:val="none" w:sz="0" w:space="0" w:color="000000"/>
-                <w:right w:val="none" w:sz="0" w:space="0" w:color="000000"/>
-              </w:pBdr>
-              <w:spacing w:after="100" w:before="100" w:line="240"/>
-              <w:ind w:left="100" w:right="100" w:firstLine="0" w:firstLineChars="0"/>
-            </w:pPr>
-            <w:r>
-              <w:rPr>
-                <w:rFonts w:ascii="Arial" w:hAnsi="Arial" w:eastAsia="Arial" w:cs="Arial"/>
-                <w:i w:val="false"/>
-                <w:b w:val="false"/>
-                <w:u w:val="none"/>
-                <w:sz w:val="22"/>
-                <w:szCs w:val="22"/>
-                <w:color w:val="000000"/>
-              </w:rPr>
-              <w:t xml:space="preserve">22.5 (15.4)</w:t>
-            </w:r>
-          </w:p>
-        </w:tc>
-        <w:tc>
-          <w:tcPr>
-            <w:tcBorders>
-              <w:bottom w:val="none" w:sz="0" w:space="0" w:color="000000"/>
-              <w:top w:val="none" w:sz="0" w:space="0" w:color="000000"/>
-              <w:left w:val="none" w:sz="0" w:space="0" w:color="000000"/>
-              <w:right w:val="none" w:sz="0" w:space="0" w:color="000000"/>
-            </w:tcBorders>
-            <w:shd w:val="clear" w:color="auto" w:fill="FFFFFF"/>
-            <w:tcMar>
-              <w:top w:w="0" w:type="dxa"/>
-              <w:bottom w:w="0" w:type="dxa"/>
-              <w:left w:w="0" w:type="dxa"/>
-              <w:right w:w="0" w:type="dxa"/>
-            </w:tcMar>
-            <w:vAlign w:val="center"/>
-          </w:tcPr>
-          <w:p>
-            <w:pPr>
-              <w:pStyle w:val="Normal"/>
-              <w:jc w:val="center"/>
-              <w:pBdr>
-                <w:bottom w:val="none" w:sz="0" w:space="0" w:color="000000"/>
-                <w:top w:val="none" w:sz="0" w:space="0" w:color="000000"/>
-                <w:left w:val="none" w:sz="0" w:space="0" w:color="000000"/>
-                <w:right w:val="none" w:sz="0" w:space="0" w:color="000000"/>
-              </w:pBdr>
-              <w:spacing w:after="100" w:before="100" w:line="240"/>
-              <w:ind w:left="100" w:right="100" w:firstLine="0" w:firstLineChars="0"/>
-            </w:pPr>
-            <w:r>
-              <w:rPr>
-                <w:rFonts w:ascii="Arial" w:hAnsi="Arial" w:eastAsia="Arial" w:cs="Arial"/>
-                <w:i w:val="false"/>
-                <w:b w:val="false"/>
-                <w:u w:val="none"/>
-                <w:sz w:val="22"/>
-                <w:szCs w:val="22"/>
-                <w:color w:val="000000"/>
-              </w:rPr>
-              <w:t xml:space="preserve">32.8 (24.1)</w:t>
+              <w:t xml:space="preserve">1890 (416)</w:t>
+            </w:r>
+          </w:p>
+        </w:tc>
+        <w:tc>
+          <w:tcPr>
+            <w:tcBorders>
+              <w:bottom w:val="none" w:sz="0" w:space="0" w:color="000000"/>
+              <w:top w:val="none" w:sz="0" w:space="0" w:color="000000"/>
+              <w:left w:val="none" w:sz="0" w:space="0" w:color="000000"/>
+              <w:right w:val="none" w:sz="0" w:space="0" w:color="000000"/>
+            </w:tcBorders>
+            <w:shd w:val="clear" w:color="auto" w:fill="FFFFFF"/>
+            <w:tcMar>
+              <w:top w:w="0" w:type="dxa"/>
+              <w:bottom w:w="0" w:type="dxa"/>
+              <w:left w:w="0" w:type="dxa"/>
+              <w:right w:w="0" w:type="dxa"/>
+            </w:tcMar>
+            <w:vAlign w:val="center"/>
+          </w:tcPr>
+          <w:p>
+            <w:pPr>
+              <w:pStyle w:val="Normal"/>
+              <w:jc w:val="center"/>
+              <w:pBdr>
+                <w:bottom w:val="none" w:sz="0" w:space="0" w:color="000000"/>
+                <w:top w:val="none" w:sz="0" w:space="0" w:color="000000"/>
+                <w:left w:val="none" w:sz="0" w:space="0" w:color="000000"/>
+                <w:right w:val="none" w:sz="0" w:space="0" w:color="000000"/>
+              </w:pBdr>
+              <w:spacing w:after="100" w:before="100" w:line="240"/>
+              <w:ind w:left="100" w:right="100" w:firstLine="0" w:firstLineChars="0"/>
+            </w:pPr>
+            <w:r>
+              <w:rPr>
+                <w:rFonts w:ascii="Arial" w:hAnsi="Arial" w:eastAsia="Arial" w:cs="Arial"/>
+                <w:i w:val="false"/>
+                <w:b w:val="false"/>
+                <w:u w:val="none"/>
+                <w:sz w:val="22"/>
+                <w:szCs w:val="22"/>
+                <w:color w:val="000000"/>
+              </w:rPr>
+              <w:t xml:space="preserve">2030 (580)</w:t>
+            </w:r>
+          </w:p>
+        </w:tc>
+        <w:tc>
+          <w:tcPr>
+            <w:tcBorders>
+              <w:bottom w:val="none" w:sz="0" w:space="0" w:color="000000"/>
+              <w:top w:val="none" w:sz="0" w:space="0" w:color="000000"/>
+              <w:left w:val="none" w:sz="0" w:space="0" w:color="000000"/>
+              <w:right w:val="none" w:sz="0" w:space="0" w:color="000000"/>
+            </w:tcBorders>
+            <w:shd w:val="clear" w:color="auto" w:fill="FFFFFF"/>
+            <w:tcMar>
+              <w:top w:w="0" w:type="dxa"/>
+              <w:bottom w:w="0" w:type="dxa"/>
+              <w:left w:w="0" w:type="dxa"/>
+              <w:right w:w="0" w:type="dxa"/>
+            </w:tcMar>
+            <w:vAlign w:val="center"/>
+          </w:tcPr>
+          <w:p>
+            <w:pPr>
+              <w:pStyle w:val="Normal"/>
+              <w:jc w:val="center"/>
+              <w:pBdr>
+                <w:bottom w:val="none" w:sz="0" w:space="0" w:color="000000"/>
+                <w:top w:val="none" w:sz="0" w:space="0" w:color="000000"/>
+                <w:left w:val="none" w:sz="0" w:space="0" w:color="000000"/>
+                <w:right w:val="none" w:sz="0" w:space="0" w:color="000000"/>
+              </w:pBdr>
+              <w:spacing w:after="100" w:before="100" w:line="240"/>
+              <w:ind w:left="100" w:right="100" w:firstLine="0" w:firstLineChars="0"/>
+            </w:pPr>
+            <w:r>
+              <w:rPr>
+                <w:rFonts w:ascii="Arial" w:hAnsi="Arial" w:eastAsia="Arial" w:cs="Arial"/>
+                <w:i w:val="false"/>
+                <w:b w:val="false"/>
+                <w:u w:val="none"/>
+                <w:sz w:val="22"/>
+                <w:szCs w:val="22"/>
+                <w:color w:val="000000"/>
+              </w:rPr>
+              <w:t xml:space="preserve">1930 (472)</w:t>
             </w:r>
           </w:p>
         </w:tc>
@@ -10296,7 +10296,7 @@
           <w:tcPr>
             <w:tcBorders>
               <w:bottom w:val="none" w:sz="0" w:space="0" w:color="000000"/>
-              <w:top w:val="none" w:sz="0" w:space="0" w:color="000000"/>
+              <w:top w:val="single" w:sz="12" w:space="0" w:color="666666"/>
               <w:left w:val="none" w:sz="0" w:space="0" w:color="000000"/>
               <w:right w:val="none" w:sz="0" w:space="0" w:color="000000"/>
             </w:tcBorders>
@@ -10332,15 +10332,15 @@
                 <w:szCs w:val="22"/>
                 <w:color w:val="000000"/>
               </w:rPr>
-              <w:t xml:space="preserve">Energy Intake (kJ)</w:t>
-            </w:r>
-          </w:p>
-        </w:tc>
-        <w:tc>
-          <w:tcPr>
-            <w:tcBorders>
-              <w:bottom w:val="none" w:sz="0" w:space="0" w:color="000000"/>
-              <w:top w:val="none" w:sz="0" w:space="0" w:color="000000"/>
+              <w:t xml:space="preserve">VO₂max - Screening</w:t>
+            </w:r>
+          </w:p>
+        </w:tc>
+        <w:tc>
+          <w:tcPr>
+            <w:tcBorders>
+              <w:bottom w:val="none" w:sz="0" w:space="0" w:color="000000"/>
+              <w:top w:val="single" w:sz="12" w:space="0" w:color="666666"/>
               <w:left w:val="none" w:sz="0" w:space="0" w:color="000000"/>
               <w:right w:val="none" w:sz="0" w:space="0" w:color="000000"/>
             </w:tcBorders>
@@ -10384,7 +10384,7 @@
           <w:tcPr>
             <w:tcBorders>
               <w:bottom w:val="none" w:sz="0" w:space="0" w:color="000000"/>
-              <w:top w:val="none" w:sz="0" w:space="0" w:color="000000"/>
+              <w:top w:val="single" w:sz="12" w:space="0" w:color="666666"/>
               <w:left w:val="none" w:sz="0" w:space="0" w:color="000000"/>
               <w:right w:val="none" w:sz="0" w:space="0" w:color="000000"/>
             </w:tcBorders>
@@ -10428,7 +10428,7 @@
           <w:tcPr>
             <w:tcBorders>
               <w:bottom w:val="none" w:sz="0" w:space="0" w:color="000000"/>
-              <w:top w:val="none" w:sz="0" w:space="0" w:color="000000"/>
+              <w:top w:val="single" w:sz="12" w:space="0" w:color="666666"/>
               <w:left w:val="none" w:sz="0" w:space="0" w:color="000000"/>
               <w:right w:val="none" w:sz="0" w:space="0" w:color="000000"/>
             </w:tcBorders>
@@ -10471,7 +10471,7 @@
       </w:tr>
       <w:tr>
         <w:trPr>
-          <w:trHeight w:val="571" w:hRule="auto"/>
+          <w:trHeight w:val="572" w:hRule="auto"/>
         </w:trPr>
         body57
         <w:tc>
@@ -10558,95 +10558,95 @@
                 <w:szCs w:val="22"/>
                 <w:color w:val="000000"/>
               </w:rPr>
-              <w:t xml:space="preserve">15</w:t>
-            </w:r>
-          </w:p>
-        </w:tc>
-        <w:tc>
-          <w:tcPr>
-            <w:tcBorders>
-              <w:bottom w:val="none" w:sz="0" w:space="0" w:color="000000"/>
-              <w:top w:val="none" w:sz="0" w:space="0" w:color="000000"/>
-              <w:left w:val="none" w:sz="0" w:space="0" w:color="000000"/>
-              <w:right w:val="none" w:sz="0" w:space="0" w:color="000000"/>
-            </w:tcBorders>
-            <w:shd w:val="clear" w:color="auto" w:fill="FFFFFF"/>
-            <w:tcMar>
-              <w:top w:w="0" w:type="dxa"/>
-              <w:bottom w:w="0" w:type="dxa"/>
-              <w:left w:w="0" w:type="dxa"/>
-              <w:right w:w="0" w:type="dxa"/>
-            </w:tcMar>
-            <w:vAlign w:val="center"/>
-          </w:tcPr>
-          <w:p>
-            <w:pPr>
-              <w:pStyle w:val="Normal"/>
-              <w:jc w:val="center"/>
-              <w:pBdr>
-                <w:bottom w:val="none" w:sz="0" w:space="0" w:color="000000"/>
-                <w:top w:val="none" w:sz="0" w:space="0" w:color="000000"/>
-                <w:left w:val="none" w:sz="0" w:space="0" w:color="000000"/>
-                <w:right w:val="none" w:sz="0" w:space="0" w:color="000000"/>
-              </w:pBdr>
-              <w:spacing w:after="100" w:before="100" w:line="240"/>
-              <w:ind w:left="100" w:right="100" w:firstLine="0" w:firstLineChars="0"/>
-            </w:pPr>
-            <w:r>
-              <w:rPr>
-                <w:rFonts w:ascii="Arial" w:hAnsi="Arial" w:eastAsia="Arial" w:cs="Arial"/>
-                <w:i w:val="false"/>
-                <w:b w:val="false"/>
-                <w:u w:val="none"/>
-                <w:sz w:val="22"/>
-                <w:szCs w:val="22"/>
-                <w:color w:val="000000"/>
-              </w:rPr>
-              <w:t xml:space="preserve">11</w:t>
-            </w:r>
-          </w:p>
-        </w:tc>
-        <w:tc>
-          <w:tcPr>
-            <w:tcBorders>
-              <w:bottom w:val="none" w:sz="0" w:space="0" w:color="000000"/>
-              <w:top w:val="none" w:sz="0" w:space="0" w:color="000000"/>
-              <w:left w:val="none" w:sz="0" w:space="0" w:color="000000"/>
-              <w:right w:val="none" w:sz="0" w:space="0" w:color="000000"/>
-            </w:tcBorders>
-            <w:shd w:val="clear" w:color="auto" w:fill="FFFFFF"/>
-            <w:tcMar>
-              <w:top w:w="0" w:type="dxa"/>
-              <w:bottom w:w="0" w:type="dxa"/>
-              <w:left w:w="0" w:type="dxa"/>
-              <w:right w:w="0" w:type="dxa"/>
-            </w:tcMar>
-            <w:vAlign w:val="center"/>
-          </w:tcPr>
-          <w:p>
-            <w:pPr>
-              <w:pStyle w:val="Normal"/>
-              <w:jc w:val="center"/>
-              <w:pBdr>
-                <w:bottom w:val="none" w:sz="0" w:space="0" w:color="000000"/>
-                <w:top w:val="none" w:sz="0" w:space="0" w:color="000000"/>
-                <w:left w:val="none" w:sz="0" w:space="0" w:color="000000"/>
-                <w:right w:val="none" w:sz="0" w:space="0" w:color="000000"/>
-              </w:pBdr>
-              <w:spacing w:after="100" w:before="100" w:line="240"/>
-              <w:ind w:left="100" w:right="100" w:firstLine="0" w:firstLineChars="0"/>
-            </w:pPr>
-            <w:r>
-              <w:rPr>
-                <w:rFonts w:ascii="Arial" w:hAnsi="Arial" w:eastAsia="Arial" w:cs="Arial"/>
-                <w:i w:val="false"/>
-                <w:b w:val="false"/>
-                <w:u w:val="none"/>
-                <w:sz w:val="22"/>
-                <w:szCs w:val="22"/>
-                <w:color w:val="000000"/>
-              </w:rPr>
               <w:t xml:space="preserve">26</w:t>
+            </w:r>
+          </w:p>
+        </w:tc>
+        <w:tc>
+          <w:tcPr>
+            <w:tcBorders>
+              <w:bottom w:val="none" w:sz="0" w:space="0" w:color="000000"/>
+              <w:top w:val="none" w:sz="0" w:space="0" w:color="000000"/>
+              <w:left w:val="none" w:sz="0" w:space="0" w:color="000000"/>
+              <w:right w:val="none" w:sz="0" w:space="0" w:color="000000"/>
+            </w:tcBorders>
+            <w:shd w:val="clear" w:color="auto" w:fill="FFFFFF"/>
+            <w:tcMar>
+              <w:top w:w="0" w:type="dxa"/>
+              <w:bottom w:w="0" w:type="dxa"/>
+              <w:left w:w="0" w:type="dxa"/>
+              <w:right w:w="0" w:type="dxa"/>
+            </w:tcMar>
+            <w:vAlign w:val="center"/>
+          </w:tcPr>
+          <w:p>
+            <w:pPr>
+              <w:pStyle w:val="Normal"/>
+              <w:jc w:val="center"/>
+              <w:pBdr>
+                <w:bottom w:val="none" w:sz="0" w:space="0" w:color="000000"/>
+                <w:top w:val="none" w:sz="0" w:space="0" w:color="000000"/>
+                <w:left w:val="none" w:sz="0" w:space="0" w:color="000000"/>
+                <w:right w:val="none" w:sz="0" w:space="0" w:color="000000"/>
+              </w:pBdr>
+              <w:spacing w:after="100" w:before="100" w:line="240"/>
+              <w:ind w:left="100" w:right="100" w:firstLine="0" w:firstLineChars="0"/>
+            </w:pPr>
+            <w:r>
+              <w:rPr>
+                <w:rFonts w:ascii="Arial" w:hAnsi="Arial" w:eastAsia="Arial" w:cs="Arial"/>
+                <w:i w:val="false"/>
+                <w:b w:val="false"/>
+                <w:u w:val="none"/>
+                <w:sz w:val="22"/>
+                <w:szCs w:val="22"/>
+                <w:color w:val="000000"/>
+              </w:rPr>
+              <w:t xml:space="preserve">12</w:t>
+            </w:r>
+          </w:p>
+        </w:tc>
+        <w:tc>
+          <w:tcPr>
+            <w:tcBorders>
+              <w:bottom w:val="none" w:sz="0" w:space="0" w:color="000000"/>
+              <w:top w:val="none" w:sz="0" w:space="0" w:color="000000"/>
+              <w:left w:val="none" w:sz="0" w:space="0" w:color="000000"/>
+              <w:right w:val="none" w:sz="0" w:space="0" w:color="000000"/>
+            </w:tcBorders>
+            <w:shd w:val="clear" w:color="auto" w:fill="FFFFFF"/>
+            <w:tcMar>
+              <w:top w:w="0" w:type="dxa"/>
+              <w:bottom w:w="0" w:type="dxa"/>
+              <w:left w:w="0" w:type="dxa"/>
+              <w:right w:w="0" w:type="dxa"/>
+            </w:tcMar>
+            <w:vAlign w:val="center"/>
+          </w:tcPr>
+          <w:p>
+            <w:pPr>
+              <w:pStyle w:val="Normal"/>
+              <w:jc w:val="center"/>
+              <w:pBdr>
+                <w:bottom w:val="none" w:sz="0" w:space="0" w:color="000000"/>
+                <w:top w:val="none" w:sz="0" w:space="0" w:color="000000"/>
+                <w:left w:val="none" w:sz="0" w:space="0" w:color="000000"/>
+                <w:right w:val="none" w:sz="0" w:space="0" w:color="000000"/>
+              </w:pBdr>
+              <w:spacing w:after="100" w:before="100" w:line="240"/>
+              <w:ind w:left="100" w:right="100" w:firstLine="0" w:firstLineChars="0"/>
+            </w:pPr>
+            <w:r>
+              <w:rPr>
+                <w:rFonts w:ascii="Arial" w:hAnsi="Arial" w:eastAsia="Arial" w:cs="Arial"/>
+                <w:i w:val="false"/>
+                <w:b w:val="false"/>
+                <w:u w:val="none"/>
+                <w:sz w:val="22"/>
+                <w:szCs w:val="22"/>
+                <w:color w:val="000000"/>
+              </w:rPr>
+              <w:t xml:space="preserve">38</w:t>
             </w:r>
           </w:p>
         </w:tc>
@@ -10740,95 +10740,95 @@
                 <w:szCs w:val="22"/>
                 <w:color w:val="000000"/>
               </w:rPr>
-              <w:t xml:space="preserve">7100 (1860)</w:t>
-            </w:r>
-          </w:p>
-        </w:tc>
-        <w:tc>
-          <w:tcPr>
-            <w:tcBorders>
-              <w:bottom w:val="none" w:sz="0" w:space="0" w:color="000000"/>
-              <w:top w:val="none" w:sz="0" w:space="0" w:color="000000"/>
-              <w:left w:val="none" w:sz="0" w:space="0" w:color="000000"/>
-              <w:right w:val="none" w:sz="0" w:space="0" w:color="000000"/>
-            </w:tcBorders>
-            <w:shd w:val="clear" w:color="auto" w:fill="FFFFFF"/>
-            <w:tcMar>
-              <w:top w:w="0" w:type="dxa"/>
-              <w:bottom w:w="0" w:type="dxa"/>
-              <w:left w:w="0" w:type="dxa"/>
-              <w:right w:w="0" w:type="dxa"/>
-            </w:tcMar>
-            <w:vAlign w:val="center"/>
-          </w:tcPr>
-          <w:p>
-            <w:pPr>
-              <w:pStyle w:val="Normal"/>
-              <w:jc w:val="center"/>
-              <w:pBdr>
-                <w:bottom w:val="none" w:sz="0" w:space="0" w:color="000000"/>
-                <w:top w:val="none" w:sz="0" w:space="0" w:color="000000"/>
-                <w:left w:val="none" w:sz="0" w:space="0" w:color="000000"/>
-                <w:right w:val="none" w:sz="0" w:space="0" w:color="000000"/>
-              </w:pBdr>
-              <w:spacing w:after="100" w:before="100" w:line="240"/>
-              <w:ind w:left="100" w:right="100" w:firstLine="0" w:firstLineChars="0"/>
-            </w:pPr>
-            <w:r>
-              <w:rPr>
-                <w:rFonts w:ascii="Arial" w:hAnsi="Arial" w:eastAsia="Arial" w:cs="Arial"/>
-                <w:i w:val="false"/>
-                <w:b w:val="false"/>
-                <w:u w:val="none"/>
-                <w:sz w:val="22"/>
-                <w:szCs w:val="22"/>
-                <w:color w:val="000000"/>
-              </w:rPr>
-              <w:t xml:space="preserve">8490 (1910)</w:t>
-            </w:r>
-          </w:p>
-        </w:tc>
-        <w:tc>
-          <w:tcPr>
-            <w:tcBorders>
-              <w:bottom w:val="none" w:sz="0" w:space="0" w:color="000000"/>
-              <w:top w:val="none" w:sz="0" w:space="0" w:color="000000"/>
-              <w:left w:val="none" w:sz="0" w:space="0" w:color="000000"/>
-              <w:right w:val="none" w:sz="0" w:space="0" w:color="000000"/>
-            </w:tcBorders>
-            <w:shd w:val="clear" w:color="auto" w:fill="FFFFFF"/>
-            <w:tcMar>
-              <w:top w:w="0" w:type="dxa"/>
-              <w:bottom w:w="0" w:type="dxa"/>
-              <w:left w:w="0" w:type="dxa"/>
-              <w:right w:w="0" w:type="dxa"/>
-            </w:tcMar>
-            <w:vAlign w:val="center"/>
-          </w:tcPr>
-          <w:p>
-            <w:pPr>
-              <w:pStyle w:val="Normal"/>
-              <w:jc w:val="center"/>
-              <w:pBdr>
-                <w:bottom w:val="none" w:sz="0" w:space="0" w:color="000000"/>
-                <w:top w:val="none" w:sz="0" w:space="0" w:color="000000"/>
-                <w:left w:val="none" w:sz="0" w:space="0" w:color="000000"/>
-                <w:right w:val="none" w:sz="0" w:space="0" w:color="000000"/>
-              </w:pBdr>
-              <w:spacing w:after="100" w:before="100" w:line="240"/>
-              <w:ind w:left="100" w:right="100" w:firstLine="0" w:firstLineChars="0"/>
-            </w:pPr>
-            <w:r>
-              <w:rPr>
-                <w:rFonts w:ascii="Arial" w:hAnsi="Arial" w:eastAsia="Arial" w:cs="Arial"/>
-                <w:i w:val="false"/>
-                <w:b w:val="false"/>
-                <w:u w:val="none"/>
-                <w:sz w:val="22"/>
-                <w:szCs w:val="22"/>
-                <w:color w:val="000000"/>
-              </w:rPr>
-              <w:t xml:space="preserve">7690 (1970)</w:t>
+              <w:t xml:space="preserve">2020 (513)</w:t>
+            </w:r>
+          </w:p>
+        </w:tc>
+        <w:tc>
+          <w:tcPr>
+            <w:tcBorders>
+              <w:bottom w:val="none" w:sz="0" w:space="0" w:color="000000"/>
+              <w:top w:val="none" w:sz="0" w:space="0" w:color="000000"/>
+              <w:left w:val="none" w:sz="0" w:space="0" w:color="000000"/>
+              <w:right w:val="none" w:sz="0" w:space="0" w:color="000000"/>
+            </w:tcBorders>
+            <w:shd w:val="clear" w:color="auto" w:fill="FFFFFF"/>
+            <w:tcMar>
+              <w:top w:w="0" w:type="dxa"/>
+              <w:bottom w:w="0" w:type="dxa"/>
+              <w:left w:w="0" w:type="dxa"/>
+              <w:right w:w="0" w:type="dxa"/>
+            </w:tcMar>
+            <w:vAlign w:val="center"/>
+          </w:tcPr>
+          <w:p>
+            <w:pPr>
+              <w:pStyle w:val="Normal"/>
+              <w:jc w:val="center"/>
+              <w:pBdr>
+                <w:bottom w:val="none" w:sz="0" w:space="0" w:color="000000"/>
+                <w:top w:val="none" w:sz="0" w:space="0" w:color="000000"/>
+                <w:left w:val="none" w:sz="0" w:space="0" w:color="000000"/>
+                <w:right w:val="none" w:sz="0" w:space="0" w:color="000000"/>
+              </w:pBdr>
+              <w:spacing w:after="100" w:before="100" w:line="240"/>
+              <w:ind w:left="100" w:right="100" w:firstLine="0" w:firstLineChars="0"/>
+            </w:pPr>
+            <w:r>
+              <w:rPr>
+                <w:rFonts w:ascii="Arial" w:hAnsi="Arial" w:eastAsia="Arial" w:cs="Arial"/>
+                <w:i w:val="false"/>
+                <w:b w:val="false"/>
+                <w:u w:val="none"/>
+                <w:sz w:val="22"/>
+                <w:szCs w:val="22"/>
+                <w:color w:val="000000"/>
+              </w:rPr>
+              <w:t xml:space="preserve">2130 (631)</w:t>
+            </w:r>
+          </w:p>
+        </w:tc>
+        <w:tc>
+          <w:tcPr>
+            <w:tcBorders>
+              <w:bottom w:val="none" w:sz="0" w:space="0" w:color="000000"/>
+              <w:top w:val="none" w:sz="0" w:space="0" w:color="000000"/>
+              <w:left w:val="none" w:sz="0" w:space="0" w:color="000000"/>
+              <w:right w:val="none" w:sz="0" w:space="0" w:color="000000"/>
+            </w:tcBorders>
+            <w:shd w:val="clear" w:color="auto" w:fill="FFFFFF"/>
+            <w:tcMar>
+              <w:top w:w="0" w:type="dxa"/>
+              <w:bottom w:w="0" w:type="dxa"/>
+              <w:left w:w="0" w:type="dxa"/>
+              <w:right w:w="0" w:type="dxa"/>
+            </w:tcMar>
+            <w:vAlign w:val="center"/>
+          </w:tcPr>
+          <w:p>
+            <w:pPr>
+              <w:pStyle w:val="Normal"/>
+              <w:jc w:val="center"/>
+              <w:pBdr>
+                <w:bottom w:val="none" w:sz="0" w:space="0" w:color="000000"/>
+                <w:top w:val="none" w:sz="0" w:space="0" w:color="000000"/>
+                <w:left w:val="none" w:sz="0" w:space="0" w:color="000000"/>
+                <w:right w:val="none" w:sz="0" w:space="0" w:color="000000"/>
+              </w:pBdr>
+              <w:spacing w:after="100" w:before="100" w:line="240"/>
+              <w:ind w:left="100" w:right="100" w:firstLine="0" w:firstLineChars="0"/>
+            </w:pPr>
+            <w:r>
+              <w:rPr>
+                <w:rFonts w:ascii="Arial" w:hAnsi="Arial" w:eastAsia="Arial" w:cs="Arial"/>
+                <w:i w:val="false"/>
+                <w:b w:val="false"/>
+                <w:u w:val="none"/>
+                <w:sz w:val="22"/>
+                <w:szCs w:val="22"/>
+                <w:color w:val="000000"/>
+              </w:rPr>
+              <w:t xml:space="preserve">2050 (546)</w:t>
             </w:r>
           </w:p>
         </w:tc>
@@ -10922,50 +10922,6 @@
                 <w:szCs w:val="22"/>
                 <w:color w:val="000000"/>
               </w:rPr>
-              <w:t xml:space="preserve">12</w:t>
-            </w:r>
-          </w:p>
-        </w:tc>
-        <w:tc>
-          <w:tcPr>
-            <w:tcBorders>
-              <w:bottom w:val="none" w:sz="0" w:space="0" w:color="000000"/>
-              <w:top w:val="none" w:sz="0" w:space="0" w:color="000000"/>
-              <w:left w:val="none" w:sz="0" w:space="0" w:color="000000"/>
-              <w:right w:val="none" w:sz="0" w:space="0" w:color="000000"/>
-            </w:tcBorders>
-            <w:shd w:val="clear" w:color="auto" w:fill="FFFFFF"/>
-            <w:tcMar>
-              <w:top w:w="0" w:type="dxa"/>
-              <w:bottom w:w="0" w:type="dxa"/>
-              <w:left w:w="0" w:type="dxa"/>
-              <w:right w:w="0" w:type="dxa"/>
-            </w:tcMar>
-            <w:vAlign w:val="center"/>
-          </w:tcPr>
-          <w:p>
-            <w:pPr>
-              <w:pStyle w:val="Normal"/>
-              <w:jc w:val="center"/>
-              <w:pBdr>
-                <w:bottom w:val="none" w:sz="0" w:space="0" w:color="000000"/>
-                <w:top w:val="none" w:sz="0" w:space="0" w:color="000000"/>
-                <w:left w:val="none" w:sz="0" w:space="0" w:color="000000"/>
-                <w:right w:val="none" w:sz="0" w:space="0" w:color="000000"/>
-              </w:pBdr>
-              <w:spacing w:after="100" w:before="100" w:line="240"/>
-              <w:ind w:left="100" w:right="100" w:firstLine="0" w:firstLineChars="0"/>
-            </w:pPr>
-            <w:r>
-              <w:rPr>
-                <w:rFonts w:ascii="Arial" w:hAnsi="Arial" w:eastAsia="Arial" w:cs="Arial"/>
-                <w:i w:val="false"/>
-                <w:b w:val="false"/>
-                <w:u w:val="none"/>
-                <w:sz w:val="22"/>
-                <w:szCs w:val="22"/>
-                <w:color w:val="000000"/>
-              </w:rPr>
               <w:t xml:space="preserve">1</w:t>
             </w:r>
           </w:p>
@@ -11010,7 +10966,51 @@
                 <w:szCs w:val="22"/>
                 <w:color w:val="000000"/>
               </w:rPr>
-              <w:t xml:space="preserve">13</w:t>
+              <w:t xml:space="preserve">0</w:t>
+            </w:r>
+          </w:p>
+        </w:tc>
+        <w:tc>
+          <w:tcPr>
+            <w:tcBorders>
+              <w:bottom w:val="none" w:sz="0" w:space="0" w:color="000000"/>
+              <w:top w:val="none" w:sz="0" w:space="0" w:color="000000"/>
+              <w:left w:val="none" w:sz="0" w:space="0" w:color="000000"/>
+              <w:right w:val="none" w:sz="0" w:space="0" w:color="000000"/>
+            </w:tcBorders>
+            <w:shd w:val="clear" w:color="auto" w:fill="FFFFFF"/>
+            <w:tcMar>
+              <w:top w:w="0" w:type="dxa"/>
+              <w:bottom w:w="0" w:type="dxa"/>
+              <w:left w:w="0" w:type="dxa"/>
+              <w:right w:w="0" w:type="dxa"/>
+            </w:tcMar>
+            <w:vAlign w:val="center"/>
+          </w:tcPr>
+          <w:p>
+            <w:pPr>
+              <w:pStyle w:val="Normal"/>
+              <w:jc w:val="center"/>
+              <w:pBdr>
+                <w:bottom w:val="none" w:sz="0" w:space="0" w:color="000000"/>
+                <w:top w:val="none" w:sz="0" w:space="0" w:color="000000"/>
+                <w:left w:val="none" w:sz="0" w:space="0" w:color="000000"/>
+                <w:right w:val="none" w:sz="0" w:space="0" w:color="000000"/>
+              </w:pBdr>
+              <w:spacing w:after="100" w:before="100" w:line="240"/>
+              <w:ind w:left="100" w:right="100" w:firstLine="0" w:firstLineChars="0"/>
+            </w:pPr>
+            <w:r>
+              <w:rPr>
+                <w:rFonts w:ascii="Arial" w:hAnsi="Arial" w:eastAsia="Arial" w:cs="Arial"/>
+                <w:i w:val="false"/>
+                <w:b w:val="false"/>
+                <w:u w:val="none"/>
+                <w:sz w:val="22"/>
+                <w:szCs w:val="22"/>
+                <w:color w:val="000000"/>
+              </w:rPr>
+              <w:t xml:space="preserve">1</w:t>
             </w:r>
           </w:p>
         </w:tc>
@@ -11060,7 +11060,7 @@
                 <w:szCs w:val="22"/>
                 <w:color w:val="000000"/>
               </w:rPr>
-              <w:t xml:space="preserve">Adipose Tissue on DXA scan (%)</w:t>
+              <w:t xml:space="preserve">Daily time in MVPA (Minutes)</w:t>
             </w:r>
           </w:p>
         </w:tc>
@@ -11286,7 +11286,7 @@
                 <w:szCs w:val="22"/>
                 <w:color w:val="000000"/>
               </w:rPr>
-              <w:t xml:space="preserve">27</w:t>
+              <w:t xml:space="preserve">25</w:t>
             </w:r>
           </w:p>
         </w:tc>
@@ -11374,14 +11374,14 @@
                 <w:szCs w:val="22"/>
                 <w:color w:val="000000"/>
               </w:rPr>
-              <w:t xml:space="preserve">39</w:t>
+              <w:t xml:space="preserve">37</w:t>
             </w:r>
           </w:p>
         </w:tc>
       </w:tr>
       <w:tr>
         <w:trPr>
-          <w:trHeight w:val="615" w:hRule="auto"/>
+          <w:trHeight w:val="617" w:hRule="auto"/>
         </w:trPr>
         body62
         <w:tc>
@@ -11424,139 +11424,139 @@
                 <w:szCs w:val="22"/>
                 <w:color w:val="000000"/>
               </w:rPr>
-              <w:t xml:space="preserve">  Median [Q1, Q3]</w:t>
-            </w:r>
-          </w:p>
-        </w:tc>
-        <w:tc>
-          <w:tcPr>
-            <w:tcBorders>
-              <w:bottom w:val="none" w:sz="0" w:space="0" w:color="000000"/>
-              <w:top w:val="none" w:sz="0" w:space="0" w:color="000000"/>
-              <w:left w:val="none" w:sz="0" w:space="0" w:color="000000"/>
-              <w:right w:val="none" w:sz="0" w:space="0" w:color="000000"/>
-            </w:tcBorders>
-            <w:shd w:val="clear" w:color="auto" w:fill="FFFFFF"/>
-            <w:tcMar>
-              <w:top w:w="0" w:type="dxa"/>
-              <w:bottom w:w="0" w:type="dxa"/>
-              <w:left w:w="0" w:type="dxa"/>
-              <w:right w:w="0" w:type="dxa"/>
-            </w:tcMar>
-            <w:vAlign w:val="center"/>
-          </w:tcPr>
-          <w:p>
-            <w:pPr>
-              <w:pStyle w:val="Normal"/>
-              <w:jc w:val="center"/>
-              <w:pBdr>
-                <w:bottom w:val="none" w:sz="0" w:space="0" w:color="000000"/>
-                <w:top w:val="none" w:sz="0" w:space="0" w:color="000000"/>
-                <w:left w:val="none" w:sz="0" w:space="0" w:color="000000"/>
-                <w:right w:val="none" w:sz="0" w:space="0" w:color="000000"/>
-              </w:pBdr>
-              <w:spacing w:after="100" w:before="100" w:line="240"/>
-              <w:ind w:left="100" w:right="100" w:firstLine="0" w:firstLineChars="0"/>
-            </w:pPr>
-            <w:r>
-              <w:rPr>
-                <w:rFonts w:ascii="Arial" w:hAnsi="Arial" w:eastAsia="Arial" w:cs="Arial"/>
-                <w:i w:val="false"/>
-                <w:b w:val="false"/>
-                <w:u w:val="none"/>
-                <w:sz w:val="22"/>
-                <w:szCs w:val="22"/>
-                <w:color w:val="000000"/>
-              </w:rPr>
-              <w:t xml:space="preserve">35.2 [30.8, 41.6]</w:t>
-            </w:r>
-          </w:p>
-        </w:tc>
-        <w:tc>
-          <w:tcPr>
-            <w:tcBorders>
-              <w:bottom w:val="none" w:sz="0" w:space="0" w:color="000000"/>
-              <w:top w:val="none" w:sz="0" w:space="0" w:color="000000"/>
-              <w:left w:val="none" w:sz="0" w:space="0" w:color="000000"/>
-              <w:right w:val="none" w:sz="0" w:space="0" w:color="000000"/>
-            </w:tcBorders>
-            <w:shd w:val="clear" w:color="auto" w:fill="FFFFFF"/>
-            <w:tcMar>
-              <w:top w:w="0" w:type="dxa"/>
-              <w:bottom w:w="0" w:type="dxa"/>
-              <w:left w:w="0" w:type="dxa"/>
-              <w:right w:w="0" w:type="dxa"/>
-            </w:tcMar>
-            <w:vAlign w:val="center"/>
-          </w:tcPr>
-          <w:p>
-            <w:pPr>
-              <w:pStyle w:val="Normal"/>
-              <w:jc w:val="center"/>
-              <w:pBdr>
-                <w:bottom w:val="none" w:sz="0" w:space="0" w:color="000000"/>
-                <w:top w:val="none" w:sz="0" w:space="0" w:color="000000"/>
-                <w:left w:val="none" w:sz="0" w:space="0" w:color="000000"/>
-                <w:right w:val="none" w:sz="0" w:space="0" w:color="000000"/>
-              </w:pBdr>
-              <w:spacing w:after="100" w:before="100" w:line="240"/>
-              <w:ind w:left="100" w:right="100" w:firstLine="0" w:firstLineChars="0"/>
-            </w:pPr>
-            <w:r>
-              <w:rPr>
-                <w:rFonts w:ascii="Arial" w:hAnsi="Arial" w:eastAsia="Arial" w:cs="Arial"/>
-                <w:i w:val="false"/>
-                <w:b w:val="false"/>
-                <w:u w:val="none"/>
-                <w:sz w:val="22"/>
-                <w:szCs w:val="22"/>
-                <w:color w:val="000000"/>
-              </w:rPr>
-              <w:t xml:space="preserve">35.1 [30.2, 39.0]</w:t>
-            </w:r>
-          </w:p>
-        </w:tc>
-        <w:tc>
-          <w:tcPr>
-            <w:tcBorders>
-              <w:bottom w:val="none" w:sz="0" w:space="0" w:color="000000"/>
-              <w:top w:val="none" w:sz="0" w:space="0" w:color="000000"/>
-              <w:left w:val="none" w:sz="0" w:space="0" w:color="000000"/>
-              <w:right w:val="none" w:sz="0" w:space="0" w:color="000000"/>
-            </w:tcBorders>
-            <w:shd w:val="clear" w:color="auto" w:fill="FFFFFF"/>
-            <w:tcMar>
-              <w:top w:w="0" w:type="dxa"/>
-              <w:bottom w:w="0" w:type="dxa"/>
-              <w:left w:w="0" w:type="dxa"/>
-              <w:right w:w="0" w:type="dxa"/>
-            </w:tcMar>
-            <w:vAlign w:val="center"/>
-          </w:tcPr>
-          <w:p>
-            <w:pPr>
-              <w:pStyle w:val="Normal"/>
-              <w:jc w:val="center"/>
-              <w:pBdr>
-                <w:bottom w:val="none" w:sz="0" w:space="0" w:color="000000"/>
-                <w:top w:val="none" w:sz="0" w:space="0" w:color="000000"/>
-                <w:left w:val="none" w:sz="0" w:space="0" w:color="000000"/>
-                <w:right w:val="none" w:sz="0" w:space="0" w:color="000000"/>
-              </w:pBdr>
-              <w:spacing w:after="100" w:before="100" w:line="240"/>
-              <w:ind w:left="100" w:right="100" w:firstLine="0" w:firstLineChars="0"/>
-            </w:pPr>
-            <w:r>
-              <w:rPr>
-                <w:rFonts w:ascii="Arial" w:hAnsi="Arial" w:eastAsia="Arial" w:cs="Arial"/>
-                <w:i w:val="false"/>
-                <w:b w:val="false"/>
-                <w:u w:val="none"/>
-                <w:sz w:val="22"/>
-                <w:szCs w:val="22"/>
-                <w:color w:val="000000"/>
-              </w:rPr>
-              <w:t xml:space="preserve">35.2 [30.2, 40.5]</w:t>
+              <w:t xml:space="preserve">  Mean (SD)</w:t>
+            </w:r>
+          </w:p>
+        </w:tc>
+        <w:tc>
+          <w:tcPr>
+            <w:tcBorders>
+              <w:bottom w:val="none" w:sz="0" w:space="0" w:color="000000"/>
+              <w:top w:val="none" w:sz="0" w:space="0" w:color="000000"/>
+              <w:left w:val="none" w:sz="0" w:space="0" w:color="000000"/>
+              <w:right w:val="none" w:sz="0" w:space="0" w:color="000000"/>
+            </w:tcBorders>
+            <w:shd w:val="clear" w:color="auto" w:fill="FFFFFF"/>
+            <w:tcMar>
+              <w:top w:w="0" w:type="dxa"/>
+              <w:bottom w:w="0" w:type="dxa"/>
+              <w:left w:w="0" w:type="dxa"/>
+              <w:right w:w="0" w:type="dxa"/>
+            </w:tcMar>
+            <w:vAlign w:val="center"/>
+          </w:tcPr>
+          <w:p>
+            <w:pPr>
+              <w:pStyle w:val="Normal"/>
+              <w:jc w:val="center"/>
+              <w:pBdr>
+                <w:bottom w:val="none" w:sz="0" w:space="0" w:color="000000"/>
+                <w:top w:val="none" w:sz="0" w:space="0" w:color="000000"/>
+                <w:left w:val="none" w:sz="0" w:space="0" w:color="000000"/>
+                <w:right w:val="none" w:sz="0" w:space="0" w:color="000000"/>
+              </w:pBdr>
+              <w:spacing w:after="100" w:before="100" w:line="240"/>
+              <w:ind w:left="100" w:right="100" w:firstLine="0" w:firstLineChars="0"/>
+            </w:pPr>
+            <w:r>
+              <w:rPr>
+                <w:rFonts w:ascii="Arial" w:hAnsi="Arial" w:eastAsia="Arial" w:cs="Arial"/>
+                <w:i w:val="false"/>
+                <w:b w:val="false"/>
+                <w:u w:val="none"/>
+                <w:sz w:val="22"/>
+                <w:szCs w:val="22"/>
+                <w:color w:val="000000"/>
+              </w:rPr>
+              <w:t xml:space="preserve">37.7 (26.1)</w:t>
+            </w:r>
+          </w:p>
+        </w:tc>
+        <w:tc>
+          <w:tcPr>
+            <w:tcBorders>
+              <w:bottom w:val="none" w:sz="0" w:space="0" w:color="000000"/>
+              <w:top w:val="none" w:sz="0" w:space="0" w:color="000000"/>
+              <w:left w:val="none" w:sz="0" w:space="0" w:color="000000"/>
+              <w:right w:val="none" w:sz="0" w:space="0" w:color="000000"/>
+            </w:tcBorders>
+            <w:shd w:val="clear" w:color="auto" w:fill="FFFFFF"/>
+            <w:tcMar>
+              <w:top w:w="0" w:type="dxa"/>
+              <w:bottom w:w="0" w:type="dxa"/>
+              <w:left w:w="0" w:type="dxa"/>
+              <w:right w:w="0" w:type="dxa"/>
+            </w:tcMar>
+            <w:vAlign w:val="center"/>
+          </w:tcPr>
+          <w:p>
+            <w:pPr>
+              <w:pStyle w:val="Normal"/>
+              <w:jc w:val="center"/>
+              <w:pBdr>
+                <w:bottom w:val="none" w:sz="0" w:space="0" w:color="000000"/>
+                <w:top w:val="none" w:sz="0" w:space="0" w:color="000000"/>
+                <w:left w:val="none" w:sz="0" w:space="0" w:color="000000"/>
+                <w:right w:val="none" w:sz="0" w:space="0" w:color="000000"/>
+              </w:pBdr>
+              <w:spacing w:after="100" w:before="100" w:line="240"/>
+              <w:ind w:left="100" w:right="100" w:firstLine="0" w:firstLineChars="0"/>
+            </w:pPr>
+            <w:r>
+              <w:rPr>
+                <w:rFonts w:ascii="Arial" w:hAnsi="Arial" w:eastAsia="Arial" w:cs="Arial"/>
+                <w:i w:val="false"/>
+                <w:b w:val="false"/>
+                <w:u w:val="none"/>
+                <w:sz w:val="22"/>
+                <w:szCs w:val="22"/>
+                <w:color w:val="000000"/>
+              </w:rPr>
+              <w:t xml:space="preserve">22.5 (15.4)</w:t>
+            </w:r>
+          </w:p>
+        </w:tc>
+        <w:tc>
+          <w:tcPr>
+            <w:tcBorders>
+              <w:bottom w:val="none" w:sz="0" w:space="0" w:color="000000"/>
+              <w:top w:val="none" w:sz="0" w:space="0" w:color="000000"/>
+              <w:left w:val="none" w:sz="0" w:space="0" w:color="000000"/>
+              <w:right w:val="none" w:sz="0" w:space="0" w:color="000000"/>
+            </w:tcBorders>
+            <w:shd w:val="clear" w:color="auto" w:fill="FFFFFF"/>
+            <w:tcMar>
+              <w:top w:w="0" w:type="dxa"/>
+              <w:bottom w:w="0" w:type="dxa"/>
+              <w:left w:w="0" w:type="dxa"/>
+              <w:right w:w="0" w:type="dxa"/>
+            </w:tcMar>
+            <w:vAlign w:val="center"/>
+          </w:tcPr>
+          <w:p>
+            <w:pPr>
+              <w:pStyle w:val="Normal"/>
+              <w:jc w:val="center"/>
+              <w:pBdr>
+                <w:bottom w:val="none" w:sz="0" w:space="0" w:color="000000"/>
+                <w:top w:val="none" w:sz="0" w:space="0" w:color="000000"/>
+                <w:left w:val="none" w:sz="0" w:space="0" w:color="000000"/>
+                <w:right w:val="none" w:sz="0" w:space="0" w:color="000000"/>
+              </w:pBdr>
+              <w:spacing w:after="100" w:before="100" w:line="240"/>
+              <w:ind w:left="100" w:right="100" w:firstLine="0" w:firstLineChars="0"/>
+            </w:pPr>
+            <w:r>
+              <w:rPr>
+                <w:rFonts w:ascii="Arial" w:hAnsi="Arial" w:eastAsia="Arial" w:cs="Arial"/>
+                <w:i w:val="false"/>
+                <w:b w:val="false"/>
+                <w:u w:val="none"/>
+                <w:sz w:val="22"/>
+                <w:szCs w:val="22"/>
+                <w:color w:val="000000"/>
+              </w:rPr>
+              <w:t xml:space="preserve">32.8 (24.1)</w:t>
             </w:r>
           </w:p>
         </w:tc>
@@ -11650,6 +11650,50 @@
                 <w:szCs w:val="22"/>
                 <w:color w:val="000000"/>
               </w:rPr>
+              <w:t xml:space="preserve">2</w:t>
+            </w:r>
+          </w:p>
+        </w:tc>
+        <w:tc>
+          <w:tcPr>
+            <w:tcBorders>
+              <w:bottom w:val="none" w:sz="0" w:space="0" w:color="000000"/>
+              <w:top w:val="none" w:sz="0" w:space="0" w:color="000000"/>
+              <w:left w:val="none" w:sz="0" w:space="0" w:color="000000"/>
+              <w:right w:val="none" w:sz="0" w:space="0" w:color="000000"/>
+            </w:tcBorders>
+            <w:shd w:val="clear" w:color="auto" w:fill="FFFFFF"/>
+            <w:tcMar>
+              <w:top w:w="0" w:type="dxa"/>
+              <w:bottom w:w="0" w:type="dxa"/>
+              <w:left w:w="0" w:type="dxa"/>
+              <w:right w:w="0" w:type="dxa"/>
+            </w:tcMar>
+            <w:vAlign w:val="center"/>
+          </w:tcPr>
+          <w:p>
+            <w:pPr>
+              <w:pStyle w:val="Normal"/>
+              <w:jc w:val="center"/>
+              <w:pBdr>
+                <w:bottom w:val="none" w:sz="0" w:space="0" w:color="000000"/>
+                <w:top w:val="none" w:sz="0" w:space="0" w:color="000000"/>
+                <w:left w:val="none" w:sz="0" w:space="0" w:color="000000"/>
+                <w:right w:val="none" w:sz="0" w:space="0" w:color="000000"/>
+              </w:pBdr>
+              <w:spacing w:after="100" w:before="100" w:line="240"/>
+              <w:ind w:left="100" w:right="100" w:firstLine="0" w:firstLineChars="0"/>
+            </w:pPr>
+            <w:r>
+              <w:rPr>
+                <w:rFonts w:ascii="Arial" w:hAnsi="Arial" w:eastAsia="Arial" w:cs="Arial"/>
+                <w:i w:val="false"/>
+                <w:b w:val="false"/>
+                <w:u w:val="none"/>
+                <w:sz w:val="22"/>
+                <w:szCs w:val="22"/>
+                <w:color w:val="000000"/>
+              </w:rPr>
               <w:t xml:space="preserve">0</w:t>
             </w:r>
           </w:p>
@@ -11694,51 +11738,7 @@
                 <w:szCs w:val="22"/>
                 <w:color w:val="000000"/>
               </w:rPr>
-              <w:t xml:space="preserve">0</w:t>
-            </w:r>
-          </w:p>
-        </w:tc>
-        <w:tc>
-          <w:tcPr>
-            <w:tcBorders>
-              <w:bottom w:val="none" w:sz="0" w:space="0" w:color="000000"/>
-              <w:top w:val="none" w:sz="0" w:space="0" w:color="000000"/>
-              <w:left w:val="none" w:sz="0" w:space="0" w:color="000000"/>
-              <w:right w:val="none" w:sz="0" w:space="0" w:color="000000"/>
-            </w:tcBorders>
-            <w:shd w:val="clear" w:color="auto" w:fill="FFFFFF"/>
-            <w:tcMar>
-              <w:top w:w="0" w:type="dxa"/>
-              <w:bottom w:w="0" w:type="dxa"/>
-              <w:left w:w="0" w:type="dxa"/>
-              <w:right w:w="0" w:type="dxa"/>
-            </w:tcMar>
-            <w:vAlign w:val="center"/>
-          </w:tcPr>
-          <w:p>
-            <w:pPr>
-              <w:pStyle w:val="Normal"/>
-              <w:jc w:val="center"/>
-              <w:pBdr>
-                <w:bottom w:val="none" w:sz="0" w:space="0" w:color="000000"/>
-                <w:top w:val="none" w:sz="0" w:space="0" w:color="000000"/>
-                <w:left w:val="none" w:sz="0" w:space="0" w:color="000000"/>
-                <w:right w:val="none" w:sz="0" w:space="0" w:color="000000"/>
-              </w:pBdr>
-              <w:spacing w:after="100" w:before="100" w:line="240"/>
-              <w:ind w:left="100" w:right="100" w:firstLine="0" w:firstLineChars="0"/>
-            </w:pPr>
-            <w:r>
-              <w:rPr>
-                <w:rFonts w:ascii="Arial" w:hAnsi="Arial" w:eastAsia="Arial" w:cs="Arial"/>
-                <w:i w:val="false"/>
-                <w:b w:val="false"/>
-                <w:u w:val="none"/>
-                <w:sz w:val="22"/>
-                <w:szCs w:val="22"/>
-                <w:color w:val="000000"/>
-              </w:rPr>
-              <w:t xml:space="preserve">0</w:t>
+              <w:t xml:space="preserve">2</w:t>
             </w:r>
           </w:p>
         </w:tc>
@@ -11788,7 +11788,7 @@
                 <w:szCs w:val="22"/>
                 <w:color w:val="000000"/>
               </w:rPr>
-              <w:t xml:space="preserve">All IFN  Z-Score (SD)</w:t>
+              <w:t xml:space="preserve">Energy Intake (kJ)</w:t>
             </w:r>
           </w:p>
         </w:tc>
@@ -11927,7 +11927,7 @@
       </w:tr>
       <w:tr>
         <w:trPr>
-          <w:trHeight w:val="572" w:hRule="auto"/>
+          <w:trHeight w:val="571" w:hRule="auto"/>
         </w:trPr>
         body65
         <w:tc>
@@ -12014,95 +12014,95 @@
                 <w:szCs w:val="22"/>
                 <w:color w:val="000000"/>
               </w:rPr>
+              <w:t xml:space="preserve">15</w:t>
+            </w:r>
+          </w:p>
+        </w:tc>
+        <w:tc>
+          <w:tcPr>
+            <w:tcBorders>
+              <w:bottom w:val="none" w:sz="0" w:space="0" w:color="000000"/>
+              <w:top w:val="none" w:sz="0" w:space="0" w:color="000000"/>
+              <w:left w:val="none" w:sz="0" w:space="0" w:color="000000"/>
+              <w:right w:val="none" w:sz="0" w:space="0" w:color="000000"/>
+            </w:tcBorders>
+            <w:shd w:val="clear" w:color="auto" w:fill="FFFFFF"/>
+            <w:tcMar>
+              <w:top w:w="0" w:type="dxa"/>
+              <w:bottom w:w="0" w:type="dxa"/>
+              <w:left w:w="0" w:type="dxa"/>
+              <w:right w:w="0" w:type="dxa"/>
+            </w:tcMar>
+            <w:vAlign w:val="center"/>
+          </w:tcPr>
+          <w:p>
+            <w:pPr>
+              <w:pStyle w:val="Normal"/>
+              <w:jc w:val="center"/>
+              <w:pBdr>
+                <w:bottom w:val="none" w:sz="0" w:space="0" w:color="000000"/>
+                <w:top w:val="none" w:sz="0" w:space="0" w:color="000000"/>
+                <w:left w:val="none" w:sz="0" w:space="0" w:color="000000"/>
+                <w:right w:val="none" w:sz="0" w:space="0" w:color="000000"/>
+              </w:pBdr>
+              <w:spacing w:after="100" w:before="100" w:line="240"/>
+              <w:ind w:left="100" w:right="100" w:firstLine="0" w:firstLineChars="0"/>
+            </w:pPr>
+            <w:r>
+              <w:rPr>
+                <w:rFonts w:ascii="Arial" w:hAnsi="Arial" w:eastAsia="Arial" w:cs="Arial"/>
+                <w:i w:val="false"/>
+                <w:b w:val="false"/>
+                <w:u w:val="none"/>
+                <w:sz w:val="22"/>
+                <w:szCs w:val="22"/>
+                <w:color w:val="000000"/>
+              </w:rPr>
+              <w:t xml:space="preserve">11</w:t>
+            </w:r>
+          </w:p>
+        </w:tc>
+        <w:tc>
+          <w:tcPr>
+            <w:tcBorders>
+              <w:bottom w:val="none" w:sz="0" w:space="0" w:color="000000"/>
+              <w:top w:val="none" w:sz="0" w:space="0" w:color="000000"/>
+              <w:left w:val="none" w:sz="0" w:space="0" w:color="000000"/>
+              <w:right w:val="none" w:sz="0" w:space="0" w:color="000000"/>
+            </w:tcBorders>
+            <w:shd w:val="clear" w:color="auto" w:fill="FFFFFF"/>
+            <w:tcMar>
+              <w:top w:w="0" w:type="dxa"/>
+              <w:bottom w:w="0" w:type="dxa"/>
+              <w:left w:w="0" w:type="dxa"/>
+              <w:right w:w="0" w:type="dxa"/>
+            </w:tcMar>
+            <w:vAlign w:val="center"/>
+          </w:tcPr>
+          <w:p>
+            <w:pPr>
+              <w:pStyle w:val="Normal"/>
+              <w:jc w:val="center"/>
+              <w:pBdr>
+                <w:bottom w:val="none" w:sz="0" w:space="0" w:color="000000"/>
+                <w:top w:val="none" w:sz="0" w:space="0" w:color="000000"/>
+                <w:left w:val="none" w:sz="0" w:space="0" w:color="000000"/>
+                <w:right w:val="none" w:sz="0" w:space="0" w:color="000000"/>
+              </w:pBdr>
+              <w:spacing w:after="100" w:before="100" w:line="240"/>
+              <w:ind w:left="100" w:right="100" w:firstLine="0" w:firstLineChars="0"/>
+            </w:pPr>
+            <w:r>
+              <w:rPr>
+                <w:rFonts w:ascii="Arial" w:hAnsi="Arial" w:eastAsia="Arial" w:cs="Arial"/>
+                <w:i w:val="false"/>
+                <w:b w:val="false"/>
+                <w:u w:val="none"/>
+                <w:sz w:val="22"/>
+                <w:szCs w:val="22"/>
+                <w:color w:val="000000"/>
+              </w:rPr>
               <w:t xml:space="preserve">26</w:t>
-            </w:r>
-          </w:p>
-        </w:tc>
-        <w:tc>
-          <w:tcPr>
-            <w:tcBorders>
-              <w:bottom w:val="none" w:sz="0" w:space="0" w:color="000000"/>
-              <w:top w:val="none" w:sz="0" w:space="0" w:color="000000"/>
-              <w:left w:val="none" w:sz="0" w:space="0" w:color="000000"/>
-              <w:right w:val="none" w:sz="0" w:space="0" w:color="000000"/>
-            </w:tcBorders>
-            <w:shd w:val="clear" w:color="auto" w:fill="FFFFFF"/>
-            <w:tcMar>
-              <w:top w:w="0" w:type="dxa"/>
-              <w:bottom w:w="0" w:type="dxa"/>
-              <w:left w:w="0" w:type="dxa"/>
-              <w:right w:w="0" w:type="dxa"/>
-            </w:tcMar>
-            <w:vAlign w:val="center"/>
-          </w:tcPr>
-          <w:p>
-            <w:pPr>
-              <w:pStyle w:val="Normal"/>
-              <w:jc w:val="center"/>
-              <w:pBdr>
-                <w:bottom w:val="none" w:sz="0" w:space="0" w:color="000000"/>
-                <w:top w:val="none" w:sz="0" w:space="0" w:color="000000"/>
-                <w:left w:val="none" w:sz="0" w:space="0" w:color="000000"/>
-                <w:right w:val="none" w:sz="0" w:space="0" w:color="000000"/>
-              </w:pBdr>
-              <w:spacing w:after="100" w:before="100" w:line="240"/>
-              <w:ind w:left="100" w:right="100" w:firstLine="0" w:firstLineChars="0"/>
-            </w:pPr>
-            <w:r>
-              <w:rPr>
-                <w:rFonts w:ascii="Arial" w:hAnsi="Arial" w:eastAsia="Arial" w:cs="Arial"/>
-                <w:i w:val="false"/>
-                <w:b w:val="false"/>
-                <w:u w:val="none"/>
-                <w:sz w:val="22"/>
-                <w:szCs w:val="22"/>
-                <w:color w:val="000000"/>
-              </w:rPr>
-              <w:t xml:space="preserve">12</w:t>
-            </w:r>
-          </w:p>
-        </w:tc>
-        <w:tc>
-          <w:tcPr>
-            <w:tcBorders>
-              <w:bottom w:val="none" w:sz="0" w:space="0" w:color="000000"/>
-              <w:top w:val="none" w:sz="0" w:space="0" w:color="000000"/>
-              <w:left w:val="none" w:sz="0" w:space="0" w:color="000000"/>
-              <w:right w:val="none" w:sz="0" w:space="0" w:color="000000"/>
-            </w:tcBorders>
-            <w:shd w:val="clear" w:color="auto" w:fill="FFFFFF"/>
-            <w:tcMar>
-              <w:top w:w="0" w:type="dxa"/>
-              <w:bottom w:w="0" w:type="dxa"/>
-              <w:left w:w="0" w:type="dxa"/>
-              <w:right w:w="0" w:type="dxa"/>
-            </w:tcMar>
-            <w:vAlign w:val="center"/>
-          </w:tcPr>
-          <w:p>
-            <w:pPr>
-              <w:pStyle w:val="Normal"/>
-              <w:jc w:val="center"/>
-              <w:pBdr>
-                <w:bottom w:val="none" w:sz="0" w:space="0" w:color="000000"/>
-                <w:top w:val="none" w:sz="0" w:space="0" w:color="000000"/>
-                <w:left w:val="none" w:sz="0" w:space="0" w:color="000000"/>
-                <w:right w:val="none" w:sz="0" w:space="0" w:color="000000"/>
-              </w:pBdr>
-              <w:spacing w:after="100" w:before="100" w:line="240"/>
-              <w:ind w:left="100" w:right="100" w:firstLine="0" w:firstLineChars="0"/>
-            </w:pPr>
-            <w:r>
-              <w:rPr>
-                <w:rFonts w:ascii="Arial" w:hAnsi="Arial" w:eastAsia="Arial" w:cs="Arial"/>
-                <w:i w:val="false"/>
-                <w:b w:val="false"/>
-                <w:u w:val="none"/>
-                <w:sz w:val="22"/>
-                <w:szCs w:val="22"/>
-                <w:color w:val="000000"/>
-              </w:rPr>
-              <w:t xml:space="preserve">38</w:t>
             </w:r>
           </w:p>
         </w:tc>
@@ -12196,95 +12196,95 @@
                 <w:szCs w:val="22"/>
                 <w:color w:val="000000"/>
               </w:rPr>
-              <w:t xml:space="preserve">2.85 (1.97)</w:t>
-            </w:r>
-          </w:p>
-        </w:tc>
-        <w:tc>
-          <w:tcPr>
-            <w:tcBorders>
-              <w:bottom w:val="none" w:sz="0" w:space="0" w:color="000000"/>
-              <w:top w:val="none" w:sz="0" w:space="0" w:color="000000"/>
-              <w:left w:val="none" w:sz="0" w:space="0" w:color="000000"/>
-              <w:right w:val="none" w:sz="0" w:space="0" w:color="000000"/>
-            </w:tcBorders>
-            <w:shd w:val="clear" w:color="auto" w:fill="FFFFFF"/>
-            <w:tcMar>
-              <w:top w:w="0" w:type="dxa"/>
-              <w:bottom w:w="0" w:type="dxa"/>
-              <w:left w:w="0" w:type="dxa"/>
-              <w:right w:w="0" w:type="dxa"/>
-            </w:tcMar>
-            <w:vAlign w:val="center"/>
-          </w:tcPr>
-          <w:p>
-            <w:pPr>
-              <w:pStyle w:val="Normal"/>
-              <w:jc w:val="center"/>
-              <w:pBdr>
-                <w:bottom w:val="none" w:sz="0" w:space="0" w:color="000000"/>
-                <w:top w:val="none" w:sz="0" w:space="0" w:color="000000"/>
-                <w:left w:val="none" w:sz="0" w:space="0" w:color="000000"/>
-                <w:right w:val="none" w:sz="0" w:space="0" w:color="000000"/>
-              </w:pBdr>
-              <w:spacing w:after="100" w:before="100" w:line="240"/>
-              <w:ind w:left="100" w:right="100" w:firstLine="0" w:firstLineChars="0"/>
-            </w:pPr>
-            <w:r>
-              <w:rPr>
-                <w:rFonts w:ascii="Arial" w:hAnsi="Arial" w:eastAsia="Arial" w:cs="Arial"/>
-                <w:i w:val="false"/>
-                <w:b w:val="false"/>
-                <w:u w:val="none"/>
-                <w:sz w:val="22"/>
-                <w:szCs w:val="22"/>
-                <w:color w:val="000000"/>
-              </w:rPr>
-              <w:t xml:space="preserve">1.81 (1.93)</w:t>
-            </w:r>
-          </w:p>
-        </w:tc>
-        <w:tc>
-          <w:tcPr>
-            <w:tcBorders>
-              <w:bottom w:val="none" w:sz="0" w:space="0" w:color="000000"/>
-              <w:top w:val="none" w:sz="0" w:space="0" w:color="000000"/>
-              <w:left w:val="none" w:sz="0" w:space="0" w:color="000000"/>
-              <w:right w:val="none" w:sz="0" w:space="0" w:color="000000"/>
-            </w:tcBorders>
-            <w:shd w:val="clear" w:color="auto" w:fill="FFFFFF"/>
-            <w:tcMar>
-              <w:top w:w="0" w:type="dxa"/>
-              <w:bottom w:w="0" w:type="dxa"/>
-              <w:left w:w="0" w:type="dxa"/>
-              <w:right w:w="0" w:type="dxa"/>
-            </w:tcMar>
-            <w:vAlign w:val="center"/>
-          </w:tcPr>
-          <w:p>
-            <w:pPr>
-              <w:pStyle w:val="Normal"/>
-              <w:jc w:val="center"/>
-              <w:pBdr>
-                <w:bottom w:val="none" w:sz="0" w:space="0" w:color="000000"/>
-                <w:top w:val="none" w:sz="0" w:space="0" w:color="000000"/>
-                <w:left w:val="none" w:sz="0" w:space="0" w:color="000000"/>
-                <w:right w:val="none" w:sz="0" w:space="0" w:color="000000"/>
-              </w:pBdr>
-              <w:spacing w:after="100" w:before="100" w:line="240"/>
-              <w:ind w:left="100" w:right="100" w:firstLine="0" w:firstLineChars="0"/>
-            </w:pPr>
-            <w:r>
-              <w:rPr>
-                <w:rFonts w:ascii="Arial" w:hAnsi="Arial" w:eastAsia="Arial" w:cs="Arial"/>
-                <w:i w:val="false"/>
-                <w:b w:val="false"/>
-                <w:u w:val="none"/>
-                <w:sz w:val="22"/>
-                <w:szCs w:val="22"/>
-                <w:color w:val="000000"/>
-              </w:rPr>
-              <w:t xml:space="preserve">2.52 (1.99)</w:t>
+              <w:t xml:space="preserve">7100 (1860)</w:t>
+            </w:r>
+          </w:p>
+        </w:tc>
+        <w:tc>
+          <w:tcPr>
+            <w:tcBorders>
+              <w:bottom w:val="none" w:sz="0" w:space="0" w:color="000000"/>
+              <w:top w:val="none" w:sz="0" w:space="0" w:color="000000"/>
+              <w:left w:val="none" w:sz="0" w:space="0" w:color="000000"/>
+              <w:right w:val="none" w:sz="0" w:space="0" w:color="000000"/>
+            </w:tcBorders>
+            <w:shd w:val="clear" w:color="auto" w:fill="FFFFFF"/>
+            <w:tcMar>
+              <w:top w:w="0" w:type="dxa"/>
+              <w:bottom w:w="0" w:type="dxa"/>
+              <w:left w:w="0" w:type="dxa"/>
+              <w:right w:w="0" w:type="dxa"/>
+            </w:tcMar>
+            <w:vAlign w:val="center"/>
+          </w:tcPr>
+          <w:p>
+            <w:pPr>
+              <w:pStyle w:val="Normal"/>
+              <w:jc w:val="center"/>
+              <w:pBdr>
+                <w:bottom w:val="none" w:sz="0" w:space="0" w:color="000000"/>
+                <w:top w:val="none" w:sz="0" w:space="0" w:color="000000"/>
+                <w:left w:val="none" w:sz="0" w:space="0" w:color="000000"/>
+                <w:right w:val="none" w:sz="0" w:space="0" w:color="000000"/>
+              </w:pBdr>
+              <w:spacing w:after="100" w:before="100" w:line="240"/>
+              <w:ind w:left="100" w:right="100" w:firstLine="0" w:firstLineChars="0"/>
+            </w:pPr>
+            <w:r>
+              <w:rPr>
+                <w:rFonts w:ascii="Arial" w:hAnsi="Arial" w:eastAsia="Arial" w:cs="Arial"/>
+                <w:i w:val="false"/>
+                <w:b w:val="false"/>
+                <w:u w:val="none"/>
+                <w:sz w:val="22"/>
+                <w:szCs w:val="22"/>
+                <w:color w:val="000000"/>
+              </w:rPr>
+              <w:t xml:space="preserve">8490 (1910)</w:t>
+            </w:r>
+          </w:p>
+        </w:tc>
+        <w:tc>
+          <w:tcPr>
+            <w:tcBorders>
+              <w:bottom w:val="none" w:sz="0" w:space="0" w:color="000000"/>
+              <w:top w:val="none" w:sz="0" w:space="0" w:color="000000"/>
+              <w:left w:val="none" w:sz="0" w:space="0" w:color="000000"/>
+              <w:right w:val="none" w:sz="0" w:space="0" w:color="000000"/>
+            </w:tcBorders>
+            <w:shd w:val="clear" w:color="auto" w:fill="FFFFFF"/>
+            <w:tcMar>
+              <w:top w:w="0" w:type="dxa"/>
+              <w:bottom w:w="0" w:type="dxa"/>
+              <w:left w:w="0" w:type="dxa"/>
+              <w:right w:w="0" w:type="dxa"/>
+            </w:tcMar>
+            <w:vAlign w:val="center"/>
+          </w:tcPr>
+          <w:p>
+            <w:pPr>
+              <w:pStyle w:val="Normal"/>
+              <w:jc w:val="center"/>
+              <w:pBdr>
+                <w:bottom w:val="none" w:sz="0" w:space="0" w:color="000000"/>
+                <w:top w:val="none" w:sz="0" w:space="0" w:color="000000"/>
+                <w:left w:val="none" w:sz="0" w:space="0" w:color="000000"/>
+                <w:right w:val="none" w:sz="0" w:space="0" w:color="000000"/>
+              </w:pBdr>
+              <w:spacing w:after="100" w:before="100" w:line="240"/>
+              <w:ind w:left="100" w:right="100" w:firstLine="0" w:firstLineChars="0"/>
+            </w:pPr>
+            <w:r>
+              <w:rPr>
+                <w:rFonts w:ascii="Arial" w:hAnsi="Arial" w:eastAsia="Arial" w:cs="Arial"/>
+                <w:i w:val="false"/>
+                <w:b w:val="false"/>
+                <w:u w:val="none"/>
+                <w:sz w:val="22"/>
+                <w:szCs w:val="22"/>
+                <w:color w:val="000000"/>
+              </w:rPr>
+              <w:t xml:space="preserve">7690 (1970)</w:t>
             </w:r>
           </w:p>
         </w:tc>
@@ -12378,6 +12378,50 @@
                 <w:szCs w:val="22"/>
                 <w:color w:val="000000"/>
               </w:rPr>
+              <w:t xml:space="preserve">12</w:t>
+            </w:r>
+          </w:p>
+        </w:tc>
+        <w:tc>
+          <w:tcPr>
+            <w:tcBorders>
+              <w:bottom w:val="none" w:sz="0" w:space="0" w:color="000000"/>
+              <w:top w:val="none" w:sz="0" w:space="0" w:color="000000"/>
+              <w:left w:val="none" w:sz="0" w:space="0" w:color="000000"/>
+              <w:right w:val="none" w:sz="0" w:space="0" w:color="000000"/>
+            </w:tcBorders>
+            <w:shd w:val="clear" w:color="auto" w:fill="FFFFFF"/>
+            <w:tcMar>
+              <w:top w:w="0" w:type="dxa"/>
+              <w:bottom w:w="0" w:type="dxa"/>
+              <w:left w:w="0" w:type="dxa"/>
+              <w:right w:w="0" w:type="dxa"/>
+            </w:tcMar>
+            <w:vAlign w:val="center"/>
+          </w:tcPr>
+          <w:p>
+            <w:pPr>
+              <w:pStyle w:val="Normal"/>
+              <w:jc w:val="center"/>
+              <w:pBdr>
+                <w:bottom w:val="none" w:sz="0" w:space="0" w:color="000000"/>
+                <w:top w:val="none" w:sz="0" w:space="0" w:color="000000"/>
+                <w:left w:val="none" w:sz="0" w:space="0" w:color="000000"/>
+                <w:right w:val="none" w:sz="0" w:space="0" w:color="000000"/>
+              </w:pBdr>
+              <w:spacing w:after="100" w:before="100" w:line="240"/>
+              <w:ind w:left="100" w:right="100" w:firstLine="0" w:firstLineChars="0"/>
+            </w:pPr>
+            <w:r>
+              <w:rPr>
+                <w:rFonts w:ascii="Arial" w:hAnsi="Arial" w:eastAsia="Arial" w:cs="Arial"/>
+                <w:i w:val="false"/>
+                <w:b w:val="false"/>
+                <w:u w:val="none"/>
+                <w:sz w:val="22"/>
+                <w:szCs w:val="22"/>
+                <w:color w:val="000000"/>
+              </w:rPr>
               <w:t xml:space="preserve">1</w:t>
             </w:r>
           </w:p>
@@ -12422,51 +12466,7 @@
                 <w:szCs w:val="22"/>
                 <w:color w:val="000000"/>
               </w:rPr>
-              <w:t xml:space="preserve">0</w:t>
-            </w:r>
-          </w:p>
-        </w:tc>
-        <w:tc>
-          <w:tcPr>
-            <w:tcBorders>
-              <w:bottom w:val="none" w:sz="0" w:space="0" w:color="000000"/>
-              <w:top w:val="none" w:sz="0" w:space="0" w:color="000000"/>
-              <w:left w:val="none" w:sz="0" w:space="0" w:color="000000"/>
-              <w:right w:val="none" w:sz="0" w:space="0" w:color="000000"/>
-            </w:tcBorders>
-            <w:shd w:val="clear" w:color="auto" w:fill="FFFFFF"/>
-            <w:tcMar>
-              <w:top w:w="0" w:type="dxa"/>
-              <w:bottom w:w="0" w:type="dxa"/>
-              <w:left w:w="0" w:type="dxa"/>
-              <w:right w:w="0" w:type="dxa"/>
-            </w:tcMar>
-            <w:vAlign w:val="center"/>
-          </w:tcPr>
-          <w:p>
-            <w:pPr>
-              <w:pStyle w:val="Normal"/>
-              <w:jc w:val="center"/>
-              <w:pBdr>
-                <w:bottom w:val="none" w:sz="0" w:space="0" w:color="000000"/>
-                <w:top w:val="none" w:sz="0" w:space="0" w:color="000000"/>
-                <w:left w:val="none" w:sz="0" w:space="0" w:color="000000"/>
-                <w:right w:val="none" w:sz="0" w:space="0" w:color="000000"/>
-              </w:pBdr>
-              <w:spacing w:after="100" w:before="100" w:line="240"/>
-              <w:ind w:left="100" w:right="100" w:firstLine="0" w:firstLineChars="0"/>
-            </w:pPr>
-            <w:r>
-              <w:rPr>
-                <w:rFonts w:ascii="Arial" w:hAnsi="Arial" w:eastAsia="Arial" w:cs="Arial"/>
-                <w:i w:val="false"/>
-                <w:b w:val="false"/>
-                <w:u w:val="none"/>
-                <w:sz w:val="22"/>
-                <w:szCs w:val="22"/>
-                <w:color w:val="000000"/>
-              </w:rPr>
-              <w:t xml:space="preserve">1</w:t>
+              <w:t xml:space="preserve">13</w:t>
             </w:r>
           </w:p>
         </w:tc>
@@ -12516,7 +12516,7 @@
                 <w:szCs w:val="22"/>
                 <w:color w:val="000000"/>
               </w:rPr>
-              <w:t xml:space="preserve">IFN-1  Z-Score (SD)</w:t>
+              <w:t xml:space="preserve">Adipose Tissue on DXA scan (%)</w:t>
             </w:r>
           </w:p>
         </w:tc>
@@ -12742,7 +12742,7 @@
                 <w:szCs w:val="22"/>
                 <w:color w:val="000000"/>
               </w:rPr>
-              <w:t xml:space="preserve">26</w:t>
+              <w:t xml:space="preserve">27</w:t>
             </w:r>
           </w:p>
         </w:tc>
@@ -12830,14 +12830,14 @@
                 <w:szCs w:val="22"/>
                 <w:color w:val="000000"/>
               </w:rPr>
-              <w:t xml:space="preserve">38</w:t>
+              <w:t xml:space="preserve">39</w:t>
             </w:r>
           </w:p>
         </w:tc>
       </w:tr>
       <w:tr>
         <w:trPr>
-          <w:trHeight w:val="617" w:hRule="auto"/>
+          <w:trHeight w:val="615" w:hRule="auto"/>
         </w:trPr>
         body70
         <w:tc>
@@ -12880,139 +12880,139 @@
                 <w:szCs w:val="22"/>
                 <w:color w:val="000000"/>
               </w:rPr>
-              <w:t xml:space="preserve">  Mean (SD)</w:t>
-            </w:r>
-          </w:p>
-        </w:tc>
-        <w:tc>
-          <w:tcPr>
-            <w:tcBorders>
-              <w:bottom w:val="none" w:sz="0" w:space="0" w:color="000000"/>
-              <w:top w:val="none" w:sz="0" w:space="0" w:color="000000"/>
-              <w:left w:val="none" w:sz="0" w:space="0" w:color="000000"/>
-              <w:right w:val="none" w:sz="0" w:space="0" w:color="000000"/>
-            </w:tcBorders>
-            <w:shd w:val="clear" w:color="auto" w:fill="FFFFFF"/>
-            <w:tcMar>
-              <w:top w:w="0" w:type="dxa"/>
-              <w:bottom w:w="0" w:type="dxa"/>
-              <w:left w:w="0" w:type="dxa"/>
-              <w:right w:w="0" w:type="dxa"/>
-            </w:tcMar>
-            <w:vAlign w:val="center"/>
-          </w:tcPr>
-          <w:p>
-            <w:pPr>
-              <w:pStyle w:val="Normal"/>
-              <w:jc w:val="center"/>
-              <w:pBdr>
-                <w:bottom w:val="none" w:sz="0" w:space="0" w:color="000000"/>
-                <w:top w:val="none" w:sz="0" w:space="0" w:color="000000"/>
-                <w:left w:val="none" w:sz="0" w:space="0" w:color="000000"/>
-                <w:right w:val="none" w:sz="0" w:space="0" w:color="000000"/>
-              </w:pBdr>
-              <w:spacing w:after="100" w:before="100" w:line="240"/>
-              <w:ind w:left="100" w:right="100" w:firstLine="0" w:firstLineChars="0"/>
-            </w:pPr>
-            <w:r>
-              <w:rPr>
-                <w:rFonts w:ascii="Arial" w:hAnsi="Arial" w:eastAsia="Arial" w:cs="Arial"/>
-                <w:i w:val="false"/>
-                <w:b w:val="false"/>
-                <w:u w:val="none"/>
-                <w:sz w:val="22"/>
-                <w:szCs w:val="22"/>
-                <w:color w:val="000000"/>
-              </w:rPr>
-              <w:t xml:space="preserve">2.98 (2.07)</w:t>
-            </w:r>
-          </w:p>
-        </w:tc>
-        <w:tc>
-          <w:tcPr>
-            <w:tcBorders>
-              <w:bottom w:val="none" w:sz="0" w:space="0" w:color="000000"/>
-              <w:top w:val="none" w:sz="0" w:space="0" w:color="000000"/>
-              <w:left w:val="none" w:sz="0" w:space="0" w:color="000000"/>
-              <w:right w:val="none" w:sz="0" w:space="0" w:color="000000"/>
-            </w:tcBorders>
-            <w:shd w:val="clear" w:color="auto" w:fill="FFFFFF"/>
-            <w:tcMar>
-              <w:top w:w="0" w:type="dxa"/>
-              <w:bottom w:w="0" w:type="dxa"/>
-              <w:left w:w="0" w:type="dxa"/>
-              <w:right w:w="0" w:type="dxa"/>
-            </w:tcMar>
-            <w:vAlign w:val="center"/>
-          </w:tcPr>
-          <w:p>
-            <w:pPr>
-              <w:pStyle w:val="Normal"/>
-              <w:jc w:val="center"/>
-              <w:pBdr>
-                <w:bottom w:val="none" w:sz="0" w:space="0" w:color="000000"/>
-                <w:top w:val="none" w:sz="0" w:space="0" w:color="000000"/>
-                <w:left w:val="none" w:sz="0" w:space="0" w:color="000000"/>
-                <w:right w:val="none" w:sz="0" w:space="0" w:color="000000"/>
-              </w:pBdr>
-              <w:spacing w:after="100" w:before="100" w:line="240"/>
-              <w:ind w:left="100" w:right="100" w:firstLine="0" w:firstLineChars="0"/>
-            </w:pPr>
-            <w:r>
-              <w:rPr>
-                <w:rFonts w:ascii="Arial" w:hAnsi="Arial" w:eastAsia="Arial" w:cs="Arial"/>
-                <w:i w:val="false"/>
-                <w:b w:val="false"/>
-                <w:u w:val="none"/>
-                <w:sz w:val="22"/>
-                <w:szCs w:val="22"/>
-                <w:color w:val="000000"/>
-              </w:rPr>
-              <w:t xml:space="preserve">1.92 (1.96)</w:t>
-            </w:r>
-          </w:p>
-        </w:tc>
-        <w:tc>
-          <w:tcPr>
-            <w:tcBorders>
-              <w:bottom w:val="none" w:sz="0" w:space="0" w:color="000000"/>
-              <w:top w:val="none" w:sz="0" w:space="0" w:color="000000"/>
-              <w:left w:val="none" w:sz="0" w:space="0" w:color="000000"/>
-              <w:right w:val="none" w:sz="0" w:space="0" w:color="000000"/>
-            </w:tcBorders>
-            <w:shd w:val="clear" w:color="auto" w:fill="FFFFFF"/>
-            <w:tcMar>
-              <w:top w:w="0" w:type="dxa"/>
-              <w:bottom w:w="0" w:type="dxa"/>
-              <w:left w:w="0" w:type="dxa"/>
-              <w:right w:w="0" w:type="dxa"/>
-            </w:tcMar>
-            <w:vAlign w:val="center"/>
-          </w:tcPr>
-          <w:p>
-            <w:pPr>
-              <w:pStyle w:val="Normal"/>
-              <w:jc w:val="center"/>
-              <w:pBdr>
-                <w:bottom w:val="none" w:sz="0" w:space="0" w:color="000000"/>
-                <w:top w:val="none" w:sz="0" w:space="0" w:color="000000"/>
-                <w:left w:val="none" w:sz="0" w:space="0" w:color="000000"/>
-                <w:right w:val="none" w:sz="0" w:space="0" w:color="000000"/>
-              </w:pBdr>
-              <w:spacing w:after="100" w:before="100" w:line="240"/>
-              <w:ind w:left="100" w:right="100" w:firstLine="0" w:firstLineChars="0"/>
-            </w:pPr>
-            <w:r>
-              <w:rPr>
-                <w:rFonts w:ascii="Arial" w:hAnsi="Arial" w:eastAsia="Arial" w:cs="Arial"/>
-                <w:i w:val="false"/>
-                <w:b w:val="false"/>
-                <w:u w:val="none"/>
-                <w:sz w:val="22"/>
-                <w:szCs w:val="22"/>
-                <w:color w:val="000000"/>
-              </w:rPr>
-              <w:t xml:space="preserve">2.64 (2.07)</w:t>
+              <w:t xml:space="preserve">  Median [Q1, Q3]</w:t>
+            </w:r>
+          </w:p>
+        </w:tc>
+        <w:tc>
+          <w:tcPr>
+            <w:tcBorders>
+              <w:bottom w:val="none" w:sz="0" w:space="0" w:color="000000"/>
+              <w:top w:val="none" w:sz="0" w:space="0" w:color="000000"/>
+              <w:left w:val="none" w:sz="0" w:space="0" w:color="000000"/>
+              <w:right w:val="none" w:sz="0" w:space="0" w:color="000000"/>
+            </w:tcBorders>
+            <w:shd w:val="clear" w:color="auto" w:fill="FFFFFF"/>
+            <w:tcMar>
+              <w:top w:w="0" w:type="dxa"/>
+              <w:bottom w:w="0" w:type="dxa"/>
+              <w:left w:w="0" w:type="dxa"/>
+              <w:right w:w="0" w:type="dxa"/>
+            </w:tcMar>
+            <w:vAlign w:val="center"/>
+          </w:tcPr>
+          <w:p>
+            <w:pPr>
+              <w:pStyle w:val="Normal"/>
+              <w:jc w:val="center"/>
+              <w:pBdr>
+                <w:bottom w:val="none" w:sz="0" w:space="0" w:color="000000"/>
+                <w:top w:val="none" w:sz="0" w:space="0" w:color="000000"/>
+                <w:left w:val="none" w:sz="0" w:space="0" w:color="000000"/>
+                <w:right w:val="none" w:sz="0" w:space="0" w:color="000000"/>
+              </w:pBdr>
+              <w:spacing w:after="100" w:before="100" w:line="240"/>
+              <w:ind w:left="100" w:right="100" w:firstLine="0" w:firstLineChars="0"/>
+            </w:pPr>
+            <w:r>
+              <w:rPr>
+                <w:rFonts w:ascii="Arial" w:hAnsi="Arial" w:eastAsia="Arial" w:cs="Arial"/>
+                <w:i w:val="false"/>
+                <w:b w:val="false"/>
+                <w:u w:val="none"/>
+                <w:sz w:val="22"/>
+                <w:szCs w:val="22"/>
+                <w:color w:val="000000"/>
+              </w:rPr>
+              <w:t xml:space="preserve">35.2 [30.8, 41.6]</w:t>
+            </w:r>
+          </w:p>
+        </w:tc>
+        <w:tc>
+          <w:tcPr>
+            <w:tcBorders>
+              <w:bottom w:val="none" w:sz="0" w:space="0" w:color="000000"/>
+              <w:top w:val="none" w:sz="0" w:space="0" w:color="000000"/>
+              <w:left w:val="none" w:sz="0" w:space="0" w:color="000000"/>
+              <w:right w:val="none" w:sz="0" w:space="0" w:color="000000"/>
+            </w:tcBorders>
+            <w:shd w:val="clear" w:color="auto" w:fill="FFFFFF"/>
+            <w:tcMar>
+              <w:top w:w="0" w:type="dxa"/>
+              <w:bottom w:w="0" w:type="dxa"/>
+              <w:left w:w="0" w:type="dxa"/>
+              <w:right w:w="0" w:type="dxa"/>
+            </w:tcMar>
+            <w:vAlign w:val="center"/>
+          </w:tcPr>
+          <w:p>
+            <w:pPr>
+              <w:pStyle w:val="Normal"/>
+              <w:jc w:val="center"/>
+              <w:pBdr>
+                <w:bottom w:val="none" w:sz="0" w:space="0" w:color="000000"/>
+                <w:top w:val="none" w:sz="0" w:space="0" w:color="000000"/>
+                <w:left w:val="none" w:sz="0" w:space="0" w:color="000000"/>
+                <w:right w:val="none" w:sz="0" w:space="0" w:color="000000"/>
+              </w:pBdr>
+              <w:spacing w:after="100" w:before="100" w:line="240"/>
+              <w:ind w:left="100" w:right="100" w:firstLine="0" w:firstLineChars="0"/>
+            </w:pPr>
+            <w:r>
+              <w:rPr>
+                <w:rFonts w:ascii="Arial" w:hAnsi="Arial" w:eastAsia="Arial" w:cs="Arial"/>
+                <w:i w:val="false"/>
+                <w:b w:val="false"/>
+                <w:u w:val="none"/>
+                <w:sz w:val="22"/>
+                <w:szCs w:val="22"/>
+                <w:color w:val="000000"/>
+              </w:rPr>
+              <w:t xml:space="preserve">35.1 [30.2, 39.0]</w:t>
+            </w:r>
+          </w:p>
+        </w:tc>
+        <w:tc>
+          <w:tcPr>
+            <w:tcBorders>
+              <w:bottom w:val="none" w:sz="0" w:space="0" w:color="000000"/>
+              <w:top w:val="none" w:sz="0" w:space="0" w:color="000000"/>
+              <w:left w:val="none" w:sz="0" w:space="0" w:color="000000"/>
+              <w:right w:val="none" w:sz="0" w:space="0" w:color="000000"/>
+            </w:tcBorders>
+            <w:shd w:val="clear" w:color="auto" w:fill="FFFFFF"/>
+            <w:tcMar>
+              <w:top w:w="0" w:type="dxa"/>
+              <w:bottom w:w="0" w:type="dxa"/>
+              <w:left w:w="0" w:type="dxa"/>
+              <w:right w:w="0" w:type="dxa"/>
+            </w:tcMar>
+            <w:vAlign w:val="center"/>
+          </w:tcPr>
+          <w:p>
+            <w:pPr>
+              <w:pStyle w:val="Normal"/>
+              <w:jc w:val="center"/>
+              <w:pBdr>
+                <w:bottom w:val="none" w:sz="0" w:space="0" w:color="000000"/>
+                <w:top w:val="none" w:sz="0" w:space="0" w:color="000000"/>
+                <w:left w:val="none" w:sz="0" w:space="0" w:color="000000"/>
+                <w:right w:val="none" w:sz="0" w:space="0" w:color="000000"/>
+              </w:pBdr>
+              <w:spacing w:after="100" w:before="100" w:line="240"/>
+              <w:ind w:left="100" w:right="100" w:firstLine="0" w:firstLineChars="0"/>
+            </w:pPr>
+            <w:r>
+              <w:rPr>
+                <w:rFonts w:ascii="Arial" w:hAnsi="Arial" w:eastAsia="Arial" w:cs="Arial"/>
+                <w:i w:val="false"/>
+                <w:b w:val="false"/>
+                <w:u w:val="none"/>
+                <w:sz w:val="22"/>
+                <w:szCs w:val="22"/>
+                <w:color w:val="000000"/>
+              </w:rPr>
+              <w:t xml:space="preserve">35.2 [30.2, 40.5]</w:t>
             </w:r>
           </w:p>
         </w:tc>
@@ -13106,50 +13106,6 @@
                 <w:szCs w:val="22"/>
                 <w:color w:val="000000"/>
               </w:rPr>
-              <w:t xml:space="preserve">1</w:t>
-            </w:r>
-          </w:p>
-        </w:tc>
-        <w:tc>
-          <w:tcPr>
-            <w:tcBorders>
-              <w:bottom w:val="none" w:sz="0" w:space="0" w:color="000000"/>
-              <w:top w:val="none" w:sz="0" w:space="0" w:color="000000"/>
-              <w:left w:val="none" w:sz="0" w:space="0" w:color="000000"/>
-              <w:right w:val="none" w:sz="0" w:space="0" w:color="000000"/>
-            </w:tcBorders>
-            <w:shd w:val="clear" w:color="auto" w:fill="FFFFFF"/>
-            <w:tcMar>
-              <w:top w:w="0" w:type="dxa"/>
-              <w:bottom w:w="0" w:type="dxa"/>
-              <w:left w:w="0" w:type="dxa"/>
-              <w:right w:w="0" w:type="dxa"/>
-            </w:tcMar>
-            <w:vAlign w:val="center"/>
-          </w:tcPr>
-          <w:p>
-            <w:pPr>
-              <w:pStyle w:val="Normal"/>
-              <w:jc w:val="center"/>
-              <w:pBdr>
-                <w:bottom w:val="none" w:sz="0" w:space="0" w:color="000000"/>
-                <w:top w:val="none" w:sz="0" w:space="0" w:color="000000"/>
-                <w:left w:val="none" w:sz="0" w:space="0" w:color="000000"/>
-                <w:right w:val="none" w:sz="0" w:space="0" w:color="000000"/>
-              </w:pBdr>
-              <w:spacing w:after="100" w:before="100" w:line="240"/>
-              <w:ind w:left="100" w:right="100" w:firstLine="0" w:firstLineChars="0"/>
-            </w:pPr>
-            <w:r>
-              <w:rPr>
-                <w:rFonts w:ascii="Arial" w:hAnsi="Arial" w:eastAsia="Arial" w:cs="Arial"/>
-                <w:i w:val="false"/>
-                <w:b w:val="false"/>
-                <w:u w:val="none"/>
-                <w:sz w:val="22"/>
-                <w:szCs w:val="22"/>
-                <w:color w:val="000000"/>
-              </w:rPr>
               <w:t xml:space="preserve">0</w:t>
             </w:r>
           </w:p>
@@ -13194,7 +13150,51 @@
                 <w:szCs w:val="22"/>
                 <w:color w:val="000000"/>
               </w:rPr>
-              <w:t xml:space="preserve">1</w:t>
+              <w:t xml:space="preserve">0</w:t>
+            </w:r>
+          </w:p>
+        </w:tc>
+        <w:tc>
+          <w:tcPr>
+            <w:tcBorders>
+              <w:bottom w:val="none" w:sz="0" w:space="0" w:color="000000"/>
+              <w:top w:val="none" w:sz="0" w:space="0" w:color="000000"/>
+              <w:left w:val="none" w:sz="0" w:space="0" w:color="000000"/>
+              <w:right w:val="none" w:sz="0" w:space="0" w:color="000000"/>
+            </w:tcBorders>
+            <w:shd w:val="clear" w:color="auto" w:fill="FFFFFF"/>
+            <w:tcMar>
+              <w:top w:w="0" w:type="dxa"/>
+              <w:bottom w:w="0" w:type="dxa"/>
+              <w:left w:w="0" w:type="dxa"/>
+              <w:right w:w="0" w:type="dxa"/>
+            </w:tcMar>
+            <w:vAlign w:val="center"/>
+          </w:tcPr>
+          <w:p>
+            <w:pPr>
+              <w:pStyle w:val="Normal"/>
+              <w:jc w:val="center"/>
+              <w:pBdr>
+                <w:bottom w:val="none" w:sz="0" w:space="0" w:color="000000"/>
+                <w:top w:val="none" w:sz="0" w:space="0" w:color="000000"/>
+                <w:left w:val="none" w:sz="0" w:space="0" w:color="000000"/>
+                <w:right w:val="none" w:sz="0" w:space="0" w:color="000000"/>
+              </w:pBdr>
+              <w:spacing w:after="100" w:before="100" w:line="240"/>
+              <w:ind w:left="100" w:right="100" w:firstLine="0" w:firstLineChars="0"/>
+            </w:pPr>
+            <w:r>
+              <w:rPr>
+                <w:rFonts w:ascii="Arial" w:hAnsi="Arial" w:eastAsia="Arial" w:cs="Arial"/>
+                <w:i w:val="false"/>
+                <w:b w:val="false"/>
+                <w:u w:val="none"/>
+                <w:sz w:val="22"/>
+                <w:szCs w:val="22"/>
+                <w:color w:val="000000"/>
+              </w:rPr>
+              <w:t xml:space="preserve">0</w:t>
             </w:r>
           </w:p>
         </w:tc>
@@ -13244,7 +13244,7 @@
                 <w:szCs w:val="22"/>
                 <w:color w:val="000000"/>
               </w:rPr>
-              <w:t xml:space="preserve">Hemoglobin (mmol/L)</w:t>
+              <w:t xml:space="preserve">All IFN  Z-Score (SD)</w:t>
             </w:r>
           </w:p>
         </w:tc>
@@ -13470,7 +13470,7 @@
                 <w:szCs w:val="22"/>
                 <w:color w:val="000000"/>
               </w:rPr>
-              <w:t xml:space="preserve">24</w:t>
+              <w:t xml:space="preserve">26</w:t>
             </w:r>
           </w:p>
         </w:tc>
@@ -13558,14 +13558,14 @@
                 <w:szCs w:val="22"/>
                 <w:color w:val="000000"/>
               </w:rPr>
-              <w:t xml:space="preserve">36</w:t>
+              <w:t xml:space="preserve">38</w:t>
             </w:r>
           </w:p>
         </w:tc>
       </w:tr>
       <w:tr>
         <w:trPr>
-          <w:trHeight w:val="617" w:hRule="auto"/>
+          <w:trHeight w:val="615" w:hRule="auto"/>
         </w:trPr>
         body74
         <w:tc>
@@ -13608,139 +13608,139 @@
                 <w:szCs w:val="22"/>
                 <w:color w:val="000000"/>
               </w:rPr>
-              <w:t xml:space="preserve">  Mean (SD)</w:t>
-            </w:r>
-          </w:p>
-        </w:tc>
-        <w:tc>
-          <w:tcPr>
-            <w:tcBorders>
-              <w:bottom w:val="none" w:sz="0" w:space="0" w:color="000000"/>
-              <w:top w:val="none" w:sz="0" w:space="0" w:color="000000"/>
-              <w:left w:val="none" w:sz="0" w:space="0" w:color="000000"/>
-              <w:right w:val="none" w:sz="0" w:space="0" w:color="000000"/>
-            </w:tcBorders>
-            <w:shd w:val="clear" w:color="auto" w:fill="FFFFFF"/>
-            <w:tcMar>
-              <w:top w:w="0" w:type="dxa"/>
-              <w:bottom w:w="0" w:type="dxa"/>
-              <w:left w:w="0" w:type="dxa"/>
-              <w:right w:w="0" w:type="dxa"/>
-            </w:tcMar>
-            <w:vAlign w:val="center"/>
-          </w:tcPr>
-          <w:p>
-            <w:pPr>
-              <w:pStyle w:val="Normal"/>
-              <w:jc w:val="center"/>
-              <w:pBdr>
-                <w:bottom w:val="none" w:sz="0" w:space="0" w:color="000000"/>
-                <w:top w:val="none" w:sz="0" w:space="0" w:color="000000"/>
-                <w:left w:val="none" w:sz="0" w:space="0" w:color="000000"/>
-                <w:right w:val="none" w:sz="0" w:space="0" w:color="000000"/>
-              </w:pBdr>
-              <w:spacing w:after="100" w:before="100" w:line="240"/>
-              <w:ind w:left="100" w:right="100" w:firstLine="0" w:firstLineChars="0"/>
-            </w:pPr>
-            <w:r>
-              <w:rPr>
-                <w:rFonts w:ascii="Arial" w:hAnsi="Arial" w:eastAsia="Arial" w:cs="Arial"/>
-                <w:i w:val="false"/>
-                <w:b w:val="false"/>
-                <w:u w:val="none"/>
-                <w:sz w:val="22"/>
-                <w:szCs w:val="22"/>
-                <w:color w:val="000000"/>
-              </w:rPr>
-              <w:t xml:space="preserve">7.66 (0.600)</w:t>
-            </w:r>
-          </w:p>
-        </w:tc>
-        <w:tc>
-          <w:tcPr>
-            <w:tcBorders>
-              <w:bottom w:val="none" w:sz="0" w:space="0" w:color="000000"/>
-              <w:top w:val="none" w:sz="0" w:space="0" w:color="000000"/>
-              <w:left w:val="none" w:sz="0" w:space="0" w:color="000000"/>
-              <w:right w:val="none" w:sz="0" w:space="0" w:color="000000"/>
-            </w:tcBorders>
-            <w:shd w:val="clear" w:color="auto" w:fill="FFFFFF"/>
-            <w:tcMar>
-              <w:top w:w="0" w:type="dxa"/>
-              <w:bottom w:w="0" w:type="dxa"/>
-              <w:left w:w="0" w:type="dxa"/>
-              <w:right w:w="0" w:type="dxa"/>
-            </w:tcMar>
-            <w:vAlign w:val="center"/>
-          </w:tcPr>
-          <w:p>
-            <w:pPr>
-              <w:pStyle w:val="Normal"/>
-              <w:jc w:val="center"/>
-              <w:pBdr>
-                <w:bottom w:val="none" w:sz="0" w:space="0" w:color="000000"/>
-                <w:top w:val="none" w:sz="0" w:space="0" w:color="000000"/>
-                <w:left w:val="none" w:sz="0" w:space="0" w:color="000000"/>
-                <w:right w:val="none" w:sz="0" w:space="0" w:color="000000"/>
-              </w:pBdr>
-              <w:spacing w:after="100" w:before="100" w:line="240"/>
-              <w:ind w:left="100" w:right="100" w:firstLine="0" w:firstLineChars="0"/>
-            </w:pPr>
-            <w:r>
-              <w:rPr>
-                <w:rFonts w:ascii="Arial" w:hAnsi="Arial" w:eastAsia="Arial" w:cs="Arial"/>
-                <w:i w:val="false"/>
-                <w:b w:val="false"/>
-                <w:u w:val="none"/>
-                <w:sz w:val="22"/>
-                <w:szCs w:val="22"/>
-                <w:color w:val="000000"/>
-              </w:rPr>
-              <w:t xml:space="preserve">8.03 (0.698)</w:t>
-            </w:r>
-          </w:p>
-        </w:tc>
-        <w:tc>
-          <w:tcPr>
-            <w:tcBorders>
-              <w:bottom w:val="none" w:sz="0" w:space="0" w:color="000000"/>
-              <w:top w:val="none" w:sz="0" w:space="0" w:color="000000"/>
-              <w:left w:val="none" w:sz="0" w:space="0" w:color="000000"/>
-              <w:right w:val="none" w:sz="0" w:space="0" w:color="000000"/>
-            </w:tcBorders>
-            <w:shd w:val="clear" w:color="auto" w:fill="FFFFFF"/>
-            <w:tcMar>
-              <w:top w:w="0" w:type="dxa"/>
-              <w:bottom w:w="0" w:type="dxa"/>
-              <w:left w:w="0" w:type="dxa"/>
-              <w:right w:w="0" w:type="dxa"/>
-            </w:tcMar>
-            <w:vAlign w:val="center"/>
-          </w:tcPr>
-          <w:p>
-            <w:pPr>
-              <w:pStyle w:val="Normal"/>
-              <w:jc w:val="center"/>
-              <w:pBdr>
-                <w:bottom w:val="none" w:sz="0" w:space="0" w:color="000000"/>
-                <w:top w:val="none" w:sz="0" w:space="0" w:color="000000"/>
-                <w:left w:val="none" w:sz="0" w:space="0" w:color="000000"/>
-                <w:right w:val="none" w:sz="0" w:space="0" w:color="000000"/>
-              </w:pBdr>
-              <w:spacing w:after="100" w:before="100" w:line="240"/>
-              <w:ind w:left="100" w:right="100" w:firstLine="0" w:firstLineChars="0"/>
-            </w:pPr>
-            <w:r>
-              <w:rPr>
-                <w:rFonts w:ascii="Arial" w:hAnsi="Arial" w:eastAsia="Arial" w:cs="Arial"/>
-                <w:i w:val="false"/>
-                <w:b w:val="false"/>
-                <w:u w:val="none"/>
-                <w:sz w:val="22"/>
-                <w:szCs w:val="22"/>
-                <w:color w:val="000000"/>
-              </w:rPr>
-              <w:t xml:space="preserve">7.78 (0.648)</w:t>
+              <w:t xml:space="preserve">  Median [Q1, Q3]</w:t>
+            </w:r>
+          </w:p>
+        </w:tc>
+        <w:tc>
+          <w:tcPr>
+            <w:tcBorders>
+              <w:bottom w:val="none" w:sz="0" w:space="0" w:color="000000"/>
+              <w:top w:val="none" w:sz="0" w:space="0" w:color="000000"/>
+              <w:left w:val="none" w:sz="0" w:space="0" w:color="000000"/>
+              <w:right w:val="none" w:sz="0" w:space="0" w:color="000000"/>
+            </w:tcBorders>
+            <w:shd w:val="clear" w:color="auto" w:fill="FFFFFF"/>
+            <w:tcMar>
+              <w:top w:w="0" w:type="dxa"/>
+              <w:bottom w:w="0" w:type="dxa"/>
+              <w:left w:w="0" w:type="dxa"/>
+              <w:right w:w="0" w:type="dxa"/>
+            </w:tcMar>
+            <w:vAlign w:val="center"/>
+          </w:tcPr>
+          <w:p>
+            <w:pPr>
+              <w:pStyle w:val="Normal"/>
+              <w:jc w:val="center"/>
+              <w:pBdr>
+                <w:bottom w:val="none" w:sz="0" w:space="0" w:color="000000"/>
+                <w:top w:val="none" w:sz="0" w:space="0" w:color="000000"/>
+                <w:left w:val="none" w:sz="0" w:space="0" w:color="000000"/>
+                <w:right w:val="none" w:sz="0" w:space="0" w:color="000000"/>
+              </w:pBdr>
+              <w:spacing w:after="100" w:before="100" w:line="240"/>
+              <w:ind w:left="100" w:right="100" w:firstLine="0" w:firstLineChars="0"/>
+            </w:pPr>
+            <w:r>
+              <w:rPr>
+                <w:rFonts w:ascii="Arial" w:hAnsi="Arial" w:eastAsia="Arial" w:cs="Arial"/>
+                <w:i w:val="false"/>
+                <w:b w:val="false"/>
+                <w:u w:val="none"/>
+                <w:sz w:val="22"/>
+                <w:szCs w:val="22"/>
+                <w:color w:val="000000"/>
+              </w:rPr>
+              <w:t xml:space="preserve">3.40 [1.00, 4.57]</w:t>
+            </w:r>
+          </w:p>
+        </w:tc>
+        <w:tc>
+          <w:tcPr>
+            <w:tcBorders>
+              <w:bottom w:val="none" w:sz="0" w:space="0" w:color="000000"/>
+              <w:top w:val="none" w:sz="0" w:space="0" w:color="000000"/>
+              <w:left w:val="none" w:sz="0" w:space="0" w:color="000000"/>
+              <w:right w:val="none" w:sz="0" w:space="0" w:color="000000"/>
+            </w:tcBorders>
+            <w:shd w:val="clear" w:color="auto" w:fill="FFFFFF"/>
+            <w:tcMar>
+              <w:top w:w="0" w:type="dxa"/>
+              <w:bottom w:w="0" w:type="dxa"/>
+              <w:left w:w="0" w:type="dxa"/>
+              <w:right w:w="0" w:type="dxa"/>
+            </w:tcMar>
+            <w:vAlign w:val="center"/>
+          </w:tcPr>
+          <w:p>
+            <w:pPr>
+              <w:pStyle w:val="Normal"/>
+              <w:jc w:val="center"/>
+              <w:pBdr>
+                <w:bottom w:val="none" w:sz="0" w:space="0" w:color="000000"/>
+                <w:top w:val="none" w:sz="0" w:space="0" w:color="000000"/>
+                <w:left w:val="none" w:sz="0" w:space="0" w:color="000000"/>
+                <w:right w:val="none" w:sz="0" w:space="0" w:color="000000"/>
+              </w:pBdr>
+              <w:spacing w:after="100" w:before="100" w:line="240"/>
+              <w:ind w:left="100" w:right="100" w:firstLine="0" w:firstLineChars="0"/>
+            </w:pPr>
+            <w:r>
+              <w:rPr>
+                <w:rFonts w:ascii="Arial" w:hAnsi="Arial" w:eastAsia="Arial" w:cs="Arial"/>
+                <w:i w:val="false"/>
+                <w:b w:val="false"/>
+                <w:u w:val="none"/>
+                <w:sz w:val="22"/>
+                <w:szCs w:val="22"/>
+                <w:color w:val="000000"/>
+              </w:rPr>
+              <w:t xml:space="preserve">1.47 [0.350, 2.68]</w:t>
+            </w:r>
+          </w:p>
+        </w:tc>
+        <w:tc>
+          <w:tcPr>
+            <w:tcBorders>
+              <w:bottom w:val="none" w:sz="0" w:space="0" w:color="000000"/>
+              <w:top w:val="none" w:sz="0" w:space="0" w:color="000000"/>
+              <w:left w:val="none" w:sz="0" w:space="0" w:color="000000"/>
+              <w:right w:val="none" w:sz="0" w:space="0" w:color="000000"/>
+            </w:tcBorders>
+            <w:shd w:val="clear" w:color="auto" w:fill="FFFFFF"/>
+            <w:tcMar>
+              <w:top w:w="0" w:type="dxa"/>
+              <w:bottom w:w="0" w:type="dxa"/>
+              <w:left w:w="0" w:type="dxa"/>
+              <w:right w:w="0" w:type="dxa"/>
+            </w:tcMar>
+            <w:vAlign w:val="center"/>
+          </w:tcPr>
+          <w:p>
+            <w:pPr>
+              <w:pStyle w:val="Normal"/>
+              <w:jc w:val="center"/>
+              <w:pBdr>
+                <w:bottom w:val="none" w:sz="0" w:space="0" w:color="000000"/>
+                <w:top w:val="none" w:sz="0" w:space="0" w:color="000000"/>
+                <w:left w:val="none" w:sz="0" w:space="0" w:color="000000"/>
+                <w:right w:val="none" w:sz="0" w:space="0" w:color="000000"/>
+              </w:pBdr>
+              <w:spacing w:after="100" w:before="100" w:line="240"/>
+              <w:ind w:left="100" w:right="100" w:firstLine="0" w:firstLineChars="0"/>
+            </w:pPr>
+            <w:r>
+              <w:rPr>
+                <w:rFonts w:ascii="Arial" w:hAnsi="Arial" w:eastAsia="Arial" w:cs="Arial"/>
+                <w:i w:val="false"/>
+                <w:b w:val="false"/>
+                <w:u w:val="none"/>
+                <w:sz w:val="22"/>
+                <w:szCs w:val="22"/>
+                <w:color w:val="000000"/>
+              </w:rPr>
+              <w:t xml:space="preserve">2.93 [0.562, 4.28]</w:t>
             </w:r>
           </w:p>
         </w:tc>
@@ -13834,7 +13834,7 @@
                 <w:szCs w:val="22"/>
                 <w:color w:val="000000"/>
               </w:rPr>
-              <w:t xml:space="preserve">3</w:t>
+              <w:t xml:space="preserve">1</w:t>
             </w:r>
           </w:p>
         </w:tc>
@@ -13922,7 +13922,7 @@
                 <w:szCs w:val="22"/>
                 <w:color w:val="000000"/>
               </w:rPr>
-              <w:t xml:space="preserve">3</w:t>
+              <w:t xml:space="preserve">1</w:t>
             </w:r>
           </w:p>
         </w:tc>
@@ -13972,7 +13972,7 @@
                 <w:szCs w:val="22"/>
                 <w:color w:val="000000"/>
               </w:rPr>
-              <w:t xml:space="preserve">Thrombocytes (10^9/L)</w:t>
+              <w:t xml:space="preserve">IFN-1  Z-Score (SD)</w:t>
             </w:r>
           </w:p>
         </w:tc>
@@ -14111,7 +14111,7 @@
       </w:tr>
       <w:tr>
         <w:trPr>
-          <w:trHeight w:val="571" w:hRule="auto"/>
+          <w:trHeight w:val="572" w:hRule="auto"/>
         </w:trPr>
         body77
         <w:tc>
@@ -14198,102 +14198,102 @@
                 <w:szCs w:val="22"/>
                 <w:color w:val="000000"/>
               </w:rPr>
-              <w:t xml:space="preserve">15</w:t>
-            </w:r>
-          </w:p>
-        </w:tc>
-        <w:tc>
-          <w:tcPr>
-            <w:tcBorders>
-              <w:bottom w:val="none" w:sz="0" w:space="0" w:color="000000"/>
-              <w:top w:val="none" w:sz="0" w:space="0" w:color="000000"/>
-              <w:left w:val="none" w:sz="0" w:space="0" w:color="000000"/>
-              <w:right w:val="none" w:sz="0" w:space="0" w:color="000000"/>
-            </w:tcBorders>
-            <w:shd w:val="clear" w:color="auto" w:fill="FFFFFF"/>
-            <w:tcMar>
-              <w:top w:w="0" w:type="dxa"/>
-              <w:bottom w:w="0" w:type="dxa"/>
-              <w:left w:w="0" w:type="dxa"/>
-              <w:right w:w="0" w:type="dxa"/>
-            </w:tcMar>
-            <w:vAlign w:val="center"/>
-          </w:tcPr>
-          <w:p>
-            <w:pPr>
-              <w:pStyle w:val="Normal"/>
-              <w:jc w:val="center"/>
-              <w:pBdr>
-                <w:bottom w:val="none" w:sz="0" w:space="0" w:color="000000"/>
-                <w:top w:val="none" w:sz="0" w:space="0" w:color="000000"/>
-                <w:left w:val="none" w:sz="0" w:space="0" w:color="000000"/>
-                <w:right w:val="none" w:sz="0" w:space="0" w:color="000000"/>
-              </w:pBdr>
-              <w:spacing w:after="100" w:before="100" w:line="240"/>
-              <w:ind w:left="100" w:right="100" w:firstLine="0" w:firstLineChars="0"/>
-            </w:pPr>
-            <w:r>
-              <w:rPr>
-                <w:rFonts w:ascii="Arial" w:hAnsi="Arial" w:eastAsia="Arial" w:cs="Arial"/>
-                <w:i w:val="false"/>
-                <w:b w:val="false"/>
-                <w:u w:val="none"/>
-                <w:sz w:val="22"/>
-                <w:szCs w:val="22"/>
-                <w:color w:val="000000"/>
-              </w:rPr>
-              <w:t xml:space="preserve">7</w:t>
-            </w:r>
-          </w:p>
-        </w:tc>
-        <w:tc>
-          <w:tcPr>
-            <w:tcBorders>
-              <w:bottom w:val="none" w:sz="0" w:space="0" w:color="000000"/>
-              <w:top w:val="none" w:sz="0" w:space="0" w:color="000000"/>
-              <w:left w:val="none" w:sz="0" w:space="0" w:color="000000"/>
-              <w:right w:val="none" w:sz="0" w:space="0" w:color="000000"/>
-            </w:tcBorders>
-            <w:shd w:val="clear" w:color="auto" w:fill="FFFFFF"/>
-            <w:tcMar>
-              <w:top w:w="0" w:type="dxa"/>
-              <w:bottom w:w="0" w:type="dxa"/>
-              <w:left w:w="0" w:type="dxa"/>
-              <w:right w:w="0" w:type="dxa"/>
-            </w:tcMar>
-            <w:vAlign w:val="center"/>
-          </w:tcPr>
-          <w:p>
-            <w:pPr>
-              <w:pStyle w:val="Normal"/>
-              <w:jc w:val="center"/>
-              <w:pBdr>
-                <w:bottom w:val="none" w:sz="0" w:space="0" w:color="000000"/>
-                <w:top w:val="none" w:sz="0" w:space="0" w:color="000000"/>
-                <w:left w:val="none" w:sz="0" w:space="0" w:color="000000"/>
-                <w:right w:val="none" w:sz="0" w:space="0" w:color="000000"/>
-              </w:pBdr>
-              <w:spacing w:after="100" w:before="100" w:line="240"/>
-              <w:ind w:left="100" w:right="100" w:firstLine="0" w:firstLineChars="0"/>
-            </w:pPr>
-            <w:r>
-              <w:rPr>
-                <w:rFonts w:ascii="Arial" w:hAnsi="Arial" w:eastAsia="Arial" w:cs="Arial"/>
-                <w:i w:val="false"/>
-                <w:b w:val="false"/>
-                <w:u w:val="none"/>
-                <w:sz w:val="22"/>
-                <w:szCs w:val="22"/>
-                <w:color w:val="000000"/>
-              </w:rPr>
-              <w:t xml:space="preserve">22</w:t>
+              <w:t xml:space="preserve">26</w:t>
+            </w:r>
+          </w:p>
+        </w:tc>
+        <w:tc>
+          <w:tcPr>
+            <w:tcBorders>
+              <w:bottom w:val="none" w:sz="0" w:space="0" w:color="000000"/>
+              <w:top w:val="none" w:sz="0" w:space="0" w:color="000000"/>
+              <w:left w:val="none" w:sz="0" w:space="0" w:color="000000"/>
+              <w:right w:val="none" w:sz="0" w:space="0" w:color="000000"/>
+            </w:tcBorders>
+            <w:shd w:val="clear" w:color="auto" w:fill="FFFFFF"/>
+            <w:tcMar>
+              <w:top w:w="0" w:type="dxa"/>
+              <w:bottom w:w="0" w:type="dxa"/>
+              <w:left w:w="0" w:type="dxa"/>
+              <w:right w:w="0" w:type="dxa"/>
+            </w:tcMar>
+            <w:vAlign w:val="center"/>
+          </w:tcPr>
+          <w:p>
+            <w:pPr>
+              <w:pStyle w:val="Normal"/>
+              <w:jc w:val="center"/>
+              <w:pBdr>
+                <w:bottom w:val="none" w:sz="0" w:space="0" w:color="000000"/>
+                <w:top w:val="none" w:sz="0" w:space="0" w:color="000000"/>
+                <w:left w:val="none" w:sz="0" w:space="0" w:color="000000"/>
+                <w:right w:val="none" w:sz="0" w:space="0" w:color="000000"/>
+              </w:pBdr>
+              <w:spacing w:after="100" w:before="100" w:line="240"/>
+              <w:ind w:left="100" w:right="100" w:firstLine="0" w:firstLineChars="0"/>
+            </w:pPr>
+            <w:r>
+              <w:rPr>
+                <w:rFonts w:ascii="Arial" w:hAnsi="Arial" w:eastAsia="Arial" w:cs="Arial"/>
+                <w:i w:val="false"/>
+                <w:b w:val="false"/>
+                <w:u w:val="none"/>
+                <w:sz w:val="22"/>
+                <w:szCs w:val="22"/>
+                <w:color w:val="000000"/>
+              </w:rPr>
+              <w:t xml:space="preserve">12</w:t>
+            </w:r>
+          </w:p>
+        </w:tc>
+        <w:tc>
+          <w:tcPr>
+            <w:tcBorders>
+              <w:bottom w:val="none" w:sz="0" w:space="0" w:color="000000"/>
+              <w:top w:val="none" w:sz="0" w:space="0" w:color="000000"/>
+              <w:left w:val="none" w:sz="0" w:space="0" w:color="000000"/>
+              <w:right w:val="none" w:sz="0" w:space="0" w:color="000000"/>
+            </w:tcBorders>
+            <w:shd w:val="clear" w:color="auto" w:fill="FFFFFF"/>
+            <w:tcMar>
+              <w:top w:w="0" w:type="dxa"/>
+              <w:bottom w:w="0" w:type="dxa"/>
+              <w:left w:w="0" w:type="dxa"/>
+              <w:right w:w="0" w:type="dxa"/>
+            </w:tcMar>
+            <w:vAlign w:val="center"/>
+          </w:tcPr>
+          <w:p>
+            <w:pPr>
+              <w:pStyle w:val="Normal"/>
+              <w:jc w:val="center"/>
+              <w:pBdr>
+                <w:bottom w:val="none" w:sz="0" w:space="0" w:color="000000"/>
+                <w:top w:val="none" w:sz="0" w:space="0" w:color="000000"/>
+                <w:left w:val="none" w:sz="0" w:space="0" w:color="000000"/>
+                <w:right w:val="none" w:sz="0" w:space="0" w:color="000000"/>
+              </w:pBdr>
+              <w:spacing w:after="100" w:before="100" w:line="240"/>
+              <w:ind w:left="100" w:right="100" w:firstLine="0" w:firstLineChars="0"/>
+            </w:pPr>
+            <w:r>
+              <w:rPr>
+                <w:rFonts w:ascii="Arial" w:hAnsi="Arial" w:eastAsia="Arial" w:cs="Arial"/>
+                <w:i w:val="false"/>
+                <w:b w:val="false"/>
+                <w:u w:val="none"/>
+                <w:sz w:val="22"/>
+                <w:szCs w:val="22"/>
+                <w:color w:val="000000"/>
+              </w:rPr>
+              <w:t xml:space="preserve">38</w:t>
             </w:r>
           </w:p>
         </w:tc>
       </w:tr>
       <w:tr>
         <w:trPr>
-          <w:trHeight w:val="617" w:hRule="auto"/>
+          <w:trHeight w:val="615" w:hRule="auto"/>
         </w:trPr>
         body78
         <w:tc>
@@ -14336,139 +14336,139 @@
                 <w:szCs w:val="22"/>
                 <w:color w:val="000000"/>
               </w:rPr>
-              <w:t xml:space="preserve">  Mean (SD)</w:t>
-            </w:r>
-          </w:p>
-        </w:tc>
-        <w:tc>
-          <w:tcPr>
-            <w:tcBorders>
-              <w:bottom w:val="none" w:sz="0" w:space="0" w:color="000000"/>
-              <w:top w:val="none" w:sz="0" w:space="0" w:color="000000"/>
-              <w:left w:val="none" w:sz="0" w:space="0" w:color="000000"/>
-              <w:right w:val="none" w:sz="0" w:space="0" w:color="000000"/>
-            </w:tcBorders>
-            <w:shd w:val="clear" w:color="auto" w:fill="FFFFFF"/>
-            <w:tcMar>
-              <w:top w:w="0" w:type="dxa"/>
-              <w:bottom w:w="0" w:type="dxa"/>
-              <w:left w:w="0" w:type="dxa"/>
-              <w:right w:w="0" w:type="dxa"/>
-            </w:tcMar>
-            <w:vAlign w:val="center"/>
-          </w:tcPr>
-          <w:p>
-            <w:pPr>
-              <w:pStyle w:val="Normal"/>
-              <w:jc w:val="center"/>
-              <w:pBdr>
-                <w:bottom w:val="none" w:sz="0" w:space="0" w:color="000000"/>
-                <w:top w:val="none" w:sz="0" w:space="0" w:color="000000"/>
-                <w:left w:val="none" w:sz="0" w:space="0" w:color="000000"/>
-                <w:right w:val="none" w:sz="0" w:space="0" w:color="000000"/>
-              </w:pBdr>
-              <w:spacing w:after="100" w:before="100" w:line="240"/>
-              <w:ind w:left="100" w:right="100" w:firstLine="0" w:firstLineChars="0"/>
-            </w:pPr>
-            <w:r>
-              <w:rPr>
-                <w:rFonts w:ascii="Arial" w:hAnsi="Arial" w:eastAsia="Arial" w:cs="Arial"/>
-                <w:i w:val="false"/>
-                <w:b w:val="false"/>
-                <w:u w:val="none"/>
-                <w:sz w:val="22"/>
-                <w:szCs w:val="22"/>
-                <w:color w:val="000000"/>
-              </w:rPr>
-              <w:t xml:space="preserve">244 (51.6)</w:t>
-            </w:r>
-          </w:p>
-        </w:tc>
-        <w:tc>
-          <w:tcPr>
-            <w:tcBorders>
-              <w:bottom w:val="none" w:sz="0" w:space="0" w:color="000000"/>
-              <w:top w:val="none" w:sz="0" w:space="0" w:color="000000"/>
-              <w:left w:val="none" w:sz="0" w:space="0" w:color="000000"/>
-              <w:right w:val="none" w:sz="0" w:space="0" w:color="000000"/>
-            </w:tcBorders>
-            <w:shd w:val="clear" w:color="auto" w:fill="FFFFFF"/>
-            <w:tcMar>
-              <w:top w:w="0" w:type="dxa"/>
-              <w:bottom w:w="0" w:type="dxa"/>
-              <w:left w:w="0" w:type="dxa"/>
-              <w:right w:w="0" w:type="dxa"/>
-            </w:tcMar>
-            <w:vAlign w:val="center"/>
-          </w:tcPr>
-          <w:p>
-            <w:pPr>
-              <w:pStyle w:val="Normal"/>
-              <w:jc w:val="center"/>
-              <w:pBdr>
-                <w:bottom w:val="none" w:sz="0" w:space="0" w:color="000000"/>
-                <w:top w:val="none" w:sz="0" w:space="0" w:color="000000"/>
-                <w:left w:val="none" w:sz="0" w:space="0" w:color="000000"/>
-                <w:right w:val="none" w:sz="0" w:space="0" w:color="000000"/>
-              </w:pBdr>
-              <w:spacing w:after="100" w:before="100" w:line="240"/>
-              <w:ind w:left="100" w:right="100" w:firstLine="0" w:firstLineChars="0"/>
-            </w:pPr>
-            <w:r>
-              <w:rPr>
-                <w:rFonts w:ascii="Arial" w:hAnsi="Arial" w:eastAsia="Arial" w:cs="Arial"/>
-                <w:i w:val="false"/>
-                <w:b w:val="false"/>
-                <w:u w:val="none"/>
-                <w:sz w:val="22"/>
-                <w:szCs w:val="22"/>
-                <w:color w:val="000000"/>
-              </w:rPr>
-              <w:t xml:space="preserve">220 (41.4)</w:t>
-            </w:r>
-          </w:p>
-        </w:tc>
-        <w:tc>
-          <w:tcPr>
-            <w:tcBorders>
-              <w:bottom w:val="none" w:sz="0" w:space="0" w:color="000000"/>
-              <w:top w:val="none" w:sz="0" w:space="0" w:color="000000"/>
-              <w:left w:val="none" w:sz="0" w:space="0" w:color="000000"/>
-              <w:right w:val="none" w:sz="0" w:space="0" w:color="000000"/>
-            </w:tcBorders>
-            <w:shd w:val="clear" w:color="auto" w:fill="FFFFFF"/>
-            <w:tcMar>
-              <w:top w:w="0" w:type="dxa"/>
-              <w:bottom w:w="0" w:type="dxa"/>
-              <w:left w:w="0" w:type="dxa"/>
-              <w:right w:w="0" w:type="dxa"/>
-            </w:tcMar>
-            <w:vAlign w:val="center"/>
-          </w:tcPr>
-          <w:p>
-            <w:pPr>
-              <w:pStyle w:val="Normal"/>
-              <w:jc w:val="center"/>
-              <w:pBdr>
-                <w:bottom w:val="none" w:sz="0" w:space="0" w:color="000000"/>
-                <w:top w:val="none" w:sz="0" w:space="0" w:color="000000"/>
-                <w:left w:val="none" w:sz="0" w:space="0" w:color="000000"/>
-                <w:right w:val="none" w:sz="0" w:space="0" w:color="000000"/>
-              </w:pBdr>
-              <w:spacing w:after="100" w:before="100" w:line="240"/>
-              <w:ind w:left="100" w:right="100" w:firstLine="0" w:firstLineChars="0"/>
-            </w:pPr>
-            <w:r>
-              <w:rPr>
-                <w:rFonts w:ascii="Arial" w:hAnsi="Arial" w:eastAsia="Arial" w:cs="Arial"/>
-                <w:i w:val="false"/>
-                <w:b w:val="false"/>
-                <w:u w:val="none"/>
-                <w:sz w:val="22"/>
-                <w:szCs w:val="22"/>
-                <w:color w:val="000000"/>
-              </w:rPr>
-              <w:t xml:space="preserve">236 (49.0)</w:t>
+              <w:t xml:space="preserve">  Median [Q1, Q3]</w:t>
+            </w:r>
+          </w:p>
+        </w:tc>
+        <w:tc>
+          <w:tcPr>
+            <w:tcBorders>
+              <w:bottom w:val="none" w:sz="0" w:space="0" w:color="000000"/>
+              <w:top w:val="none" w:sz="0" w:space="0" w:color="000000"/>
+              <w:left w:val="none" w:sz="0" w:space="0" w:color="000000"/>
+              <w:right w:val="none" w:sz="0" w:space="0" w:color="000000"/>
+            </w:tcBorders>
+            <w:shd w:val="clear" w:color="auto" w:fill="FFFFFF"/>
+            <w:tcMar>
+              <w:top w:w="0" w:type="dxa"/>
+              <w:bottom w:w="0" w:type="dxa"/>
+              <w:left w:w="0" w:type="dxa"/>
+              <w:right w:w="0" w:type="dxa"/>
+            </w:tcMar>
+            <w:vAlign w:val="center"/>
+          </w:tcPr>
+          <w:p>
+            <w:pPr>
+              <w:pStyle w:val="Normal"/>
+              <w:jc w:val="center"/>
+              <w:pBdr>
+                <w:bottom w:val="none" w:sz="0" w:space="0" w:color="000000"/>
+                <w:top w:val="none" w:sz="0" w:space="0" w:color="000000"/>
+                <w:left w:val="none" w:sz="0" w:space="0" w:color="000000"/>
+                <w:right w:val="none" w:sz="0" w:space="0" w:color="000000"/>
+              </w:pBdr>
+              <w:spacing w:after="100" w:before="100" w:line="240"/>
+              <w:ind w:left="100" w:right="100" w:firstLine="0" w:firstLineChars="0"/>
+            </w:pPr>
+            <w:r>
+              <w:rPr>
+                <w:rFonts w:ascii="Arial" w:hAnsi="Arial" w:eastAsia="Arial" w:cs="Arial"/>
+                <w:i w:val="false"/>
+                <w:b w:val="false"/>
+                <w:u w:val="none"/>
+                <w:sz w:val="22"/>
+                <w:szCs w:val="22"/>
+                <w:color w:val="000000"/>
+              </w:rPr>
+              <w:t xml:space="preserve">3.75 [0.889, 4.73]</w:t>
+            </w:r>
+          </w:p>
+        </w:tc>
+        <w:tc>
+          <w:tcPr>
+            <w:tcBorders>
+              <w:bottom w:val="none" w:sz="0" w:space="0" w:color="000000"/>
+              <w:top w:val="none" w:sz="0" w:space="0" w:color="000000"/>
+              <w:left w:val="none" w:sz="0" w:space="0" w:color="000000"/>
+              <w:right w:val="none" w:sz="0" w:space="0" w:color="000000"/>
+            </w:tcBorders>
+            <w:shd w:val="clear" w:color="auto" w:fill="FFFFFF"/>
+            <w:tcMar>
+              <w:top w:w="0" w:type="dxa"/>
+              <w:bottom w:w="0" w:type="dxa"/>
+              <w:left w:w="0" w:type="dxa"/>
+              <w:right w:w="0" w:type="dxa"/>
+            </w:tcMar>
+            <w:vAlign w:val="center"/>
+          </w:tcPr>
+          <w:p>
+            <w:pPr>
+              <w:pStyle w:val="Normal"/>
+              <w:jc w:val="center"/>
+              <w:pBdr>
+                <w:bottom w:val="none" w:sz="0" w:space="0" w:color="000000"/>
+                <w:top w:val="none" w:sz="0" w:space="0" w:color="000000"/>
+                <w:left w:val="none" w:sz="0" w:space="0" w:color="000000"/>
+                <w:right w:val="none" w:sz="0" w:space="0" w:color="000000"/>
+              </w:pBdr>
+              <w:spacing w:after="100" w:before="100" w:line="240"/>
+              <w:ind w:left="100" w:right="100" w:firstLine="0" w:firstLineChars="0"/>
+            </w:pPr>
+            <w:r>
+              <w:rPr>
+                <w:rFonts w:ascii="Arial" w:hAnsi="Arial" w:eastAsia="Arial" w:cs="Arial"/>
+                <w:i w:val="false"/>
+                <w:b w:val="false"/>
+                <w:u w:val="none"/>
+                <w:sz w:val="22"/>
+                <w:szCs w:val="22"/>
+                <w:color w:val="000000"/>
+              </w:rPr>
+              <w:t xml:space="preserve">1.38 [0.292, 2.86]</w:t>
+            </w:r>
+          </w:p>
+        </w:tc>
+        <w:tc>
+          <w:tcPr>
+            <w:tcBorders>
+              <w:bottom w:val="none" w:sz="0" w:space="0" w:color="000000"/>
+              <w:top w:val="none" w:sz="0" w:space="0" w:color="000000"/>
+              <w:left w:val="none" w:sz="0" w:space="0" w:color="000000"/>
+              <w:right w:val="none" w:sz="0" w:space="0" w:color="000000"/>
+            </w:tcBorders>
+            <w:shd w:val="clear" w:color="auto" w:fill="FFFFFF"/>
+            <w:tcMar>
+              <w:top w:w="0" w:type="dxa"/>
+              <w:bottom w:w="0" w:type="dxa"/>
+              <w:left w:w="0" w:type="dxa"/>
+              <w:right w:w="0" w:type="dxa"/>
+            </w:tcMar>
+            <w:vAlign w:val="center"/>
+          </w:tcPr>
+          <w:p>
+            <w:pPr>
+              <w:pStyle w:val="Normal"/>
+              <w:jc w:val="center"/>
+              <w:pBdr>
+                <w:bottom w:val="none" w:sz="0" w:space="0" w:color="000000"/>
+                <w:top w:val="none" w:sz="0" w:space="0" w:color="000000"/>
+                <w:left w:val="none" w:sz="0" w:space="0" w:color="000000"/>
+                <w:right w:val="none" w:sz="0" w:space="0" w:color="000000"/>
+              </w:pBdr>
+              <w:spacing w:after="100" w:before="100" w:line="240"/>
+              <w:ind w:left="100" w:right="100" w:firstLine="0" w:firstLineChars="0"/>
+            </w:pPr>
+            <w:r>
+              <w:rPr>
+                <w:rFonts w:ascii="Arial" w:hAnsi="Arial" w:eastAsia="Arial" w:cs="Arial"/>
+                <w:i w:val="false"/>
+                <w:b w:val="false"/>
+                <w:u w:val="none"/>
+                <w:sz w:val="22"/>
+                <w:szCs w:val="22"/>
+                <w:color w:val="000000"/>
+              </w:rPr>
+              <w:t xml:space="preserve">3.09 [0.652, 4.56]</w:t>
             </w:r>
           </w:p>
         </w:tc>
@@ -14562,95 +14562,95 @@
                 <w:szCs w:val="22"/>
                 <w:color w:val="000000"/>
               </w:rPr>
-              <w:t xml:space="preserve">12</w:t>
-            </w:r>
-          </w:p>
-        </w:tc>
-        <w:tc>
-          <w:tcPr>
-            <w:tcBorders>
-              <w:bottom w:val="none" w:sz="0" w:space="0" w:color="000000"/>
-              <w:top w:val="none" w:sz="0" w:space="0" w:color="000000"/>
-              <w:left w:val="none" w:sz="0" w:space="0" w:color="000000"/>
-              <w:right w:val="none" w:sz="0" w:space="0" w:color="000000"/>
-            </w:tcBorders>
-            <w:shd w:val="clear" w:color="auto" w:fill="FFFFFF"/>
-            <w:tcMar>
-              <w:top w:w="0" w:type="dxa"/>
-              <w:bottom w:w="0" w:type="dxa"/>
-              <w:left w:w="0" w:type="dxa"/>
-              <w:right w:w="0" w:type="dxa"/>
-            </w:tcMar>
-            <w:vAlign w:val="center"/>
-          </w:tcPr>
-          <w:p>
-            <w:pPr>
-              <w:pStyle w:val="Normal"/>
-              <w:jc w:val="center"/>
-              <w:pBdr>
-                <w:bottom w:val="none" w:sz="0" w:space="0" w:color="000000"/>
-                <w:top w:val="none" w:sz="0" w:space="0" w:color="000000"/>
-                <w:left w:val="none" w:sz="0" w:space="0" w:color="000000"/>
-                <w:right w:val="none" w:sz="0" w:space="0" w:color="000000"/>
-              </w:pBdr>
-              <w:spacing w:after="100" w:before="100" w:line="240"/>
-              <w:ind w:left="100" w:right="100" w:firstLine="0" w:firstLineChars="0"/>
-            </w:pPr>
-            <w:r>
-              <w:rPr>
-                <w:rFonts w:ascii="Arial" w:hAnsi="Arial" w:eastAsia="Arial" w:cs="Arial"/>
-                <w:i w:val="false"/>
-                <w:b w:val="false"/>
-                <w:u w:val="none"/>
-                <w:sz w:val="22"/>
-                <w:szCs w:val="22"/>
-                <w:color w:val="000000"/>
-              </w:rPr>
-              <w:t xml:space="preserve">5</w:t>
-            </w:r>
-          </w:p>
-        </w:tc>
-        <w:tc>
-          <w:tcPr>
-            <w:tcBorders>
-              <w:bottom w:val="none" w:sz="0" w:space="0" w:color="000000"/>
-              <w:top w:val="none" w:sz="0" w:space="0" w:color="000000"/>
-              <w:left w:val="none" w:sz="0" w:space="0" w:color="000000"/>
-              <w:right w:val="none" w:sz="0" w:space="0" w:color="000000"/>
-            </w:tcBorders>
-            <w:shd w:val="clear" w:color="auto" w:fill="FFFFFF"/>
-            <w:tcMar>
-              <w:top w:w="0" w:type="dxa"/>
-              <w:bottom w:w="0" w:type="dxa"/>
-              <w:left w:w="0" w:type="dxa"/>
-              <w:right w:w="0" w:type="dxa"/>
-            </w:tcMar>
-            <w:vAlign w:val="center"/>
-          </w:tcPr>
-          <w:p>
-            <w:pPr>
-              <w:pStyle w:val="Normal"/>
-              <w:jc w:val="center"/>
-              <w:pBdr>
-                <w:bottom w:val="none" w:sz="0" w:space="0" w:color="000000"/>
-                <w:top w:val="none" w:sz="0" w:space="0" w:color="000000"/>
-                <w:left w:val="none" w:sz="0" w:space="0" w:color="000000"/>
-                <w:right w:val="none" w:sz="0" w:space="0" w:color="000000"/>
-              </w:pBdr>
-              <w:spacing w:after="100" w:before="100" w:line="240"/>
-              <w:ind w:left="100" w:right="100" w:firstLine="0" w:firstLineChars="0"/>
-            </w:pPr>
-            <w:r>
-              <w:rPr>
-                <w:rFonts w:ascii="Arial" w:hAnsi="Arial" w:eastAsia="Arial" w:cs="Arial"/>
-                <w:i w:val="false"/>
-                <w:b w:val="false"/>
-                <w:u w:val="none"/>
-                <w:sz w:val="22"/>
-                <w:szCs w:val="22"/>
-                <w:color w:val="000000"/>
-              </w:rPr>
-              <w:t xml:space="preserve">17</w:t>
+              <w:t xml:space="preserve">1</w:t>
+            </w:r>
+          </w:p>
+        </w:tc>
+        <w:tc>
+          <w:tcPr>
+            <w:tcBorders>
+              <w:bottom w:val="none" w:sz="0" w:space="0" w:color="000000"/>
+              <w:top w:val="none" w:sz="0" w:space="0" w:color="000000"/>
+              <w:left w:val="none" w:sz="0" w:space="0" w:color="000000"/>
+              <w:right w:val="none" w:sz="0" w:space="0" w:color="000000"/>
+            </w:tcBorders>
+            <w:shd w:val="clear" w:color="auto" w:fill="FFFFFF"/>
+            <w:tcMar>
+              <w:top w:w="0" w:type="dxa"/>
+              <w:bottom w:w="0" w:type="dxa"/>
+              <w:left w:w="0" w:type="dxa"/>
+              <w:right w:w="0" w:type="dxa"/>
+            </w:tcMar>
+            <w:vAlign w:val="center"/>
+          </w:tcPr>
+          <w:p>
+            <w:pPr>
+              <w:pStyle w:val="Normal"/>
+              <w:jc w:val="center"/>
+              <w:pBdr>
+                <w:bottom w:val="none" w:sz="0" w:space="0" w:color="000000"/>
+                <w:top w:val="none" w:sz="0" w:space="0" w:color="000000"/>
+                <w:left w:val="none" w:sz="0" w:space="0" w:color="000000"/>
+                <w:right w:val="none" w:sz="0" w:space="0" w:color="000000"/>
+              </w:pBdr>
+              <w:spacing w:after="100" w:before="100" w:line="240"/>
+              <w:ind w:left="100" w:right="100" w:firstLine="0" w:firstLineChars="0"/>
+            </w:pPr>
+            <w:r>
+              <w:rPr>
+                <w:rFonts w:ascii="Arial" w:hAnsi="Arial" w:eastAsia="Arial" w:cs="Arial"/>
+                <w:i w:val="false"/>
+                <w:b w:val="false"/>
+                <w:u w:val="none"/>
+                <w:sz w:val="22"/>
+                <w:szCs w:val="22"/>
+                <w:color w:val="000000"/>
+              </w:rPr>
+              <w:t xml:space="preserve">0</w:t>
+            </w:r>
+          </w:p>
+        </w:tc>
+        <w:tc>
+          <w:tcPr>
+            <w:tcBorders>
+              <w:bottom w:val="none" w:sz="0" w:space="0" w:color="000000"/>
+              <w:top w:val="none" w:sz="0" w:space="0" w:color="000000"/>
+              <w:left w:val="none" w:sz="0" w:space="0" w:color="000000"/>
+              <w:right w:val="none" w:sz="0" w:space="0" w:color="000000"/>
+            </w:tcBorders>
+            <w:shd w:val="clear" w:color="auto" w:fill="FFFFFF"/>
+            <w:tcMar>
+              <w:top w:w="0" w:type="dxa"/>
+              <w:bottom w:w="0" w:type="dxa"/>
+              <w:left w:w="0" w:type="dxa"/>
+              <w:right w:w="0" w:type="dxa"/>
+            </w:tcMar>
+            <w:vAlign w:val="center"/>
+          </w:tcPr>
+          <w:p>
+            <w:pPr>
+              <w:pStyle w:val="Normal"/>
+              <w:jc w:val="center"/>
+              <w:pBdr>
+                <w:bottom w:val="none" w:sz="0" w:space="0" w:color="000000"/>
+                <w:top w:val="none" w:sz="0" w:space="0" w:color="000000"/>
+                <w:left w:val="none" w:sz="0" w:space="0" w:color="000000"/>
+                <w:right w:val="none" w:sz="0" w:space="0" w:color="000000"/>
+              </w:pBdr>
+              <w:spacing w:after="100" w:before="100" w:line="240"/>
+              <w:ind w:left="100" w:right="100" w:firstLine="0" w:firstLineChars="0"/>
+            </w:pPr>
+            <w:r>
+              <w:rPr>
+                <w:rFonts w:ascii="Arial" w:hAnsi="Arial" w:eastAsia="Arial" w:cs="Arial"/>
+                <w:i w:val="false"/>
+                <w:b w:val="false"/>
+                <w:u w:val="none"/>
+                <w:sz w:val="22"/>
+                <w:szCs w:val="22"/>
+                <w:color w:val="000000"/>
+              </w:rPr>
+              <w:t xml:space="preserve">1</w:t>
             </w:r>
           </w:p>
         </w:tc>
@@ -14700,7 +14700,7 @@
                 <w:szCs w:val="22"/>
                 <w:color w:val="000000"/>
               </w:rPr>
-              <w:t xml:space="preserve">β2 microglobuline (mg/L)</w:t>
+              <w:t xml:space="preserve">Hemoglobin (mmol/L)</w:t>
             </w:r>
           </w:p>
         </w:tc>
@@ -14839,7 +14839,7 @@
       </w:tr>
       <w:tr>
         <w:trPr>
-          <w:trHeight w:val="571" w:hRule="auto"/>
+          <w:trHeight w:val="572" w:hRule="auto"/>
         </w:trPr>
         body81
         <w:tc>
@@ -14926,102 +14926,102 @@
                 <w:szCs w:val="22"/>
                 <w:color w:val="000000"/>
               </w:rPr>
-              <w:t xml:space="preserve">15</w:t>
-            </w:r>
-          </w:p>
-        </w:tc>
-        <w:tc>
-          <w:tcPr>
-            <w:tcBorders>
-              <w:bottom w:val="none" w:sz="0" w:space="0" w:color="000000"/>
-              <w:top w:val="none" w:sz="0" w:space="0" w:color="000000"/>
-              <w:left w:val="none" w:sz="0" w:space="0" w:color="000000"/>
-              <w:right w:val="none" w:sz="0" w:space="0" w:color="000000"/>
-            </w:tcBorders>
-            <w:shd w:val="clear" w:color="auto" w:fill="FFFFFF"/>
-            <w:tcMar>
-              <w:top w:w="0" w:type="dxa"/>
-              <w:bottom w:w="0" w:type="dxa"/>
-              <w:left w:w="0" w:type="dxa"/>
-              <w:right w:w="0" w:type="dxa"/>
-            </w:tcMar>
-            <w:vAlign w:val="center"/>
-          </w:tcPr>
-          <w:p>
-            <w:pPr>
-              <w:pStyle w:val="Normal"/>
-              <w:jc w:val="center"/>
-              <w:pBdr>
-                <w:bottom w:val="none" w:sz="0" w:space="0" w:color="000000"/>
-                <w:top w:val="none" w:sz="0" w:space="0" w:color="000000"/>
-                <w:left w:val="none" w:sz="0" w:space="0" w:color="000000"/>
-                <w:right w:val="none" w:sz="0" w:space="0" w:color="000000"/>
-              </w:pBdr>
-              <w:spacing w:after="100" w:before="100" w:line="240"/>
-              <w:ind w:left="100" w:right="100" w:firstLine="0" w:firstLineChars="0"/>
-            </w:pPr>
-            <w:r>
-              <w:rPr>
-                <w:rFonts w:ascii="Arial" w:hAnsi="Arial" w:eastAsia="Arial" w:cs="Arial"/>
-                <w:i w:val="false"/>
-                <w:b w:val="false"/>
-                <w:u w:val="none"/>
-                <w:sz w:val="22"/>
-                <w:szCs w:val="22"/>
-                <w:color w:val="000000"/>
-              </w:rPr>
-              <w:t xml:space="preserve">7</w:t>
-            </w:r>
-          </w:p>
-        </w:tc>
-        <w:tc>
-          <w:tcPr>
-            <w:tcBorders>
-              <w:bottom w:val="none" w:sz="0" w:space="0" w:color="000000"/>
-              <w:top w:val="none" w:sz="0" w:space="0" w:color="000000"/>
-              <w:left w:val="none" w:sz="0" w:space="0" w:color="000000"/>
-              <w:right w:val="none" w:sz="0" w:space="0" w:color="000000"/>
-            </w:tcBorders>
-            <w:shd w:val="clear" w:color="auto" w:fill="FFFFFF"/>
-            <w:tcMar>
-              <w:top w:w="0" w:type="dxa"/>
-              <w:bottom w:w="0" w:type="dxa"/>
-              <w:left w:w="0" w:type="dxa"/>
-              <w:right w:w="0" w:type="dxa"/>
-            </w:tcMar>
-            <w:vAlign w:val="center"/>
-          </w:tcPr>
-          <w:p>
-            <w:pPr>
-              <w:pStyle w:val="Normal"/>
-              <w:jc w:val="center"/>
-              <w:pBdr>
-                <w:bottom w:val="none" w:sz="0" w:space="0" w:color="000000"/>
-                <w:top w:val="none" w:sz="0" w:space="0" w:color="000000"/>
-                <w:left w:val="none" w:sz="0" w:space="0" w:color="000000"/>
-                <w:right w:val="none" w:sz="0" w:space="0" w:color="000000"/>
-              </w:pBdr>
-              <w:spacing w:after="100" w:before="100" w:line="240"/>
-              <w:ind w:left="100" w:right="100" w:firstLine="0" w:firstLineChars="0"/>
-            </w:pPr>
-            <w:r>
-              <w:rPr>
-                <w:rFonts w:ascii="Arial" w:hAnsi="Arial" w:eastAsia="Arial" w:cs="Arial"/>
-                <w:i w:val="false"/>
-                <w:b w:val="false"/>
-                <w:u w:val="none"/>
-                <w:sz w:val="22"/>
-                <w:szCs w:val="22"/>
-                <w:color w:val="000000"/>
-              </w:rPr>
-              <w:t xml:space="preserve">22</w:t>
+              <w:t xml:space="preserve">24</w:t>
+            </w:r>
+          </w:p>
+        </w:tc>
+        <w:tc>
+          <w:tcPr>
+            <w:tcBorders>
+              <w:bottom w:val="none" w:sz="0" w:space="0" w:color="000000"/>
+              <w:top w:val="none" w:sz="0" w:space="0" w:color="000000"/>
+              <w:left w:val="none" w:sz="0" w:space="0" w:color="000000"/>
+              <w:right w:val="none" w:sz="0" w:space="0" w:color="000000"/>
+            </w:tcBorders>
+            <w:shd w:val="clear" w:color="auto" w:fill="FFFFFF"/>
+            <w:tcMar>
+              <w:top w:w="0" w:type="dxa"/>
+              <w:bottom w:w="0" w:type="dxa"/>
+              <w:left w:w="0" w:type="dxa"/>
+              <w:right w:w="0" w:type="dxa"/>
+            </w:tcMar>
+            <w:vAlign w:val="center"/>
+          </w:tcPr>
+          <w:p>
+            <w:pPr>
+              <w:pStyle w:val="Normal"/>
+              <w:jc w:val="center"/>
+              <w:pBdr>
+                <w:bottom w:val="none" w:sz="0" w:space="0" w:color="000000"/>
+                <w:top w:val="none" w:sz="0" w:space="0" w:color="000000"/>
+                <w:left w:val="none" w:sz="0" w:space="0" w:color="000000"/>
+                <w:right w:val="none" w:sz="0" w:space="0" w:color="000000"/>
+              </w:pBdr>
+              <w:spacing w:after="100" w:before="100" w:line="240"/>
+              <w:ind w:left="100" w:right="100" w:firstLine="0" w:firstLineChars="0"/>
+            </w:pPr>
+            <w:r>
+              <w:rPr>
+                <w:rFonts w:ascii="Arial" w:hAnsi="Arial" w:eastAsia="Arial" w:cs="Arial"/>
+                <w:i w:val="false"/>
+                <w:b w:val="false"/>
+                <w:u w:val="none"/>
+                <w:sz w:val="22"/>
+                <w:szCs w:val="22"/>
+                <w:color w:val="000000"/>
+              </w:rPr>
+              <w:t xml:space="preserve">12</w:t>
+            </w:r>
+          </w:p>
+        </w:tc>
+        <w:tc>
+          <w:tcPr>
+            <w:tcBorders>
+              <w:bottom w:val="none" w:sz="0" w:space="0" w:color="000000"/>
+              <w:top w:val="none" w:sz="0" w:space="0" w:color="000000"/>
+              <w:left w:val="none" w:sz="0" w:space="0" w:color="000000"/>
+              <w:right w:val="none" w:sz="0" w:space="0" w:color="000000"/>
+            </w:tcBorders>
+            <w:shd w:val="clear" w:color="auto" w:fill="FFFFFF"/>
+            <w:tcMar>
+              <w:top w:w="0" w:type="dxa"/>
+              <w:bottom w:w="0" w:type="dxa"/>
+              <w:left w:w="0" w:type="dxa"/>
+              <w:right w:w="0" w:type="dxa"/>
+            </w:tcMar>
+            <w:vAlign w:val="center"/>
+          </w:tcPr>
+          <w:p>
+            <w:pPr>
+              <w:pStyle w:val="Normal"/>
+              <w:jc w:val="center"/>
+              <w:pBdr>
+                <w:bottom w:val="none" w:sz="0" w:space="0" w:color="000000"/>
+                <w:top w:val="none" w:sz="0" w:space="0" w:color="000000"/>
+                <w:left w:val="none" w:sz="0" w:space="0" w:color="000000"/>
+                <w:right w:val="none" w:sz="0" w:space="0" w:color="000000"/>
+              </w:pBdr>
+              <w:spacing w:after="100" w:before="100" w:line="240"/>
+              <w:ind w:left="100" w:right="100" w:firstLine="0" w:firstLineChars="0"/>
+            </w:pPr>
+            <w:r>
+              <w:rPr>
+                <w:rFonts w:ascii="Arial" w:hAnsi="Arial" w:eastAsia="Arial" w:cs="Arial"/>
+                <w:i w:val="false"/>
+                <w:b w:val="false"/>
+                <w:u w:val="none"/>
+                <w:sz w:val="22"/>
+                <w:szCs w:val="22"/>
+                <w:color w:val="000000"/>
+              </w:rPr>
+              <w:t xml:space="preserve">36</w:t>
             </w:r>
           </w:p>
         </w:tc>
       </w:tr>
       <w:tr>
         <w:trPr>
-          <w:trHeight w:val="615" w:hRule="auto"/>
+          <w:trHeight w:val="617" w:hRule="auto"/>
         </w:trPr>
         body82
         <w:tc>
@@ -15064,139 +15064,139 @@
                 <w:szCs w:val="22"/>
                 <w:color w:val="000000"/>
               </w:rPr>
-              <w:t xml:space="preserve">  Median [Q1, Q3]</w:t>
-            </w:r>
-          </w:p>
-        </w:tc>
-        <w:tc>
-          <w:tcPr>
-            <w:tcBorders>
-              <w:bottom w:val="none" w:sz="0" w:space="0" w:color="000000"/>
-              <w:top w:val="none" w:sz="0" w:space="0" w:color="000000"/>
-              <w:left w:val="none" w:sz="0" w:space="0" w:color="000000"/>
-              <w:right w:val="none" w:sz="0" w:space="0" w:color="000000"/>
-            </w:tcBorders>
-            <w:shd w:val="clear" w:color="auto" w:fill="FFFFFF"/>
-            <w:tcMar>
-              <w:top w:w="0" w:type="dxa"/>
-              <w:bottom w:w="0" w:type="dxa"/>
-              <w:left w:w="0" w:type="dxa"/>
-              <w:right w:w="0" w:type="dxa"/>
-            </w:tcMar>
-            <w:vAlign w:val="center"/>
-          </w:tcPr>
-          <w:p>
-            <w:pPr>
-              <w:pStyle w:val="Normal"/>
-              <w:jc w:val="center"/>
-              <w:pBdr>
-                <w:bottom w:val="none" w:sz="0" w:space="0" w:color="000000"/>
-                <w:top w:val="none" w:sz="0" w:space="0" w:color="000000"/>
-                <w:left w:val="none" w:sz="0" w:space="0" w:color="000000"/>
-                <w:right w:val="none" w:sz="0" w:space="0" w:color="000000"/>
-              </w:pBdr>
-              <w:spacing w:after="100" w:before="100" w:line="240"/>
-              <w:ind w:left="100" w:right="100" w:firstLine="0" w:firstLineChars="0"/>
-            </w:pPr>
-            <w:r>
-              <w:rPr>
-                <w:rFonts w:ascii="Arial" w:hAnsi="Arial" w:eastAsia="Arial" w:cs="Arial"/>
-                <w:i w:val="false"/>
-                <w:b w:val="false"/>
-                <w:u w:val="none"/>
-                <w:sz w:val="22"/>
-                <w:szCs w:val="22"/>
-                <w:color w:val="000000"/>
-              </w:rPr>
-              <w:t xml:space="preserve">2.14 [1.80, 2.47]</w:t>
-            </w:r>
-          </w:p>
-        </w:tc>
-        <w:tc>
-          <w:tcPr>
-            <w:tcBorders>
-              <w:bottom w:val="none" w:sz="0" w:space="0" w:color="000000"/>
-              <w:top w:val="none" w:sz="0" w:space="0" w:color="000000"/>
-              <w:left w:val="none" w:sz="0" w:space="0" w:color="000000"/>
-              <w:right w:val="none" w:sz="0" w:space="0" w:color="000000"/>
-            </w:tcBorders>
-            <w:shd w:val="clear" w:color="auto" w:fill="FFFFFF"/>
-            <w:tcMar>
-              <w:top w:w="0" w:type="dxa"/>
-              <w:bottom w:w="0" w:type="dxa"/>
-              <w:left w:w="0" w:type="dxa"/>
-              <w:right w:w="0" w:type="dxa"/>
-            </w:tcMar>
-            <w:vAlign w:val="center"/>
-          </w:tcPr>
-          <w:p>
-            <w:pPr>
-              <w:pStyle w:val="Normal"/>
-              <w:jc w:val="center"/>
-              <w:pBdr>
-                <w:bottom w:val="none" w:sz="0" w:space="0" w:color="000000"/>
-                <w:top w:val="none" w:sz="0" w:space="0" w:color="000000"/>
-                <w:left w:val="none" w:sz="0" w:space="0" w:color="000000"/>
-                <w:right w:val="none" w:sz="0" w:space="0" w:color="000000"/>
-              </w:pBdr>
-              <w:spacing w:after="100" w:before="100" w:line="240"/>
-              <w:ind w:left="100" w:right="100" w:firstLine="0" w:firstLineChars="0"/>
-            </w:pPr>
-            <w:r>
-              <w:rPr>
-                <w:rFonts w:ascii="Arial" w:hAnsi="Arial" w:eastAsia="Arial" w:cs="Arial"/>
-                <w:i w:val="false"/>
-                <w:b w:val="false"/>
-                <w:u w:val="none"/>
-                <w:sz w:val="22"/>
-                <w:szCs w:val="22"/>
-                <w:color w:val="000000"/>
-              </w:rPr>
-              <w:t xml:space="preserve">2.00 [1.65, 2.54]</w:t>
-            </w:r>
-          </w:p>
-        </w:tc>
-        <w:tc>
-          <w:tcPr>
-            <w:tcBorders>
-              <w:bottom w:val="none" w:sz="0" w:space="0" w:color="000000"/>
-              <w:top w:val="none" w:sz="0" w:space="0" w:color="000000"/>
-              <w:left w:val="none" w:sz="0" w:space="0" w:color="000000"/>
-              <w:right w:val="none" w:sz="0" w:space="0" w:color="000000"/>
-            </w:tcBorders>
-            <w:shd w:val="clear" w:color="auto" w:fill="FFFFFF"/>
-            <w:tcMar>
-              <w:top w:w="0" w:type="dxa"/>
-              <w:bottom w:w="0" w:type="dxa"/>
-              <w:left w:w="0" w:type="dxa"/>
-              <w:right w:w="0" w:type="dxa"/>
-            </w:tcMar>
-            <w:vAlign w:val="center"/>
-          </w:tcPr>
-          <w:p>
-            <w:pPr>
-              <w:pStyle w:val="Normal"/>
-              <w:jc w:val="center"/>
-              <w:pBdr>
-                <w:bottom w:val="none" w:sz="0" w:space="0" w:color="000000"/>
-                <w:top w:val="none" w:sz="0" w:space="0" w:color="000000"/>
-                <w:left w:val="none" w:sz="0" w:space="0" w:color="000000"/>
-                <w:right w:val="none" w:sz="0" w:space="0" w:color="000000"/>
-              </w:pBdr>
-              <w:spacing w:after="100" w:before="100" w:line="240"/>
-              <w:ind w:left="100" w:right="100" w:firstLine="0" w:firstLineChars="0"/>
-            </w:pPr>
-            <w:r>
-              <w:rPr>
-                <w:rFonts w:ascii="Arial" w:hAnsi="Arial" w:eastAsia="Arial" w:cs="Arial"/>
-                <w:i w:val="false"/>
-                <w:b w:val="false"/>
-                <w:u w:val="none"/>
-                <w:sz w:val="22"/>
-                <w:szCs w:val="22"/>
-                <w:color w:val="000000"/>
-              </w:rPr>
-              <w:t xml:space="preserve">2.08 [1.73, 2.52]</w:t>
+              <w:t xml:space="preserve">  Mean (SD)</w:t>
+            </w:r>
+          </w:p>
+        </w:tc>
+        <w:tc>
+          <w:tcPr>
+            <w:tcBorders>
+              <w:bottom w:val="none" w:sz="0" w:space="0" w:color="000000"/>
+              <w:top w:val="none" w:sz="0" w:space="0" w:color="000000"/>
+              <w:left w:val="none" w:sz="0" w:space="0" w:color="000000"/>
+              <w:right w:val="none" w:sz="0" w:space="0" w:color="000000"/>
+            </w:tcBorders>
+            <w:shd w:val="clear" w:color="auto" w:fill="FFFFFF"/>
+            <w:tcMar>
+              <w:top w:w="0" w:type="dxa"/>
+              <w:bottom w:w="0" w:type="dxa"/>
+              <w:left w:w="0" w:type="dxa"/>
+              <w:right w:w="0" w:type="dxa"/>
+            </w:tcMar>
+            <w:vAlign w:val="center"/>
+          </w:tcPr>
+          <w:p>
+            <w:pPr>
+              <w:pStyle w:val="Normal"/>
+              <w:jc w:val="center"/>
+              <w:pBdr>
+                <w:bottom w:val="none" w:sz="0" w:space="0" w:color="000000"/>
+                <w:top w:val="none" w:sz="0" w:space="0" w:color="000000"/>
+                <w:left w:val="none" w:sz="0" w:space="0" w:color="000000"/>
+                <w:right w:val="none" w:sz="0" w:space="0" w:color="000000"/>
+              </w:pBdr>
+              <w:spacing w:after="100" w:before="100" w:line="240"/>
+              <w:ind w:left="100" w:right="100" w:firstLine="0" w:firstLineChars="0"/>
+            </w:pPr>
+            <w:r>
+              <w:rPr>
+                <w:rFonts w:ascii="Arial" w:hAnsi="Arial" w:eastAsia="Arial" w:cs="Arial"/>
+                <w:i w:val="false"/>
+                <w:b w:val="false"/>
+                <w:u w:val="none"/>
+                <w:sz w:val="22"/>
+                <w:szCs w:val="22"/>
+                <w:color w:val="000000"/>
+              </w:rPr>
+              <w:t xml:space="preserve">7.66 (0.600)</w:t>
+            </w:r>
+          </w:p>
+        </w:tc>
+        <w:tc>
+          <w:tcPr>
+            <w:tcBorders>
+              <w:bottom w:val="none" w:sz="0" w:space="0" w:color="000000"/>
+              <w:top w:val="none" w:sz="0" w:space="0" w:color="000000"/>
+              <w:left w:val="none" w:sz="0" w:space="0" w:color="000000"/>
+              <w:right w:val="none" w:sz="0" w:space="0" w:color="000000"/>
+            </w:tcBorders>
+            <w:shd w:val="clear" w:color="auto" w:fill="FFFFFF"/>
+            <w:tcMar>
+              <w:top w:w="0" w:type="dxa"/>
+              <w:bottom w:w="0" w:type="dxa"/>
+              <w:left w:w="0" w:type="dxa"/>
+              <w:right w:w="0" w:type="dxa"/>
+            </w:tcMar>
+            <w:vAlign w:val="center"/>
+          </w:tcPr>
+          <w:p>
+            <w:pPr>
+              <w:pStyle w:val="Normal"/>
+              <w:jc w:val="center"/>
+              <w:pBdr>
+                <w:bottom w:val="none" w:sz="0" w:space="0" w:color="000000"/>
+                <w:top w:val="none" w:sz="0" w:space="0" w:color="000000"/>
+                <w:left w:val="none" w:sz="0" w:space="0" w:color="000000"/>
+                <w:right w:val="none" w:sz="0" w:space="0" w:color="000000"/>
+              </w:pBdr>
+              <w:spacing w:after="100" w:before="100" w:line="240"/>
+              <w:ind w:left="100" w:right="100" w:firstLine="0" w:firstLineChars="0"/>
+            </w:pPr>
+            <w:r>
+              <w:rPr>
+                <w:rFonts w:ascii="Arial" w:hAnsi="Arial" w:eastAsia="Arial" w:cs="Arial"/>
+                <w:i w:val="false"/>
+                <w:b w:val="false"/>
+                <w:u w:val="none"/>
+                <w:sz w:val="22"/>
+                <w:szCs w:val="22"/>
+                <w:color w:val="000000"/>
+              </w:rPr>
+              <w:t xml:space="preserve">8.03 (0.698)</w:t>
+            </w:r>
+          </w:p>
+        </w:tc>
+        <w:tc>
+          <w:tcPr>
+            <w:tcBorders>
+              <w:bottom w:val="none" w:sz="0" w:space="0" w:color="000000"/>
+              <w:top w:val="none" w:sz="0" w:space="0" w:color="000000"/>
+              <w:left w:val="none" w:sz="0" w:space="0" w:color="000000"/>
+              <w:right w:val="none" w:sz="0" w:space="0" w:color="000000"/>
+            </w:tcBorders>
+            <w:shd w:val="clear" w:color="auto" w:fill="FFFFFF"/>
+            <w:tcMar>
+              <w:top w:w="0" w:type="dxa"/>
+              <w:bottom w:w="0" w:type="dxa"/>
+              <w:left w:w="0" w:type="dxa"/>
+              <w:right w:w="0" w:type="dxa"/>
+            </w:tcMar>
+            <w:vAlign w:val="center"/>
+          </w:tcPr>
+          <w:p>
+            <w:pPr>
+              <w:pStyle w:val="Normal"/>
+              <w:jc w:val="center"/>
+              <w:pBdr>
+                <w:bottom w:val="none" w:sz="0" w:space="0" w:color="000000"/>
+                <w:top w:val="none" w:sz="0" w:space="0" w:color="000000"/>
+                <w:left w:val="none" w:sz="0" w:space="0" w:color="000000"/>
+                <w:right w:val="none" w:sz="0" w:space="0" w:color="000000"/>
+              </w:pBdr>
+              <w:spacing w:after="100" w:before="100" w:line="240"/>
+              <w:ind w:left="100" w:right="100" w:firstLine="0" w:firstLineChars="0"/>
+            </w:pPr>
+            <w:r>
+              <w:rPr>
+                <w:rFonts w:ascii="Arial" w:hAnsi="Arial" w:eastAsia="Arial" w:cs="Arial"/>
+                <w:i w:val="false"/>
+                <w:b w:val="false"/>
+                <w:u w:val="none"/>
+                <w:sz w:val="22"/>
+                <w:szCs w:val="22"/>
+                <w:color w:val="000000"/>
+              </w:rPr>
+              <w:t xml:space="preserve">7.78 (0.648)</w:t>
             </w:r>
           </w:p>
         </w:tc>
@@ -15209,7 +15209,7 @@
         <w:tc>
           <w:tcPr>
             <w:tcBorders>
-              <w:bottom w:val="single" w:sz="12" w:space="0" w:color="666666"/>
+              <w:bottom w:val="none" w:sz="0" w:space="0" w:color="000000"/>
               <w:top w:val="none" w:sz="0" w:space="0" w:color="000000"/>
               <w:left w:val="none" w:sz="0" w:space="0" w:color="000000"/>
               <w:right w:val="none" w:sz="0" w:space="0" w:color="000000"/>
@@ -15253,7 +15253,735 @@
         <w:tc>
           <w:tcPr>
             <w:tcBorders>
-              <w:bottom w:val="single" w:sz="12" w:space="0" w:color="666666"/>
+              <w:bottom w:val="none" w:sz="0" w:space="0" w:color="000000"/>
+              <w:top w:val="none" w:sz="0" w:space="0" w:color="000000"/>
+              <w:left w:val="none" w:sz="0" w:space="0" w:color="000000"/>
+              <w:right w:val="none" w:sz="0" w:space="0" w:color="000000"/>
+            </w:tcBorders>
+            <w:shd w:val="clear" w:color="auto" w:fill="FFFFFF"/>
+            <w:tcMar>
+              <w:top w:w="0" w:type="dxa"/>
+              <w:bottom w:w="0" w:type="dxa"/>
+              <w:left w:w="0" w:type="dxa"/>
+              <w:right w:w="0" w:type="dxa"/>
+            </w:tcMar>
+            <w:vAlign w:val="center"/>
+          </w:tcPr>
+          <w:p>
+            <w:pPr>
+              <w:pStyle w:val="Normal"/>
+              <w:jc w:val="center"/>
+              <w:pBdr>
+                <w:bottom w:val="none" w:sz="0" w:space="0" w:color="000000"/>
+                <w:top w:val="none" w:sz="0" w:space="0" w:color="000000"/>
+                <w:left w:val="none" w:sz="0" w:space="0" w:color="000000"/>
+                <w:right w:val="none" w:sz="0" w:space="0" w:color="000000"/>
+              </w:pBdr>
+              <w:spacing w:after="100" w:before="100" w:line="240"/>
+              <w:ind w:left="100" w:right="100" w:firstLine="0" w:firstLineChars="0"/>
+            </w:pPr>
+            <w:r>
+              <w:rPr>
+                <w:rFonts w:ascii="Arial" w:hAnsi="Arial" w:eastAsia="Arial" w:cs="Arial"/>
+                <w:i w:val="false"/>
+                <w:b w:val="false"/>
+                <w:u w:val="none"/>
+                <w:sz w:val="22"/>
+                <w:szCs w:val="22"/>
+                <w:color w:val="000000"/>
+              </w:rPr>
+              <w:t xml:space="preserve">3</w:t>
+            </w:r>
+          </w:p>
+        </w:tc>
+        <w:tc>
+          <w:tcPr>
+            <w:tcBorders>
+              <w:bottom w:val="none" w:sz="0" w:space="0" w:color="000000"/>
+              <w:top w:val="none" w:sz="0" w:space="0" w:color="000000"/>
+              <w:left w:val="none" w:sz="0" w:space="0" w:color="000000"/>
+              <w:right w:val="none" w:sz="0" w:space="0" w:color="000000"/>
+            </w:tcBorders>
+            <w:shd w:val="clear" w:color="auto" w:fill="FFFFFF"/>
+            <w:tcMar>
+              <w:top w:w="0" w:type="dxa"/>
+              <w:bottom w:w="0" w:type="dxa"/>
+              <w:left w:w="0" w:type="dxa"/>
+              <w:right w:w="0" w:type="dxa"/>
+            </w:tcMar>
+            <w:vAlign w:val="center"/>
+          </w:tcPr>
+          <w:p>
+            <w:pPr>
+              <w:pStyle w:val="Normal"/>
+              <w:jc w:val="center"/>
+              <w:pBdr>
+                <w:bottom w:val="none" w:sz="0" w:space="0" w:color="000000"/>
+                <w:top w:val="none" w:sz="0" w:space="0" w:color="000000"/>
+                <w:left w:val="none" w:sz="0" w:space="0" w:color="000000"/>
+                <w:right w:val="none" w:sz="0" w:space="0" w:color="000000"/>
+              </w:pBdr>
+              <w:spacing w:after="100" w:before="100" w:line="240"/>
+              <w:ind w:left="100" w:right="100" w:firstLine="0" w:firstLineChars="0"/>
+            </w:pPr>
+            <w:r>
+              <w:rPr>
+                <w:rFonts w:ascii="Arial" w:hAnsi="Arial" w:eastAsia="Arial" w:cs="Arial"/>
+                <w:i w:val="false"/>
+                <w:b w:val="false"/>
+                <w:u w:val="none"/>
+                <w:sz w:val="22"/>
+                <w:szCs w:val="22"/>
+                <w:color w:val="000000"/>
+              </w:rPr>
+              <w:t xml:space="preserve">0</w:t>
+            </w:r>
+          </w:p>
+        </w:tc>
+        <w:tc>
+          <w:tcPr>
+            <w:tcBorders>
+              <w:bottom w:val="none" w:sz="0" w:space="0" w:color="000000"/>
+              <w:top w:val="none" w:sz="0" w:space="0" w:color="000000"/>
+              <w:left w:val="none" w:sz="0" w:space="0" w:color="000000"/>
+              <w:right w:val="none" w:sz="0" w:space="0" w:color="000000"/>
+            </w:tcBorders>
+            <w:shd w:val="clear" w:color="auto" w:fill="FFFFFF"/>
+            <w:tcMar>
+              <w:top w:w="0" w:type="dxa"/>
+              <w:bottom w:w="0" w:type="dxa"/>
+              <w:left w:w="0" w:type="dxa"/>
+              <w:right w:w="0" w:type="dxa"/>
+            </w:tcMar>
+            <w:vAlign w:val="center"/>
+          </w:tcPr>
+          <w:p>
+            <w:pPr>
+              <w:pStyle w:val="Normal"/>
+              <w:jc w:val="center"/>
+              <w:pBdr>
+                <w:bottom w:val="none" w:sz="0" w:space="0" w:color="000000"/>
+                <w:top w:val="none" w:sz="0" w:space="0" w:color="000000"/>
+                <w:left w:val="none" w:sz="0" w:space="0" w:color="000000"/>
+                <w:right w:val="none" w:sz="0" w:space="0" w:color="000000"/>
+              </w:pBdr>
+              <w:spacing w:after="100" w:before="100" w:line="240"/>
+              <w:ind w:left="100" w:right="100" w:firstLine="0" w:firstLineChars="0"/>
+            </w:pPr>
+            <w:r>
+              <w:rPr>
+                <w:rFonts w:ascii="Arial" w:hAnsi="Arial" w:eastAsia="Arial" w:cs="Arial"/>
+                <w:i w:val="false"/>
+                <w:b w:val="false"/>
+                <w:u w:val="none"/>
+                <w:sz w:val="22"/>
+                <w:szCs w:val="22"/>
+                <w:color w:val="000000"/>
+              </w:rPr>
+              <w:t xml:space="preserve">3</w:t>
+            </w:r>
+          </w:p>
+        </w:tc>
+      </w:tr>
+      <w:tr>
+        <w:trPr>
+          <w:trHeight w:val="617" w:hRule="auto"/>
+        </w:trPr>
+        body84
+        <w:tc>
+          <w:tcPr>
+            <w:tcBorders>
+              <w:bottom w:val="none" w:sz="0" w:space="0" w:color="000000"/>
+              <w:top w:val="none" w:sz="0" w:space="0" w:color="000000"/>
+              <w:left w:val="none" w:sz="0" w:space="0" w:color="000000"/>
+              <w:right w:val="none" w:sz="0" w:space="0" w:color="000000"/>
+            </w:tcBorders>
+            <w:shd w:val="clear" w:color="auto" w:fill="FFFFFF"/>
+            <w:tcMar>
+              <w:top w:w="0" w:type="dxa"/>
+              <w:bottom w:w="0" w:type="dxa"/>
+              <w:left w:w="0" w:type="dxa"/>
+              <w:right w:w="0" w:type="dxa"/>
+            </w:tcMar>
+            <w:vAlign w:val="center"/>
+          </w:tcPr>
+          <w:p>
+            <w:pPr>
+              <w:pStyle w:val="Normal"/>
+              <w:jc w:val="left"/>
+              <w:pBdr>
+                <w:bottom w:val="none" w:sz="0" w:space="0" w:color="000000"/>
+                <w:top w:val="none" w:sz="0" w:space="0" w:color="000000"/>
+                <w:left w:val="none" w:sz="0" w:space="0" w:color="000000"/>
+                <w:right w:val="none" w:sz="0" w:space="0" w:color="000000"/>
+              </w:pBdr>
+              <w:spacing w:after="100" w:before="100" w:line="240"/>
+              <w:ind w:left="100" w:right="100" w:firstLine="0" w:firstLineChars="0"/>
+            </w:pPr>
+            <w:r>
+              <w:rPr>
+                <w:rFonts w:ascii="Arial" w:hAnsi="Arial" w:eastAsia="Arial" w:cs="Arial"/>
+                <w:i w:val="false"/>
+                <w:b w:val="true"/>
+                <w:u w:val="none"/>
+                <w:sz w:val="22"/>
+                <w:szCs w:val="22"/>
+                <w:color w:val="000000"/>
+              </w:rPr>
+              <w:t xml:space="preserve">Thrombocytes (10^9/L)</w:t>
+            </w:r>
+          </w:p>
+        </w:tc>
+        <w:tc>
+          <w:tcPr>
+            <w:tcBorders>
+              <w:bottom w:val="none" w:sz="0" w:space="0" w:color="000000"/>
+              <w:top w:val="none" w:sz="0" w:space="0" w:color="000000"/>
+              <w:left w:val="none" w:sz="0" w:space="0" w:color="000000"/>
+              <w:right w:val="none" w:sz="0" w:space="0" w:color="000000"/>
+            </w:tcBorders>
+            <w:shd w:val="clear" w:color="auto" w:fill="FFFFFF"/>
+            <w:tcMar>
+              <w:top w:w="0" w:type="dxa"/>
+              <w:bottom w:w="0" w:type="dxa"/>
+              <w:left w:w="0" w:type="dxa"/>
+              <w:right w:w="0" w:type="dxa"/>
+            </w:tcMar>
+            <w:vAlign w:val="center"/>
+          </w:tcPr>
+          <w:p>
+            <w:pPr>
+              <w:pStyle w:val="Normal"/>
+              <w:jc w:val="center"/>
+              <w:pBdr>
+                <w:bottom w:val="none" w:sz="0" w:space="0" w:color="000000"/>
+                <w:top w:val="none" w:sz="0" w:space="0" w:color="000000"/>
+                <w:left w:val="none" w:sz="0" w:space="0" w:color="000000"/>
+                <w:right w:val="none" w:sz="0" w:space="0" w:color="000000"/>
+              </w:pBdr>
+              <w:spacing w:after="100" w:before="100" w:line="240"/>
+              <w:ind w:left="100" w:right="100" w:firstLine="0" w:firstLineChars="0"/>
+            </w:pPr>
+            <w:r>
+              <w:rPr>
+                <w:rFonts w:ascii="Arial" w:hAnsi="Arial" w:eastAsia="Arial" w:cs="Arial"/>
+                <w:i w:val="false"/>
+                <w:b w:val="false"/>
+                <w:u w:val="none"/>
+                <w:sz w:val="22"/>
+                <w:szCs w:val="22"/>
+                <w:color w:val="000000"/>
+              </w:rPr>
+              <w:t xml:space="preserve"/>
+            </w:r>
+          </w:p>
+        </w:tc>
+        <w:tc>
+          <w:tcPr>
+            <w:tcBorders>
+              <w:bottom w:val="none" w:sz="0" w:space="0" w:color="000000"/>
+              <w:top w:val="none" w:sz="0" w:space="0" w:color="000000"/>
+              <w:left w:val="none" w:sz="0" w:space="0" w:color="000000"/>
+              <w:right w:val="none" w:sz="0" w:space="0" w:color="000000"/>
+            </w:tcBorders>
+            <w:shd w:val="clear" w:color="auto" w:fill="FFFFFF"/>
+            <w:tcMar>
+              <w:top w:w="0" w:type="dxa"/>
+              <w:bottom w:w="0" w:type="dxa"/>
+              <w:left w:w="0" w:type="dxa"/>
+              <w:right w:w="0" w:type="dxa"/>
+            </w:tcMar>
+            <w:vAlign w:val="center"/>
+          </w:tcPr>
+          <w:p>
+            <w:pPr>
+              <w:pStyle w:val="Normal"/>
+              <w:jc w:val="center"/>
+              <w:pBdr>
+                <w:bottom w:val="none" w:sz="0" w:space="0" w:color="000000"/>
+                <w:top w:val="none" w:sz="0" w:space="0" w:color="000000"/>
+                <w:left w:val="none" w:sz="0" w:space="0" w:color="000000"/>
+                <w:right w:val="none" w:sz="0" w:space="0" w:color="000000"/>
+              </w:pBdr>
+              <w:spacing w:after="100" w:before="100" w:line="240"/>
+              <w:ind w:left="100" w:right="100" w:firstLine="0" w:firstLineChars="0"/>
+            </w:pPr>
+            <w:r>
+              <w:rPr>
+                <w:rFonts w:ascii="Arial" w:hAnsi="Arial" w:eastAsia="Arial" w:cs="Arial"/>
+                <w:i w:val="false"/>
+                <w:b w:val="false"/>
+                <w:u w:val="none"/>
+                <w:sz w:val="22"/>
+                <w:szCs w:val="22"/>
+                <w:color w:val="000000"/>
+              </w:rPr>
+              <w:t xml:space="preserve"/>
+            </w:r>
+          </w:p>
+        </w:tc>
+        <w:tc>
+          <w:tcPr>
+            <w:tcBorders>
+              <w:bottom w:val="none" w:sz="0" w:space="0" w:color="000000"/>
+              <w:top w:val="none" w:sz="0" w:space="0" w:color="000000"/>
+              <w:left w:val="none" w:sz="0" w:space="0" w:color="000000"/>
+              <w:right w:val="none" w:sz="0" w:space="0" w:color="000000"/>
+            </w:tcBorders>
+            <w:shd w:val="clear" w:color="auto" w:fill="FFFFFF"/>
+            <w:tcMar>
+              <w:top w:w="0" w:type="dxa"/>
+              <w:bottom w:w="0" w:type="dxa"/>
+              <w:left w:w="0" w:type="dxa"/>
+              <w:right w:w="0" w:type="dxa"/>
+            </w:tcMar>
+            <w:vAlign w:val="center"/>
+          </w:tcPr>
+          <w:p>
+            <w:pPr>
+              <w:pStyle w:val="Normal"/>
+              <w:jc w:val="center"/>
+              <w:pBdr>
+                <w:bottom w:val="none" w:sz="0" w:space="0" w:color="000000"/>
+                <w:top w:val="none" w:sz="0" w:space="0" w:color="000000"/>
+                <w:left w:val="none" w:sz="0" w:space="0" w:color="000000"/>
+                <w:right w:val="none" w:sz="0" w:space="0" w:color="000000"/>
+              </w:pBdr>
+              <w:spacing w:after="100" w:before="100" w:line="240"/>
+              <w:ind w:left="100" w:right="100" w:firstLine="0" w:firstLineChars="0"/>
+            </w:pPr>
+            <w:r>
+              <w:rPr>
+                <w:rFonts w:ascii="Arial" w:hAnsi="Arial" w:eastAsia="Arial" w:cs="Arial"/>
+                <w:i w:val="false"/>
+                <w:b w:val="false"/>
+                <w:u w:val="none"/>
+                <w:sz w:val="22"/>
+                <w:szCs w:val="22"/>
+                <w:color w:val="000000"/>
+              </w:rPr>
+              <w:t xml:space="preserve"/>
+            </w:r>
+          </w:p>
+        </w:tc>
+      </w:tr>
+      <w:tr>
+        <w:trPr>
+          <w:trHeight w:val="571" w:hRule="auto"/>
+        </w:trPr>
+        body85
+        <w:tc>
+          <w:tcPr>
+            <w:tcBorders>
+              <w:bottom w:val="none" w:sz="0" w:space="0" w:color="000000"/>
+              <w:top w:val="none" w:sz="0" w:space="0" w:color="000000"/>
+              <w:left w:val="none" w:sz="0" w:space="0" w:color="000000"/>
+              <w:right w:val="none" w:sz="0" w:space="0" w:color="000000"/>
+            </w:tcBorders>
+            <w:shd w:val="clear" w:color="auto" w:fill="FFFFFF"/>
+            <w:tcMar>
+              <w:top w:w="0" w:type="dxa"/>
+              <w:bottom w:w="0" w:type="dxa"/>
+              <w:left w:w="0" w:type="dxa"/>
+              <w:right w:w="0" w:type="dxa"/>
+            </w:tcMar>
+            <w:vAlign w:val="center"/>
+          </w:tcPr>
+          <w:p>
+            <w:pPr>
+              <w:pStyle w:val="Normal"/>
+              <w:jc w:val="left"/>
+              <w:pBdr>
+                <w:bottom w:val="none" w:sz="0" w:space="0" w:color="000000"/>
+                <w:top w:val="none" w:sz="0" w:space="0" w:color="000000"/>
+                <w:left w:val="none" w:sz="0" w:space="0" w:color="000000"/>
+                <w:right w:val="none" w:sz="0" w:space="0" w:color="000000"/>
+              </w:pBdr>
+              <w:spacing w:after="100" w:before="100" w:line="240"/>
+              <w:ind w:left="100" w:right="100" w:firstLine="0" w:firstLineChars="0"/>
+            </w:pPr>
+            <w:r>
+              <w:rPr>
+                <w:rFonts w:ascii="Arial" w:hAnsi="Arial" w:eastAsia="Arial" w:cs="Arial"/>
+                <w:i w:val="false"/>
+                <w:b w:val="false"/>
+                <w:u w:val="none"/>
+                <w:sz w:val="22"/>
+                <w:szCs w:val="22"/>
+                <w:color w:val="000000"/>
+              </w:rPr>
+              <w:t xml:space="preserve">  N</w:t>
+            </w:r>
+          </w:p>
+        </w:tc>
+        <w:tc>
+          <w:tcPr>
+            <w:tcBorders>
+              <w:bottom w:val="none" w:sz="0" w:space="0" w:color="000000"/>
+              <w:top w:val="none" w:sz="0" w:space="0" w:color="000000"/>
+              <w:left w:val="none" w:sz="0" w:space="0" w:color="000000"/>
+              <w:right w:val="none" w:sz="0" w:space="0" w:color="000000"/>
+            </w:tcBorders>
+            <w:shd w:val="clear" w:color="auto" w:fill="FFFFFF"/>
+            <w:tcMar>
+              <w:top w:w="0" w:type="dxa"/>
+              <w:bottom w:w="0" w:type="dxa"/>
+              <w:left w:w="0" w:type="dxa"/>
+              <w:right w:w="0" w:type="dxa"/>
+            </w:tcMar>
+            <w:vAlign w:val="center"/>
+          </w:tcPr>
+          <w:p>
+            <w:pPr>
+              <w:pStyle w:val="Normal"/>
+              <w:jc w:val="center"/>
+              <w:pBdr>
+                <w:bottom w:val="none" w:sz="0" w:space="0" w:color="000000"/>
+                <w:top w:val="none" w:sz="0" w:space="0" w:color="000000"/>
+                <w:left w:val="none" w:sz="0" w:space="0" w:color="000000"/>
+                <w:right w:val="none" w:sz="0" w:space="0" w:color="000000"/>
+              </w:pBdr>
+              <w:spacing w:after="100" w:before="100" w:line="240"/>
+              <w:ind w:left="100" w:right="100" w:firstLine="0" w:firstLineChars="0"/>
+            </w:pPr>
+            <w:r>
+              <w:rPr>
+                <w:rFonts w:ascii="Arial" w:hAnsi="Arial" w:eastAsia="Arial" w:cs="Arial"/>
+                <w:i w:val="false"/>
+                <w:b w:val="false"/>
+                <w:u w:val="none"/>
+                <w:sz w:val="22"/>
+                <w:szCs w:val="22"/>
+                <w:color w:val="000000"/>
+              </w:rPr>
+              <w:t xml:space="preserve">15</w:t>
+            </w:r>
+          </w:p>
+        </w:tc>
+        <w:tc>
+          <w:tcPr>
+            <w:tcBorders>
+              <w:bottom w:val="none" w:sz="0" w:space="0" w:color="000000"/>
+              <w:top w:val="none" w:sz="0" w:space="0" w:color="000000"/>
+              <w:left w:val="none" w:sz="0" w:space="0" w:color="000000"/>
+              <w:right w:val="none" w:sz="0" w:space="0" w:color="000000"/>
+            </w:tcBorders>
+            <w:shd w:val="clear" w:color="auto" w:fill="FFFFFF"/>
+            <w:tcMar>
+              <w:top w:w="0" w:type="dxa"/>
+              <w:bottom w:w="0" w:type="dxa"/>
+              <w:left w:w="0" w:type="dxa"/>
+              <w:right w:w="0" w:type="dxa"/>
+            </w:tcMar>
+            <w:vAlign w:val="center"/>
+          </w:tcPr>
+          <w:p>
+            <w:pPr>
+              <w:pStyle w:val="Normal"/>
+              <w:jc w:val="center"/>
+              <w:pBdr>
+                <w:bottom w:val="none" w:sz="0" w:space="0" w:color="000000"/>
+                <w:top w:val="none" w:sz="0" w:space="0" w:color="000000"/>
+                <w:left w:val="none" w:sz="0" w:space="0" w:color="000000"/>
+                <w:right w:val="none" w:sz="0" w:space="0" w:color="000000"/>
+              </w:pBdr>
+              <w:spacing w:after="100" w:before="100" w:line="240"/>
+              <w:ind w:left="100" w:right="100" w:firstLine="0" w:firstLineChars="0"/>
+            </w:pPr>
+            <w:r>
+              <w:rPr>
+                <w:rFonts w:ascii="Arial" w:hAnsi="Arial" w:eastAsia="Arial" w:cs="Arial"/>
+                <w:i w:val="false"/>
+                <w:b w:val="false"/>
+                <w:u w:val="none"/>
+                <w:sz w:val="22"/>
+                <w:szCs w:val="22"/>
+                <w:color w:val="000000"/>
+              </w:rPr>
+              <w:t xml:space="preserve">7</w:t>
+            </w:r>
+          </w:p>
+        </w:tc>
+        <w:tc>
+          <w:tcPr>
+            <w:tcBorders>
+              <w:bottom w:val="none" w:sz="0" w:space="0" w:color="000000"/>
+              <w:top w:val="none" w:sz="0" w:space="0" w:color="000000"/>
+              <w:left w:val="none" w:sz="0" w:space="0" w:color="000000"/>
+              <w:right w:val="none" w:sz="0" w:space="0" w:color="000000"/>
+            </w:tcBorders>
+            <w:shd w:val="clear" w:color="auto" w:fill="FFFFFF"/>
+            <w:tcMar>
+              <w:top w:w="0" w:type="dxa"/>
+              <w:bottom w:w="0" w:type="dxa"/>
+              <w:left w:w="0" w:type="dxa"/>
+              <w:right w:w="0" w:type="dxa"/>
+            </w:tcMar>
+            <w:vAlign w:val="center"/>
+          </w:tcPr>
+          <w:p>
+            <w:pPr>
+              <w:pStyle w:val="Normal"/>
+              <w:jc w:val="center"/>
+              <w:pBdr>
+                <w:bottom w:val="none" w:sz="0" w:space="0" w:color="000000"/>
+                <w:top w:val="none" w:sz="0" w:space="0" w:color="000000"/>
+                <w:left w:val="none" w:sz="0" w:space="0" w:color="000000"/>
+                <w:right w:val="none" w:sz="0" w:space="0" w:color="000000"/>
+              </w:pBdr>
+              <w:spacing w:after="100" w:before="100" w:line="240"/>
+              <w:ind w:left="100" w:right="100" w:firstLine="0" w:firstLineChars="0"/>
+            </w:pPr>
+            <w:r>
+              <w:rPr>
+                <w:rFonts w:ascii="Arial" w:hAnsi="Arial" w:eastAsia="Arial" w:cs="Arial"/>
+                <w:i w:val="false"/>
+                <w:b w:val="false"/>
+                <w:u w:val="none"/>
+                <w:sz w:val="22"/>
+                <w:szCs w:val="22"/>
+                <w:color w:val="000000"/>
+              </w:rPr>
+              <w:t xml:space="preserve">22</w:t>
+            </w:r>
+          </w:p>
+        </w:tc>
+      </w:tr>
+      <w:tr>
+        <w:trPr>
+          <w:trHeight w:val="617" w:hRule="auto"/>
+        </w:trPr>
+        body86
+        <w:tc>
+          <w:tcPr>
+            <w:tcBorders>
+              <w:bottom w:val="none" w:sz="0" w:space="0" w:color="000000"/>
+              <w:top w:val="none" w:sz="0" w:space="0" w:color="000000"/>
+              <w:left w:val="none" w:sz="0" w:space="0" w:color="000000"/>
+              <w:right w:val="none" w:sz="0" w:space="0" w:color="000000"/>
+            </w:tcBorders>
+            <w:shd w:val="clear" w:color="auto" w:fill="FFFFFF"/>
+            <w:tcMar>
+              <w:top w:w="0" w:type="dxa"/>
+              <w:bottom w:w="0" w:type="dxa"/>
+              <w:left w:w="0" w:type="dxa"/>
+              <w:right w:w="0" w:type="dxa"/>
+            </w:tcMar>
+            <w:vAlign w:val="center"/>
+          </w:tcPr>
+          <w:p>
+            <w:pPr>
+              <w:pStyle w:val="Normal"/>
+              <w:jc w:val="left"/>
+              <w:pBdr>
+                <w:bottom w:val="none" w:sz="0" w:space="0" w:color="000000"/>
+                <w:top w:val="none" w:sz="0" w:space="0" w:color="000000"/>
+                <w:left w:val="none" w:sz="0" w:space="0" w:color="000000"/>
+                <w:right w:val="none" w:sz="0" w:space="0" w:color="000000"/>
+              </w:pBdr>
+              <w:spacing w:after="100" w:before="100" w:line="240"/>
+              <w:ind w:left="100" w:right="100" w:firstLine="0" w:firstLineChars="0"/>
+            </w:pPr>
+            <w:r>
+              <w:rPr>
+                <w:rFonts w:ascii="Arial" w:hAnsi="Arial" w:eastAsia="Arial" w:cs="Arial"/>
+                <w:i w:val="false"/>
+                <w:b w:val="false"/>
+                <w:u w:val="none"/>
+                <w:sz w:val="22"/>
+                <w:szCs w:val="22"/>
+                <w:color w:val="000000"/>
+              </w:rPr>
+              <w:t xml:space="preserve">  Mean (SD)</w:t>
+            </w:r>
+          </w:p>
+        </w:tc>
+        <w:tc>
+          <w:tcPr>
+            <w:tcBorders>
+              <w:bottom w:val="none" w:sz="0" w:space="0" w:color="000000"/>
+              <w:top w:val="none" w:sz="0" w:space="0" w:color="000000"/>
+              <w:left w:val="none" w:sz="0" w:space="0" w:color="000000"/>
+              <w:right w:val="none" w:sz="0" w:space="0" w:color="000000"/>
+            </w:tcBorders>
+            <w:shd w:val="clear" w:color="auto" w:fill="FFFFFF"/>
+            <w:tcMar>
+              <w:top w:w="0" w:type="dxa"/>
+              <w:bottom w:w="0" w:type="dxa"/>
+              <w:left w:w="0" w:type="dxa"/>
+              <w:right w:w="0" w:type="dxa"/>
+            </w:tcMar>
+            <w:vAlign w:val="center"/>
+          </w:tcPr>
+          <w:p>
+            <w:pPr>
+              <w:pStyle w:val="Normal"/>
+              <w:jc w:val="center"/>
+              <w:pBdr>
+                <w:bottom w:val="none" w:sz="0" w:space="0" w:color="000000"/>
+                <w:top w:val="none" w:sz="0" w:space="0" w:color="000000"/>
+                <w:left w:val="none" w:sz="0" w:space="0" w:color="000000"/>
+                <w:right w:val="none" w:sz="0" w:space="0" w:color="000000"/>
+              </w:pBdr>
+              <w:spacing w:after="100" w:before="100" w:line="240"/>
+              <w:ind w:left="100" w:right="100" w:firstLine="0" w:firstLineChars="0"/>
+            </w:pPr>
+            <w:r>
+              <w:rPr>
+                <w:rFonts w:ascii="Arial" w:hAnsi="Arial" w:eastAsia="Arial" w:cs="Arial"/>
+                <w:i w:val="false"/>
+                <w:b w:val="false"/>
+                <w:u w:val="none"/>
+                <w:sz w:val="22"/>
+                <w:szCs w:val="22"/>
+                <w:color w:val="000000"/>
+              </w:rPr>
+              <w:t xml:space="preserve">244 (51.6)</w:t>
+            </w:r>
+          </w:p>
+        </w:tc>
+        <w:tc>
+          <w:tcPr>
+            <w:tcBorders>
+              <w:bottom w:val="none" w:sz="0" w:space="0" w:color="000000"/>
+              <w:top w:val="none" w:sz="0" w:space="0" w:color="000000"/>
+              <w:left w:val="none" w:sz="0" w:space="0" w:color="000000"/>
+              <w:right w:val="none" w:sz="0" w:space="0" w:color="000000"/>
+            </w:tcBorders>
+            <w:shd w:val="clear" w:color="auto" w:fill="FFFFFF"/>
+            <w:tcMar>
+              <w:top w:w="0" w:type="dxa"/>
+              <w:bottom w:w="0" w:type="dxa"/>
+              <w:left w:w="0" w:type="dxa"/>
+              <w:right w:w="0" w:type="dxa"/>
+            </w:tcMar>
+            <w:vAlign w:val="center"/>
+          </w:tcPr>
+          <w:p>
+            <w:pPr>
+              <w:pStyle w:val="Normal"/>
+              <w:jc w:val="center"/>
+              <w:pBdr>
+                <w:bottom w:val="none" w:sz="0" w:space="0" w:color="000000"/>
+                <w:top w:val="none" w:sz="0" w:space="0" w:color="000000"/>
+                <w:left w:val="none" w:sz="0" w:space="0" w:color="000000"/>
+                <w:right w:val="none" w:sz="0" w:space="0" w:color="000000"/>
+              </w:pBdr>
+              <w:spacing w:after="100" w:before="100" w:line="240"/>
+              <w:ind w:left="100" w:right="100" w:firstLine="0" w:firstLineChars="0"/>
+            </w:pPr>
+            <w:r>
+              <w:rPr>
+                <w:rFonts w:ascii="Arial" w:hAnsi="Arial" w:eastAsia="Arial" w:cs="Arial"/>
+                <w:i w:val="false"/>
+                <w:b w:val="false"/>
+                <w:u w:val="none"/>
+                <w:sz w:val="22"/>
+                <w:szCs w:val="22"/>
+                <w:color w:val="000000"/>
+              </w:rPr>
+              <w:t xml:space="preserve">220 (41.4)</w:t>
+            </w:r>
+          </w:p>
+        </w:tc>
+        <w:tc>
+          <w:tcPr>
+            <w:tcBorders>
+              <w:bottom w:val="none" w:sz="0" w:space="0" w:color="000000"/>
+              <w:top w:val="none" w:sz="0" w:space="0" w:color="000000"/>
+              <w:left w:val="none" w:sz="0" w:space="0" w:color="000000"/>
+              <w:right w:val="none" w:sz="0" w:space="0" w:color="000000"/>
+            </w:tcBorders>
+            <w:shd w:val="clear" w:color="auto" w:fill="FFFFFF"/>
+            <w:tcMar>
+              <w:top w:w="0" w:type="dxa"/>
+              <w:bottom w:w="0" w:type="dxa"/>
+              <w:left w:w="0" w:type="dxa"/>
+              <w:right w:w="0" w:type="dxa"/>
+            </w:tcMar>
+            <w:vAlign w:val="center"/>
+          </w:tcPr>
+          <w:p>
+            <w:pPr>
+              <w:pStyle w:val="Normal"/>
+              <w:jc w:val="center"/>
+              <w:pBdr>
+                <w:bottom w:val="none" w:sz="0" w:space="0" w:color="000000"/>
+                <w:top w:val="none" w:sz="0" w:space="0" w:color="000000"/>
+                <w:left w:val="none" w:sz="0" w:space="0" w:color="000000"/>
+                <w:right w:val="none" w:sz="0" w:space="0" w:color="000000"/>
+              </w:pBdr>
+              <w:spacing w:after="100" w:before="100" w:line="240"/>
+              <w:ind w:left="100" w:right="100" w:firstLine="0" w:firstLineChars="0"/>
+            </w:pPr>
+            <w:r>
+              <w:rPr>
+                <w:rFonts w:ascii="Arial" w:hAnsi="Arial" w:eastAsia="Arial" w:cs="Arial"/>
+                <w:i w:val="false"/>
+                <w:b w:val="false"/>
+                <w:u w:val="none"/>
+                <w:sz w:val="22"/>
+                <w:szCs w:val="22"/>
+                <w:color w:val="000000"/>
+              </w:rPr>
+              <w:t xml:space="preserve">236 (49.0)</w:t>
+            </w:r>
+          </w:p>
+        </w:tc>
+      </w:tr>
+      <w:tr>
+        <w:trPr>
+          <w:trHeight w:val="574" w:hRule="auto"/>
+        </w:trPr>
+        body87
+        <w:tc>
+          <w:tcPr>
+            <w:tcBorders>
+              <w:bottom w:val="none" w:sz="0" w:space="0" w:color="000000"/>
+              <w:top w:val="none" w:sz="0" w:space="0" w:color="000000"/>
+              <w:left w:val="none" w:sz="0" w:space="0" w:color="000000"/>
+              <w:right w:val="none" w:sz="0" w:space="0" w:color="000000"/>
+            </w:tcBorders>
+            <w:shd w:val="clear" w:color="auto" w:fill="FFFFFF"/>
+            <w:tcMar>
+              <w:top w:w="0" w:type="dxa"/>
+              <w:bottom w:w="0" w:type="dxa"/>
+              <w:left w:w="0" w:type="dxa"/>
+              <w:right w:w="0" w:type="dxa"/>
+            </w:tcMar>
+            <w:vAlign w:val="center"/>
+          </w:tcPr>
+          <w:p>
+            <w:pPr>
+              <w:pStyle w:val="Normal"/>
+              <w:jc w:val="left"/>
+              <w:pBdr>
+                <w:bottom w:val="none" w:sz="0" w:space="0" w:color="000000"/>
+                <w:top w:val="none" w:sz="0" w:space="0" w:color="000000"/>
+                <w:left w:val="none" w:sz="0" w:space="0" w:color="000000"/>
+                <w:right w:val="none" w:sz="0" w:space="0" w:color="000000"/>
+              </w:pBdr>
+              <w:spacing w:after="100" w:before="100" w:line="240"/>
+              <w:ind w:left="100" w:right="100" w:firstLine="0" w:firstLineChars="0"/>
+            </w:pPr>
+            <w:r>
+              <w:rPr>
+                <w:rFonts w:ascii="Arial" w:hAnsi="Arial" w:eastAsia="Arial" w:cs="Arial"/>
+                <w:i w:val="false"/>
+                <w:b w:val="false"/>
+                <w:u w:val="none"/>
+                <w:sz w:val="22"/>
+                <w:szCs w:val="22"/>
+                <w:color w:val="000000"/>
+              </w:rPr>
+              <w:t xml:space="preserve">  NMISS</w:t>
+            </w:r>
+          </w:p>
+        </w:tc>
+        <w:tc>
+          <w:tcPr>
+            <w:tcBorders>
+              <w:bottom w:val="none" w:sz="0" w:space="0" w:color="000000"/>
               <w:top w:val="none" w:sz="0" w:space="0" w:color="000000"/>
               <w:left w:val="none" w:sz="0" w:space="0" w:color="000000"/>
               <w:right w:val="none" w:sz="0" w:space="0" w:color="000000"/>
@@ -15297,7 +16025,7 @@
         <w:tc>
           <w:tcPr>
             <w:tcBorders>
-              <w:bottom w:val="single" w:sz="12" w:space="0" w:color="666666"/>
+              <w:bottom w:val="none" w:sz="0" w:space="0" w:color="000000"/>
               <w:top w:val="none" w:sz="0" w:space="0" w:color="000000"/>
               <w:left w:val="none" w:sz="0" w:space="0" w:color="000000"/>
               <w:right w:val="none" w:sz="0" w:space="0" w:color="000000"/>
@@ -15341,7 +16069,735 @@
         <w:tc>
           <w:tcPr>
             <w:tcBorders>
-              <w:bottom w:val="single" w:sz="12" w:space="0" w:color="666666"/>
+              <w:bottom w:val="none" w:sz="0" w:space="0" w:color="000000"/>
+              <w:top w:val="none" w:sz="0" w:space="0" w:color="000000"/>
+              <w:left w:val="none" w:sz="0" w:space="0" w:color="000000"/>
+              <w:right w:val="none" w:sz="0" w:space="0" w:color="000000"/>
+            </w:tcBorders>
+            <w:shd w:val="clear" w:color="auto" w:fill="FFFFFF"/>
+            <w:tcMar>
+              <w:top w:w="0" w:type="dxa"/>
+              <w:bottom w:w="0" w:type="dxa"/>
+              <w:left w:w="0" w:type="dxa"/>
+              <w:right w:w="0" w:type="dxa"/>
+            </w:tcMar>
+            <w:vAlign w:val="center"/>
+          </w:tcPr>
+          <w:p>
+            <w:pPr>
+              <w:pStyle w:val="Normal"/>
+              <w:jc w:val="center"/>
+              <w:pBdr>
+                <w:bottom w:val="none" w:sz="0" w:space="0" w:color="000000"/>
+                <w:top w:val="none" w:sz="0" w:space="0" w:color="000000"/>
+                <w:left w:val="none" w:sz="0" w:space="0" w:color="000000"/>
+                <w:right w:val="none" w:sz="0" w:space="0" w:color="000000"/>
+              </w:pBdr>
+              <w:spacing w:after="100" w:before="100" w:line="240"/>
+              <w:ind w:left="100" w:right="100" w:firstLine="0" w:firstLineChars="0"/>
+            </w:pPr>
+            <w:r>
+              <w:rPr>
+                <w:rFonts w:ascii="Arial" w:hAnsi="Arial" w:eastAsia="Arial" w:cs="Arial"/>
+                <w:i w:val="false"/>
+                <w:b w:val="false"/>
+                <w:u w:val="none"/>
+                <w:sz w:val="22"/>
+                <w:szCs w:val="22"/>
+                <w:color w:val="000000"/>
+              </w:rPr>
+              <w:t xml:space="preserve">17</w:t>
+            </w:r>
+          </w:p>
+        </w:tc>
+      </w:tr>
+      <w:tr>
+        <w:trPr>
+          <w:trHeight w:val="617" w:hRule="auto"/>
+        </w:trPr>
+        body88
+        <w:tc>
+          <w:tcPr>
+            <w:tcBorders>
+              <w:bottom w:val="none" w:sz="0" w:space="0" w:color="000000"/>
+              <w:top w:val="none" w:sz="0" w:space="0" w:color="000000"/>
+              <w:left w:val="none" w:sz="0" w:space="0" w:color="000000"/>
+              <w:right w:val="none" w:sz="0" w:space="0" w:color="000000"/>
+            </w:tcBorders>
+            <w:shd w:val="clear" w:color="auto" w:fill="FFFFFF"/>
+            <w:tcMar>
+              <w:top w:w="0" w:type="dxa"/>
+              <w:bottom w:w="0" w:type="dxa"/>
+              <w:left w:w="0" w:type="dxa"/>
+              <w:right w:w="0" w:type="dxa"/>
+            </w:tcMar>
+            <w:vAlign w:val="center"/>
+          </w:tcPr>
+          <w:p>
+            <w:pPr>
+              <w:pStyle w:val="Normal"/>
+              <w:jc w:val="left"/>
+              <w:pBdr>
+                <w:bottom w:val="none" w:sz="0" w:space="0" w:color="000000"/>
+                <w:top w:val="none" w:sz="0" w:space="0" w:color="000000"/>
+                <w:left w:val="none" w:sz="0" w:space="0" w:color="000000"/>
+                <w:right w:val="none" w:sz="0" w:space="0" w:color="000000"/>
+              </w:pBdr>
+              <w:spacing w:after="100" w:before="100" w:line="240"/>
+              <w:ind w:left="100" w:right="100" w:firstLine="0" w:firstLineChars="0"/>
+            </w:pPr>
+            <w:r>
+              <w:rPr>
+                <w:rFonts w:ascii="Arial" w:hAnsi="Arial" w:eastAsia="Arial" w:cs="Arial"/>
+                <w:i w:val="false"/>
+                <w:b w:val="true"/>
+                <w:u w:val="none"/>
+                <w:sz w:val="22"/>
+                <w:szCs w:val="22"/>
+                <w:color w:val="000000"/>
+              </w:rPr>
+              <w:t xml:space="preserve">β2 microglobuline (mg/L)</w:t>
+            </w:r>
+          </w:p>
+        </w:tc>
+        <w:tc>
+          <w:tcPr>
+            <w:tcBorders>
+              <w:bottom w:val="none" w:sz="0" w:space="0" w:color="000000"/>
+              <w:top w:val="none" w:sz="0" w:space="0" w:color="000000"/>
+              <w:left w:val="none" w:sz="0" w:space="0" w:color="000000"/>
+              <w:right w:val="none" w:sz="0" w:space="0" w:color="000000"/>
+            </w:tcBorders>
+            <w:shd w:val="clear" w:color="auto" w:fill="FFFFFF"/>
+            <w:tcMar>
+              <w:top w:w="0" w:type="dxa"/>
+              <w:bottom w:w="0" w:type="dxa"/>
+              <w:left w:w="0" w:type="dxa"/>
+              <w:right w:w="0" w:type="dxa"/>
+            </w:tcMar>
+            <w:vAlign w:val="center"/>
+          </w:tcPr>
+          <w:p>
+            <w:pPr>
+              <w:pStyle w:val="Normal"/>
+              <w:jc w:val="center"/>
+              <w:pBdr>
+                <w:bottom w:val="none" w:sz="0" w:space="0" w:color="000000"/>
+                <w:top w:val="none" w:sz="0" w:space="0" w:color="000000"/>
+                <w:left w:val="none" w:sz="0" w:space="0" w:color="000000"/>
+                <w:right w:val="none" w:sz="0" w:space="0" w:color="000000"/>
+              </w:pBdr>
+              <w:spacing w:after="100" w:before="100" w:line="240"/>
+              <w:ind w:left="100" w:right="100" w:firstLine="0" w:firstLineChars="0"/>
+            </w:pPr>
+            <w:r>
+              <w:rPr>
+                <w:rFonts w:ascii="Arial" w:hAnsi="Arial" w:eastAsia="Arial" w:cs="Arial"/>
+                <w:i w:val="false"/>
+                <w:b w:val="false"/>
+                <w:u w:val="none"/>
+                <w:sz w:val="22"/>
+                <w:szCs w:val="22"/>
+                <w:color w:val="000000"/>
+              </w:rPr>
+              <w:t xml:space="preserve"/>
+            </w:r>
+          </w:p>
+        </w:tc>
+        <w:tc>
+          <w:tcPr>
+            <w:tcBorders>
+              <w:bottom w:val="none" w:sz="0" w:space="0" w:color="000000"/>
+              <w:top w:val="none" w:sz="0" w:space="0" w:color="000000"/>
+              <w:left w:val="none" w:sz="0" w:space="0" w:color="000000"/>
+              <w:right w:val="none" w:sz="0" w:space="0" w:color="000000"/>
+            </w:tcBorders>
+            <w:shd w:val="clear" w:color="auto" w:fill="FFFFFF"/>
+            <w:tcMar>
+              <w:top w:w="0" w:type="dxa"/>
+              <w:bottom w:w="0" w:type="dxa"/>
+              <w:left w:w="0" w:type="dxa"/>
+              <w:right w:w="0" w:type="dxa"/>
+            </w:tcMar>
+            <w:vAlign w:val="center"/>
+          </w:tcPr>
+          <w:p>
+            <w:pPr>
+              <w:pStyle w:val="Normal"/>
+              <w:jc w:val="center"/>
+              <w:pBdr>
+                <w:bottom w:val="none" w:sz="0" w:space="0" w:color="000000"/>
+                <w:top w:val="none" w:sz="0" w:space="0" w:color="000000"/>
+                <w:left w:val="none" w:sz="0" w:space="0" w:color="000000"/>
+                <w:right w:val="none" w:sz="0" w:space="0" w:color="000000"/>
+              </w:pBdr>
+              <w:spacing w:after="100" w:before="100" w:line="240"/>
+              <w:ind w:left="100" w:right="100" w:firstLine="0" w:firstLineChars="0"/>
+            </w:pPr>
+            <w:r>
+              <w:rPr>
+                <w:rFonts w:ascii="Arial" w:hAnsi="Arial" w:eastAsia="Arial" w:cs="Arial"/>
+                <w:i w:val="false"/>
+                <w:b w:val="false"/>
+                <w:u w:val="none"/>
+                <w:sz w:val="22"/>
+                <w:szCs w:val="22"/>
+                <w:color w:val="000000"/>
+              </w:rPr>
+              <w:t xml:space="preserve"/>
+            </w:r>
+          </w:p>
+        </w:tc>
+        <w:tc>
+          <w:tcPr>
+            <w:tcBorders>
+              <w:bottom w:val="none" w:sz="0" w:space="0" w:color="000000"/>
+              <w:top w:val="none" w:sz="0" w:space="0" w:color="000000"/>
+              <w:left w:val="none" w:sz="0" w:space="0" w:color="000000"/>
+              <w:right w:val="none" w:sz="0" w:space="0" w:color="000000"/>
+            </w:tcBorders>
+            <w:shd w:val="clear" w:color="auto" w:fill="FFFFFF"/>
+            <w:tcMar>
+              <w:top w:w="0" w:type="dxa"/>
+              <w:bottom w:w="0" w:type="dxa"/>
+              <w:left w:w="0" w:type="dxa"/>
+              <w:right w:w="0" w:type="dxa"/>
+            </w:tcMar>
+            <w:vAlign w:val="center"/>
+          </w:tcPr>
+          <w:p>
+            <w:pPr>
+              <w:pStyle w:val="Normal"/>
+              <w:jc w:val="center"/>
+              <w:pBdr>
+                <w:bottom w:val="none" w:sz="0" w:space="0" w:color="000000"/>
+                <w:top w:val="none" w:sz="0" w:space="0" w:color="000000"/>
+                <w:left w:val="none" w:sz="0" w:space="0" w:color="000000"/>
+                <w:right w:val="none" w:sz="0" w:space="0" w:color="000000"/>
+              </w:pBdr>
+              <w:spacing w:after="100" w:before="100" w:line="240"/>
+              <w:ind w:left="100" w:right="100" w:firstLine="0" w:firstLineChars="0"/>
+            </w:pPr>
+            <w:r>
+              <w:rPr>
+                <w:rFonts w:ascii="Arial" w:hAnsi="Arial" w:eastAsia="Arial" w:cs="Arial"/>
+                <w:i w:val="false"/>
+                <w:b w:val="false"/>
+                <w:u w:val="none"/>
+                <w:sz w:val="22"/>
+                <w:szCs w:val="22"/>
+                <w:color w:val="000000"/>
+              </w:rPr>
+              <w:t xml:space="preserve"/>
+            </w:r>
+          </w:p>
+        </w:tc>
+      </w:tr>
+      <w:tr>
+        <w:trPr>
+          <w:trHeight w:val="571" w:hRule="auto"/>
+        </w:trPr>
+        body89
+        <w:tc>
+          <w:tcPr>
+            <w:tcBorders>
+              <w:bottom w:val="none" w:sz="0" w:space="0" w:color="000000"/>
+              <w:top w:val="none" w:sz="0" w:space="0" w:color="000000"/>
+              <w:left w:val="none" w:sz="0" w:space="0" w:color="000000"/>
+              <w:right w:val="none" w:sz="0" w:space="0" w:color="000000"/>
+            </w:tcBorders>
+            <w:shd w:val="clear" w:color="auto" w:fill="FFFFFF"/>
+            <w:tcMar>
+              <w:top w:w="0" w:type="dxa"/>
+              <w:bottom w:w="0" w:type="dxa"/>
+              <w:left w:w="0" w:type="dxa"/>
+              <w:right w:w="0" w:type="dxa"/>
+            </w:tcMar>
+            <w:vAlign w:val="center"/>
+          </w:tcPr>
+          <w:p>
+            <w:pPr>
+              <w:pStyle w:val="Normal"/>
+              <w:jc w:val="left"/>
+              <w:pBdr>
+                <w:bottom w:val="none" w:sz="0" w:space="0" w:color="000000"/>
+                <w:top w:val="none" w:sz="0" w:space="0" w:color="000000"/>
+                <w:left w:val="none" w:sz="0" w:space="0" w:color="000000"/>
+                <w:right w:val="none" w:sz="0" w:space="0" w:color="000000"/>
+              </w:pBdr>
+              <w:spacing w:after="100" w:before="100" w:line="240"/>
+              <w:ind w:left="100" w:right="100" w:firstLine="0" w:firstLineChars="0"/>
+            </w:pPr>
+            <w:r>
+              <w:rPr>
+                <w:rFonts w:ascii="Arial" w:hAnsi="Arial" w:eastAsia="Arial" w:cs="Arial"/>
+                <w:i w:val="false"/>
+                <w:b w:val="false"/>
+                <w:u w:val="none"/>
+                <w:sz w:val="22"/>
+                <w:szCs w:val="22"/>
+                <w:color w:val="000000"/>
+              </w:rPr>
+              <w:t xml:space="preserve">  N</w:t>
+            </w:r>
+          </w:p>
+        </w:tc>
+        <w:tc>
+          <w:tcPr>
+            <w:tcBorders>
+              <w:bottom w:val="none" w:sz="0" w:space="0" w:color="000000"/>
+              <w:top w:val="none" w:sz="0" w:space="0" w:color="000000"/>
+              <w:left w:val="none" w:sz="0" w:space="0" w:color="000000"/>
+              <w:right w:val="none" w:sz="0" w:space="0" w:color="000000"/>
+            </w:tcBorders>
+            <w:shd w:val="clear" w:color="auto" w:fill="FFFFFF"/>
+            <w:tcMar>
+              <w:top w:w="0" w:type="dxa"/>
+              <w:bottom w:w="0" w:type="dxa"/>
+              <w:left w:w="0" w:type="dxa"/>
+              <w:right w:w="0" w:type="dxa"/>
+            </w:tcMar>
+            <w:vAlign w:val="center"/>
+          </w:tcPr>
+          <w:p>
+            <w:pPr>
+              <w:pStyle w:val="Normal"/>
+              <w:jc w:val="center"/>
+              <w:pBdr>
+                <w:bottom w:val="none" w:sz="0" w:space="0" w:color="000000"/>
+                <w:top w:val="none" w:sz="0" w:space="0" w:color="000000"/>
+                <w:left w:val="none" w:sz="0" w:space="0" w:color="000000"/>
+                <w:right w:val="none" w:sz="0" w:space="0" w:color="000000"/>
+              </w:pBdr>
+              <w:spacing w:after="100" w:before="100" w:line="240"/>
+              <w:ind w:left="100" w:right="100" w:firstLine="0" w:firstLineChars="0"/>
+            </w:pPr>
+            <w:r>
+              <w:rPr>
+                <w:rFonts w:ascii="Arial" w:hAnsi="Arial" w:eastAsia="Arial" w:cs="Arial"/>
+                <w:i w:val="false"/>
+                <w:b w:val="false"/>
+                <w:u w:val="none"/>
+                <w:sz w:val="22"/>
+                <w:szCs w:val="22"/>
+                <w:color w:val="000000"/>
+              </w:rPr>
+              <w:t xml:space="preserve">15</w:t>
+            </w:r>
+          </w:p>
+        </w:tc>
+        <w:tc>
+          <w:tcPr>
+            <w:tcBorders>
+              <w:bottom w:val="none" w:sz="0" w:space="0" w:color="000000"/>
+              <w:top w:val="none" w:sz="0" w:space="0" w:color="000000"/>
+              <w:left w:val="none" w:sz="0" w:space="0" w:color="000000"/>
+              <w:right w:val="none" w:sz="0" w:space="0" w:color="000000"/>
+            </w:tcBorders>
+            <w:shd w:val="clear" w:color="auto" w:fill="FFFFFF"/>
+            <w:tcMar>
+              <w:top w:w="0" w:type="dxa"/>
+              <w:bottom w:w="0" w:type="dxa"/>
+              <w:left w:w="0" w:type="dxa"/>
+              <w:right w:w="0" w:type="dxa"/>
+            </w:tcMar>
+            <w:vAlign w:val="center"/>
+          </w:tcPr>
+          <w:p>
+            <w:pPr>
+              <w:pStyle w:val="Normal"/>
+              <w:jc w:val="center"/>
+              <w:pBdr>
+                <w:bottom w:val="none" w:sz="0" w:space="0" w:color="000000"/>
+                <w:top w:val="none" w:sz="0" w:space="0" w:color="000000"/>
+                <w:left w:val="none" w:sz="0" w:space="0" w:color="000000"/>
+                <w:right w:val="none" w:sz="0" w:space="0" w:color="000000"/>
+              </w:pBdr>
+              <w:spacing w:after="100" w:before="100" w:line="240"/>
+              <w:ind w:left="100" w:right="100" w:firstLine="0" w:firstLineChars="0"/>
+            </w:pPr>
+            <w:r>
+              <w:rPr>
+                <w:rFonts w:ascii="Arial" w:hAnsi="Arial" w:eastAsia="Arial" w:cs="Arial"/>
+                <w:i w:val="false"/>
+                <w:b w:val="false"/>
+                <w:u w:val="none"/>
+                <w:sz w:val="22"/>
+                <w:szCs w:val="22"/>
+                <w:color w:val="000000"/>
+              </w:rPr>
+              <w:t xml:space="preserve">7</w:t>
+            </w:r>
+          </w:p>
+        </w:tc>
+        <w:tc>
+          <w:tcPr>
+            <w:tcBorders>
+              <w:bottom w:val="none" w:sz="0" w:space="0" w:color="000000"/>
+              <w:top w:val="none" w:sz="0" w:space="0" w:color="000000"/>
+              <w:left w:val="none" w:sz="0" w:space="0" w:color="000000"/>
+              <w:right w:val="none" w:sz="0" w:space="0" w:color="000000"/>
+            </w:tcBorders>
+            <w:shd w:val="clear" w:color="auto" w:fill="FFFFFF"/>
+            <w:tcMar>
+              <w:top w:w="0" w:type="dxa"/>
+              <w:bottom w:w="0" w:type="dxa"/>
+              <w:left w:w="0" w:type="dxa"/>
+              <w:right w:w="0" w:type="dxa"/>
+            </w:tcMar>
+            <w:vAlign w:val="center"/>
+          </w:tcPr>
+          <w:p>
+            <w:pPr>
+              <w:pStyle w:val="Normal"/>
+              <w:jc w:val="center"/>
+              <w:pBdr>
+                <w:bottom w:val="none" w:sz="0" w:space="0" w:color="000000"/>
+                <w:top w:val="none" w:sz="0" w:space="0" w:color="000000"/>
+                <w:left w:val="none" w:sz="0" w:space="0" w:color="000000"/>
+                <w:right w:val="none" w:sz="0" w:space="0" w:color="000000"/>
+              </w:pBdr>
+              <w:spacing w:after="100" w:before="100" w:line="240"/>
+              <w:ind w:left="100" w:right="100" w:firstLine="0" w:firstLineChars="0"/>
+            </w:pPr>
+            <w:r>
+              <w:rPr>
+                <w:rFonts w:ascii="Arial" w:hAnsi="Arial" w:eastAsia="Arial" w:cs="Arial"/>
+                <w:i w:val="false"/>
+                <w:b w:val="false"/>
+                <w:u w:val="none"/>
+                <w:sz w:val="22"/>
+                <w:szCs w:val="22"/>
+                <w:color w:val="000000"/>
+              </w:rPr>
+              <w:t xml:space="preserve">22</w:t>
+            </w:r>
+          </w:p>
+        </w:tc>
+      </w:tr>
+      <w:tr>
+        <w:trPr>
+          <w:trHeight w:val="615" w:hRule="auto"/>
+        </w:trPr>
+        body90
+        <w:tc>
+          <w:tcPr>
+            <w:tcBorders>
+              <w:bottom w:val="none" w:sz="0" w:space="0" w:color="000000"/>
+              <w:top w:val="none" w:sz="0" w:space="0" w:color="000000"/>
+              <w:left w:val="none" w:sz="0" w:space="0" w:color="000000"/>
+              <w:right w:val="none" w:sz="0" w:space="0" w:color="000000"/>
+            </w:tcBorders>
+            <w:shd w:val="clear" w:color="auto" w:fill="FFFFFF"/>
+            <w:tcMar>
+              <w:top w:w="0" w:type="dxa"/>
+              <w:bottom w:w="0" w:type="dxa"/>
+              <w:left w:w="0" w:type="dxa"/>
+              <w:right w:w="0" w:type="dxa"/>
+            </w:tcMar>
+            <w:vAlign w:val="center"/>
+          </w:tcPr>
+          <w:p>
+            <w:pPr>
+              <w:pStyle w:val="Normal"/>
+              <w:jc w:val="left"/>
+              <w:pBdr>
+                <w:bottom w:val="none" w:sz="0" w:space="0" w:color="000000"/>
+                <w:top w:val="none" w:sz="0" w:space="0" w:color="000000"/>
+                <w:left w:val="none" w:sz="0" w:space="0" w:color="000000"/>
+                <w:right w:val="none" w:sz="0" w:space="0" w:color="000000"/>
+              </w:pBdr>
+              <w:spacing w:after="100" w:before="100" w:line="240"/>
+              <w:ind w:left="100" w:right="100" w:firstLine="0" w:firstLineChars="0"/>
+            </w:pPr>
+            <w:r>
+              <w:rPr>
+                <w:rFonts w:ascii="Arial" w:hAnsi="Arial" w:eastAsia="Arial" w:cs="Arial"/>
+                <w:i w:val="false"/>
+                <w:b w:val="false"/>
+                <w:u w:val="none"/>
+                <w:sz w:val="22"/>
+                <w:szCs w:val="22"/>
+                <w:color w:val="000000"/>
+              </w:rPr>
+              <w:t xml:space="preserve">  Median [Q1, Q3]</w:t>
+            </w:r>
+          </w:p>
+        </w:tc>
+        <w:tc>
+          <w:tcPr>
+            <w:tcBorders>
+              <w:bottom w:val="none" w:sz="0" w:space="0" w:color="000000"/>
+              <w:top w:val="none" w:sz="0" w:space="0" w:color="000000"/>
+              <w:left w:val="none" w:sz="0" w:space="0" w:color="000000"/>
+              <w:right w:val="none" w:sz="0" w:space="0" w:color="000000"/>
+            </w:tcBorders>
+            <w:shd w:val="clear" w:color="auto" w:fill="FFFFFF"/>
+            <w:tcMar>
+              <w:top w:w="0" w:type="dxa"/>
+              <w:bottom w:w="0" w:type="dxa"/>
+              <w:left w:w="0" w:type="dxa"/>
+              <w:right w:w="0" w:type="dxa"/>
+            </w:tcMar>
+            <w:vAlign w:val="center"/>
+          </w:tcPr>
+          <w:p>
+            <w:pPr>
+              <w:pStyle w:val="Normal"/>
+              <w:jc w:val="center"/>
+              <w:pBdr>
+                <w:bottom w:val="none" w:sz="0" w:space="0" w:color="000000"/>
+                <w:top w:val="none" w:sz="0" w:space="0" w:color="000000"/>
+                <w:left w:val="none" w:sz="0" w:space="0" w:color="000000"/>
+                <w:right w:val="none" w:sz="0" w:space="0" w:color="000000"/>
+              </w:pBdr>
+              <w:spacing w:after="100" w:before="100" w:line="240"/>
+              <w:ind w:left="100" w:right="100" w:firstLine="0" w:firstLineChars="0"/>
+            </w:pPr>
+            <w:r>
+              <w:rPr>
+                <w:rFonts w:ascii="Arial" w:hAnsi="Arial" w:eastAsia="Arial" w:cs="Arial"/>
+                <w:i w:val="false"/>
+                <w:b w:val="false"/>
+                <w:u w:val="none"/>
+                <w:sz w:val="22"/>
+                <w:szCs w:val="22"/>
+                <w:color w:val="000000"/>
+              </w:rPr>
+              <w:t xml:space="preserve">2.14 [1.80, 2.47]</w:t>
+            </w:r>
+          </w:p>
+        </w:tc>
+        <w:tc>
+          <w:tcPr>
+            <w:tcBorders>
+              <w:bottom w:val="none" w:sz="0" w:space="0" w:color="000000"/>
+              <w:top w:val="none" w:sz="0" w:space="0" w:color="000000"/>
+              <w:left w:val="none" w:sz="0" w:space="0" w:color="000000"/>
+              <w:right w:val="none" w:sz="0" w:space="0" w:color="000000"/>
+            </w:tcBorders>
+            <w:shd w:val="clear" w:color="auto" w:fill="FFFFFF"/>
+            <w:tcMar>
+              <w:top w:w="0" w:type="dxa"/>
+              <w:bottom w:w="0" w:type="dxa"/>
+              <w:left w:w="0" w:type="dxa"/>
+              <w:right w:w="0" w:type="dxa"/>
+            </w:tcMar>
+            <w:vAlign w:val="center"/>
+          </w:tcPr>
+          <w:p>
+            <w:pPr>
+              <w:pStyle w:val="Normal"/>
+              <w:jc w:val="center"/>
+              <w:pBdr>
+                <w:bottom w:val="none" w:sz="0" w:space="0" w:color="000000"/>
+                <w:top w:val="none" w:sz="0" w:space="0" w:color="000000"/>
+                <w:left w:val="none" w:sz="0" w:space="0" w:color="000000"/>
+                <w:right w:val="none" w:sz="0" w:space="0" w:color="000000"/>
+              </w:pBdr>
+              <w:spacing w:after="100" w:before="100" w:line="240"/>
+              <w:ind w:left="100" w:right="100" w:firstLine="0" w:firstLineChars="0"/>
+            </w:pPr>
+            <w:r>
+              <w:rPr>
+                <w:rFonts w:ascii="Arial" w:hAnsi="Arial" w:eastAsia="Arial" w:cs="Arial"/>
+                <w:i w:val="false"/>
+                <w:b w:val="false"/>
+                <w:u w:val="none"/>
+                <w:sz w:val="22"/>
+                <w:szCs w:val="22"/>
+                <w:color w:val="000000"/>
+              </w:rPr>
+              <w:t xml:space="preserve">2.00 [1.65, 2.54]</w:t>
+            </w:r>
+          </w:p>
+        </w:tc>
+        <w:tc>
+          <w:tcPr>
+            <w:tcBorders>
+              <w:bottom w:val="none" w:sz="0" w:space="0" w:color="000000"/>
+              <w:top w:val="none" w:sz="0" w:space="0" w:color="000000"/>
+              <w:left w:val="none" w:sz="0" w:space="0" w:color="000000"/>
+              <w:right w:val="none" w:sz="0" w:space="0" w:color="000000"/>
+            </w:tcBorders>
+            <w:shd w:val="clear" w:color="auto" w:fill="FFFFFF"/>
+            <w:tcMar>
+              <w:top w:w="0" w:type="dxa"/>
+              <w:bottom w:w="0" w:type="dxa"/>
+              <w:left w:w="0" w:type="dxa"/>
+              <w:right w:w="0" w:type="dxa"/>
+            </w:tcMar>
+            <w:vAlign w:val="center"/>
+          </w:tcPr>
+          <w:p>
+            <w:pPr>
+              <w:pStyle w:val="Normal"/>
+              <w:jc w:val="center"/>
+              <w:pBdr>
+                <w:bottom w:val="none" w:sz="0" w:space="0" w:color="000000"/>
+                <w:top w:val="none" w:sz="0" w:space="0" w:color="000000"/>
+                <w:left w:val="none" w:sz="0" w:space="0" w:color="000000"/>
+                <w:right w:val="none" w:sz="0" w:space="0" w:color="000000"/>
+              </w:pBdr>
+              <w:spacing w:after="100" w:before="100" w:line="240"/>
+              <w:ind w:left="100" w:right="100" w:firstLine="0" w:firstLineChars="0"/>
+            </w:pPr>
+            <w:r>
+              <w:rPr>
+                <w:rFonts w:ascii="Arial" w:hAnsi="Arial" w:eastAsia="Arial" w:cs="Arial"/>
+                <w:i w:val="false"/>
+                <w:b w:val="false"/>
+                <w:u w:val="none"/>
+                <w:sz w:val="22"/>
+                <w:szCs w:val="22"/>
+                <w:color w:val="000000"/>
+              </w:rPr>
+              <w:t xml:space="preserve">2.08 [1.73, 2.52]</w:t>
+            </w:r>
+          </w:p>
+        </w:tc>
+      </w:tr>
+      <w:tr>
+        <w:trPr>
+          <w:trHeight w:val="574" w:hRule="auto"/>
+        </w:trPr>
+        body91
+        <w:tc>
+          <w:tcPr>
+            <w:tcBorders>
+              <w:bottom w:val="none" w:sz="0" w:space="0" w:color="000000"/>
+              <w:top w:val="none" w:sz="0" w:space="0" w:color="000000"/>
+              <w:left w:val="none" w:sz="0" w:space="0" w:color="000000"/>
+              <w:right w:val="none" w:sz="0" w:space="0" w:color="000000"/>
+            </w:tcBorders>
+            <w:shd w:val="clear" w:color="auto" w:fill="FFFFFF"/>
+            <w:tcMar>
+              <w:top w:w="0" w:type="dxa"/>
+              <w:bottom w:w="0" w:type="dxa"/>
+              <w:left w:w="0" w:type="dxa"/>
+              <w:right w:w="0" w:type="dxa"/>
+            </w:tcMar>
+            <w:vAlign w:val="center"/>
+          </w:tcPr>
+          <w:p>
+            <w:pPr>
+              <w:pStyle w:val="Normal"/>
+              <w:jc w:val="left"/>
+              <w:pBdr>
+                <w:bottom w:val="none" w:sz="0" w:space="0" w:color="000000"/>
+                <w:top w:val="none" w:sz="0" w:space="0" w:color="000000"/>
+                <w:left w:val="none" w:sz="0" w:space="0" w:color="000000"/>
+                <w:right w:val="none" w:sz="0" w:space="0" w:color="000000"/>
+              </w:pBdr>
+              <w:spacing w:after="100" w:before="100" w:line="240"/>
+              <w:ind w:left="100" w:right="100" w:firstLine="0" w:firstLineChars="0"/>
+            </w:pPr>
+            <w:r>
+              <w:rPr>
+                <w:rFonts w:ascii="Arial" w:hAnsi="Arial" w:eastAsia="Arial" w:cs="Arial"/>
+                <w:i w:val="false"/>
+                <w:b w:val="false"/>
+                <w:u w:val="none"/>
+                <w:sz w:val="22"/>
+                <w:szCs w:val="22"/>
+                <w:color w:val="000000"/>
+              </w:rPr>
+              <w:t xml:space="preserve">  NMISS</w:t>
+            </w:r>
+          </w:p>
+        </w:tc>
+        <w:tc>
+          <w:tcPr>
+            <w:tcBorders>
+              <w:bottom w:val="none" w:sz="0" w:space="0" w:color="000000"/>
+              <w:top w:val="none" w:sz="0" w:space="0" w:color="000000"/>
+              <w:left w:val="none" w:sz="0" w:space="0" w:color="000000"/>
+              <w:right w:val="none" w:sz="0" w:space="0" w:color="000000"/>
+            </w:tcBorders>
+            <w:shd w:val="clear" w:color="auto" w:fill="FFFFFF"/>
+            <w:tcMar>
+              <w:top w:w="0" w:type="dxa"/>
+              <w:bottom w:w="0" w:type="dxa"/>
+              <w:left w:w="0" w:type="dxa"/>
+              <w:right w:w="0" w:type="dxa"/>
+            </w:tcMar>
+            <w:vAlign w:val="center"/>
+          </w:tcPr>
+          <w:p>
+            <w:pPr>
+              <w:pStyle w:val="Normal"/>
+              <w:jc w:val="center"/>
+              <w:pBdr>
+                <w:bottom w:val="none" w:sz="0" w:space="0" w:color="000000"/>
+                <w:top w:val="none" w:sz="0" w:space="0" w:color="000000"/>
+                <w:left w:val="none" w:sz="0" w:space="0" w:color="000000"/>
+                <w:right w:val="none" w:sz="0" w:space="0" w:color="000000"/>
+              </w:pBdr>
+              <w:spacing w:after="100" w:before="100" w:line="240"/>
+              <w:ind w:left="100" w:right="100" w:firstLine="0" w:firstLineChars="0"/>
+            </w:pPr>
+            <w:r>
+              <w:rPr>
+                <w:rFonts w:ascii="Arial" w:hAnsi="Arial" w:eastAsia="Arial" w:cs="Arial"/>
+                <w:i w:val="false"/>
+                <w:b w:val="false"/>
+                <w:u w:val="none"/>
+                <w:sz w:val="22"/>
+                <w:szCs w:val="22"/>
+                <w:color w:val="000000"/>
+              </w:rPr>
+              <w:t xml:space="preserve">12</w:t>
+            </w:r>
+          </w:p>
+        </w:tc>
+        <w:tc>
+          <w:tcPr>
+            <w:tcBorders>
+              <w:bottom w:val="none" w:sz="0" w:space="0" w:color="000000"/>
+              <w:top w:val="none" w:sz="0" w:space="0" w:color="000000"/>
+              <w:left w:val="none" w:sz="0" w:space="0" w:color="000000"/>
+              <w:right w:val="none" w:sz="0" w:space="0" w:color="000000"/>
+            </w:tcBorders>
+            <w:shd w:val="clear" w:color="auto" w:fill="FFFFFF"/>
+            <w:tcMar>
+              <w:top w:w="0" w:type="dxa"/>
+              <w:bottom w:w="0" w:type="dxa"/>
+              <w:left w:w="0" w:type="dxa"/>
+              <w:right w:w="0" w:type="dxa"/>
+            </w:tcMar>
+            <w:vAlign w:val="center"/>
+          </w:tcPr>
+          <w:p>
+            <w:pPr>
+              <w:pStyle w:val="Normal"/>
+              <w:jc w:val="center"/>
+              <w:pBdr>
+                <w:bottom w:val="none" w:sz="0" w:space="0" w:color="000000"/>
+                <w:top w:val="none" w:sz="0" w:space="0" w:color="000000"/>
+                <w:left w:val="none" w:sz="0" w:space="0" w:color="000000"/>
+                <w:right w:val="none" w:sz="0" w:space="0" w:color="000000"/>
+              </w:pBdr>
+              <w:spacing w:after="100" w:before="100" w:line="240"/>
+              <w:ind w:left="100" w:right="100" w:firstLine="0" w:firstLineChars="0"/>
+            </w:pPr>
+            <w:r>
+              <w:rPr>
+                <w:rFonts w:ascii="Arial" w:hAnsi="Arial" w:eastAsia="Arial" w:cs="Arial"/>
+                <w:i w:val="false"/>
+                <w:b w:val="false"/>
+                <w:u w:val="none"/>
+                <w:sz w:val="22"/>
+                <w:szCs w:val="22"/>
+                <w:color w:val="000000"/>
+              </w:rPr>
+              <w:t xml:space="preserve">5</w:t>
+            </w:r>
+          </w:p>
+        </w:tc>
+        <w:tc>
+          <w:tcPr>
+            <w:tcBorders>
+              <w:bottom w:val="none" w:sz="0" w:space="0" w:color="000000"/>
               <w:top w:val="none" w:sz="0" w:space="0" w:color="000000"/>
               <w:left w:val="none" w:sz="0" w:space="0" w:color="000000"/>
               <w:right w:val="none" w:sz="0" w:space="0" w:color="000000"/>
